--- a/templates/docxRPD/scientific_third.docx
+++ b/templates/docxRPD/scientific_third.docx
@@ -14,8 +14,6 @@
           <w:lang w:eastAsia="ru-RU"/>
         </w:rPr>
       </w:pPr>
-      <w:bookmarkStart w:id="0" w:name="_GoBack"/>
-      <w:bookmarkEnd w:id="0"/>
       <w:r>
         <w:rPr>
           <w:rFonts w:eastAsia="Times New Roman"/>
@@ -410,27 +408,7 @@
                 <w:szCs w:val="24"/>
                 <w:lang w:val="en-US" w:eastAsia="ru-RU"/>
               </w:rPr>
-              <w:t xml:space="preserve">{{ </w:t>
-            </w:r>
-            <w:proofErr w:type="spellStart"/>
-            <w:r>
-              <w:rPr>
-                <w:rFonts w:eastAsia="Times New Roman" w:cs="Arial"/>
-                <w:color w:val="000000"/>
-                <w:szCs w:val="24"/>
-                <w:lang w:val="en-US" w:eastAsia="ru-RU"/>
-              </w:rPr>
-              <w:t>ckaf</w:t>
-            </w:r>
-            <w:proofErr w:type="spellEnd"/>
-            <w:r>
-              <w:rPr>
-                <w:rFonts w:eastAsia="Times New Roman" w:cs="Arial"/>
-                <w:color w:val="000000"/>
-                <w:szCs w:val="24"/>
-                <w:lang w:val="en-US" w:eastAsia="ru-RU"/>
-              </w:rPr>
-              <w:t xml:space="preserve"> }}</w:t>
+              <w:t>{{ ckaf }}</w:t>
             </w:r>
           </w:p>
         </w:tc>
@@ -500,27 +478,7 @@
                 <w:szCs w:val="24"/>
                 <w:lang w:val="en-US" w:eastAsia="ru-RU"/>
               </w:rPr>
-              <w:t xml:space="preserve">{{ </w:t>
-            </w:r>
-            <w:proofErr w:type="spellStart"/>
-            <w:r>
-              <w:rPr>
-                <w:rFonts w:eastAsia="Times New Roman" w:cs="Arial"/>
-                <w:color w:val="000000"/>
-                <w:szCs w:val="24"/>
-                <w:lang w:val="en-US" w:eastAsia="ru-RU"/>
-              </w:rPr>
-              <w:t>cfac</w:t>
-            </w:r>
-            <w:proofErr w:type="spellEnd"/>
-            <w:r>
-              <w:rPr>
-                <w:rFonts w:eastAsia="Times New Roman" w:cs="Arial"/>
-                <w:color w:val="000000"/>
-                <w:szCs w:val="24"/>
-                <w:lang w:val="en-US" w:eastAsia="ru-RU"/>
-              </w:rPr>
-              <w:t xml:space="preserve"> }}</w:t>
+              <w:t>{{ cfac }}</w:t>
             </w:r>
           </w:p>
         </w:tc>
@@ -675,21 +633,27 @@
                 <w:szCs w:val="24"/>
                 <w:lang w:val="en-US" w:eastAsia="ru-RU"/>
               </w:rPr>
-              <w:t xml:space="preserve">{{ </w:t>
-            </w:r>
-            <w:proofErr w:type="spellStart"/>
-            <w:r>
+              <w:t>{{ cfob }}</w:t>
+            </w:r>
+          </w:p>
+        </w:tc>
+        <w:tc>
+          <w:tcPr>
+            <w:tcW w:w="3368" w:type="dxa"/>
+            <w:hideMark/>
+          </w:tcPr>
+          <w:p>
+            <w:pPr>
+              <w:spacing w:line="256" w:lineRule="auto"/>
               <w:rPr>
                 <w:rFonts w:eastAsia="Times New Roman" w:cs="Arial"/>
                 <w:i/>
                 <w:iCs/>
                 <w:color w:val="000000"/>
                 <w:szCs w:val="24"/>
-                <w:lang w:val="en-US" w:eastAsia="ru-RU"/>
-              </w:rPr>
-              <w:t>cfob</w:t>
-            </w:r>
-            <w:proofErr w:type="spellEnd"/>
+                <w:lang w:eastAsia="ru-RU"/>
+              </w:rPr>
+            </w:pPr>
             <w:r>
               <w:rPr>
                 <w:rFonts w:eastAsia="Times New Roman" w:cs="Arial"/>
@@ -697,15 +661,21 @@
                 <w:iCs/>
                 <w:color w:val="000000"/>
                 <w:szCs w:val="24"/>
-                <w:lang w:val="en-US" w:eastAsia="ru-RU"/>
-              </w:rPr>
-              <w:t xml:space="preserve"> }}</w:t>
-            </w:r>
-          </w:p>
-        </w:tc>
-        <w:tc>
-          <w:tcPr>
-            <w:tcW w:w="3368" w:type="dxa"/>
+                <w:lang w:eastAsia="ru-RU"/>
+              </w:rPr>
+              <w:t>Год начала освоения</w:t>
+            </w:r>
+          </w:p>
+        </w:tc>
+        <w:tc>
+          <w:tcPr>
+            <w:tcW w:w="2552" w:type="dxa"/>
+            <w:tcBorders>
+              <w:top w:val="nil"/>
+              <w:left w:val="nil"/>
+              <w:bottom w:val="single" w:sz="4" w:space="0" w:color="auto"/>
+              <w:right w:val="nil"/>
+            </w:tcBorders>
             <w:hideMark/>
           </w:tcPr>
           <w:p>
@@ -717,7 +687,7 @@
                 <w:iCs/>
                 <w:color w:val="000000"/>
                 <w:szCs w:val="24"/>
-                <w:lang w:eastAsia="ru-RU"/>
+                <w:lang w:val="en-US" w:eastAsia="ru-RU"/>
               </w:rPr>
             </w:pPr>
             <w:r>
@@ -727,69 +697,9 @@
                 <w:iCs/>
                 <w:color w:val="000000"/>
                 <w:szCs w:val="24"/>
-                <w:lang w:eastAsia="ru-RU"/>
-              </w:rPr>
-              <w:t>Год начала освоения</w:t>
-            </w:r>
-          </w:p>
-        </w:tc>
-        <w:tc>
-          <w:tcPr>
-            <w:tcW w:w="2552" w:type="dxa"/>
-            <w:tcBorders>
-              <w:top w:val="nil"/>
-              <w:left w:val="nil"/>
-              <w:bottom w:val="single" w:sz="4" w:space="0" w:color="auto"/>
-              <w:right w:val="nil"/>
-            </w:tcBorders>
-            <w:hideMark/>
-          </w:tcPr>
-          <w:p>
-            <w:pPr>
-              <w:spacing w:line="256" w:lineRule="auto"/>
-              <w:rPr>
-                <w:rFonts w:eastAsia="Times New Roman" w:cs="Arial"/>
-                <w:i/>
-                <w:iCs/>
-                <w:color w:val="000000"/>
-                <w:szCs w:val="24"/>
                 <w:lang w:val="en-US" w:eastAsia="ru-RU"/>
               </w:rPr>
-            </w:pPr>
-            <w:r>
-              <w:rPr>
-                <w:rFonts w:eastAsia="Times New Roman" w:cs="Arial"/>
-                <w:i/>
-                <w:iCs/>
-                <w:color w:val="000000"/>
-                <w:szCs w:val="24"/>
-                <w:lang w:val="en-US" w:eastAsia="ru-RU"/>
-              </w:rPr>
-              <w:t xml:space="preserve">{{ </w:t>
-            </w:r>
-            <w:proofErr w:type="spellStart"/>
-            <w:r>
-              <w:rPr>
-                <w:rFonts w:eastAsia="Times New Roman" w:cs="Arial"/>
-                <w:i/>
-                <w:iCs/>
-                <w:color w:val="000000"/>
-                <w:szCs w:val="24"/>
-                <w:lang w:val="en-US" w:eastAsia="ru-RU"/>
-              </w:rPr>
-              <w:t>startyear</w:t>
-            </w:r>
-            <w:proofErr w:type="spellEnd"/>
-            <w:r>
-              <w:rPr>
-                <w:rFonts w:eastAsia="Times New Roman" w:cs="Arial"/>
-                <w:i/>
-                <w:iCs/>
-                <w:color w:val="000000"/>
-                <w:szCs w:val="24"/>
-                <w:lang w:val="en-US" w:eastAsia="ru-RU"/>
-              </w:rPr>
-              <w:t xml:space="preserve"> }}</w:t>
+              <w:t>{{ startyear }}</w:t>
             </w:r>
           </w:p>
         </w:tc>
@@ -874,21 +784,27 @@
                 <w:szCs w:val="24"/>
                 <w:lang w:val="en-US" w:eastAsia="ru-RU"/>
               </w:rPr>
-              <w:t xml:space="preserve">{{ </w:t>
-            </w:r>
-            <w:proofErr w:type="spellStart"/>
-            <w:r>
+              <w:t>{{ rng }}</w:t>
+            </w:r>
+          </w:p>
+        </w:tc>
+        <w:tc>
+          <w:tcPr>
+            <w:tcW w:w="3368" w:type="dxa"/>
+            <w:hideMark/>
+          </w:tcPr>
+          <w:p>
+            <w:pPr>
+              <w:spacing w:line="256" w:lineRule="auto"/>
               <w:rPr>
                 <w:rFonts w:eastAsia="Times New Roman" w:cs="Arial"/>
                 <w:i/>
                 <w:iCs/>
                 <w:color w:val="000000"/>
                 <w:szCs w:val="24"/>
-                <w:lang w:val="en-US" w:eastAsia="ru-RU"/>
-              </w:rPr>
-              <w:t>rng</w:t>
-            </w:r>
-            <w:proofErr w:type="spellEnd"/>
+                <w:lang w:eastAsia="ru-RU"/>
+              </w:rPr>
+            </w:pPr>
             <w:r>
               <w:rPr>
                 <w:rFonts w:eastAsia="Times New Roman" w:cs="Arial"/>
@@ -896,36 +812,6 @@
                 <w:iCs/>
                 <w:color w:val="000000"/>
                 <w:szCs w:val="24"/>
-                <w:lang w:val="en-US" w:eastAsia="ru-RU"/>
-              </w:rPr>
-              <w:t xml:space="preserve"> }}</w:t>
-            </w:r>
-          </w:p>
-        </w:tc>
-        <w:tc>
-          <w:tcPr>
-            <w:tcW w:w="3368" w:type="dxa"/>
-            <w:hideMark/>
-          </w:tcPr>
-          <w:p>
-            <w:pPr>
-              <w:spacing w:line="256" w:lineRule="auto"/>
-              <w:rPr>
-                <w:rFonts w:eastAsia="Times New Roman" w:cs="Arial"/>
-                <w:i/>
-                <w:iCs/>
-                <w:color w:val="000000"/>
-                <w:szCs w:val="24"/>
-                <w:lang w:eastAsia="ru-RU"/>
-              </w:rPr>
-            </w:pPr>
-            <w:r>
-              <w:rPr>
-                <w:rFonts w:eastAsia="Times New Roman" w:cs="Arial"/>
-                <w:i/>
-                <w:iCs/>
-                <w:color w:val="000000"/>
-                <w:szCs w:val="24"/>
                 <w:lang w:eastAsia="ru-RU"/>
               </w:rPr>
               <w:t>Федеральные государственные требования</w:t>
@@ -970,27 +856,7 @@
                 <w:szCs w:val="24"/>
                 <w:lang w:val="en-US" w:eastAsia="ru-RU"/>
               </w:rPr>
-              <w:t xml:space="preserve">{{ </w:t>
-            </w:r>
-            <w:proofErr w:type="spellStart"/>
-            <w:r>
-              <w:rPr>
-                <w:rFonts w:eastAsia="Times New Roman" w:cs="Arial"/>
-                <w:color w:val="000000"/>
-                <w:szCs w:val="24"/>
-                <w:lang w:val="en-US" w:eastAsia="ru-RU"/>
-              </w:rPr>
-              <w:t>fgt</w:t>
-            </w:r>
-            <w:proofErr w:type="spellEnd"/>
-            <w:r>
-              <w:rPr>
-                <w:rFonts w:eastAsia="Times New Roman" w:cs="Arial"/>
-                <w:color w:val="000000"/>
-                <w:szCs w:val="24"/>
-                <w:lang w:val="en-US" w:eastAsia="ru-RU"/>
-              </w:rPr>
-              <w:t xml:space="preserve"> }}</w:t>
+              <w:t>{{ fgt }}</w:t>
             </w:r>
           </w:p>
         </w:tc>
@@ -1227,31 +1093,7 @@
                 <w:szCs w:val="24"/>
                 <w:lang w:val="en-US" w:eastAsia="ru-RU"/>
               </w:rPr>
-              <w:t xml:space="preserve">{{ </w:t>
-            </w:r>
-            <w:proofErr w:type="spellStart"/>
-            <w:r>
-              <w:rPr>
-                <w:rFonts w:eastAsia="Times New Roman" w:cs="Arial"/>
-                <w:i/>
-                <w:iCs/>
-                <w:color w:val="000000"/>
-                <w:szCs w:val="24"/>
-                <w:lang w:val="en-US" w:eastAsia="ru-RU"/>
-              </w:rPr>
-              <w:t>viceRector</w:t>
-            </w:r>
-            <w:proofErr w:type="spellEnd"/>
-            <w:r>
-              <w:rPr>
-                <w:rFonts w:eastAsia="Times New Roman" w:cs="Arial"/>
-                <w:i/>
-                <w:iCs/>
-                <w:color w:val="000000"/>
-                <w:szCs w:val="24"/>
-                <w:lang w:val="en-US" w:eastAsia="ru-RU"/>
-              </w:rPr>
-              <w:t xml:space="preserve"> }}</w:t>
+              <w:t>{{ viceRector }}</w:t>
             </w:r>
           </w:p>
         </w:tc>
@@ -1641,31 +1483,7 @@
                 <w:szCs w:val="24"/>
                 <w:lang w:val="en-US" w:eastAsia="ru-RU"/>
               </w:rPr>
-              <w:t xml:space="preserve">{{ </w:t>
-            </w:r>
-            <w:proofErr w:type="spellStart"/>
-            <w:r>
-              <w:rPr>
-                <w:rFonts w:eastAsia="Times New Roman" w:cs="Arial"/>
-                <w:i/>
-                <w:iCs/>
-                <w:color w:val="000000"/>
-                <w:szCs w:val="24"/>
-                <w:lang w:val="en-US" w:eastAsia="ru-RU"/>
-              </w:rPr>
-              <w:t>zavkaf</w:t>
-            </w:r>
-            <w:proofErr w:type="spellEnd"/>
-            <w:r>
-              <w:rPr>
-                <w:rFonts w:eastAsia="Times New Roman" w:cs="Arial"/>
-                <w:i/>
-                <w:iCs/>
-                <w:color w:val="000000"/>
-                <w:szCs w:val="24"/>
-                <w:lang w:val="en-US" w:eastAsia="ru-RU"/>
-              </w:rPr>
-              <w:t xml:space="preserve"> }}</w:t>
+              <w:t>{{ zavkaf }}</w:t>
             </w:r>
           </w:p>
         </w:tc>
@@ -1860,31 +1678,7 @@
                 <w:szCs w:val="24"/>
                 <w:lang w:val="en-US" w:eastAsia="ru-RU"/>
               </w:rPr>
-              <w:t xml:space="preserve">{{ </w:t>
-            </w:r>
-            <w:proofErr w:type="spellStart"/>
-            <w:r>
-              <w:rPr>
-                <w:rFonts w:eastAsia="Times New Roman" w:cs="Arial"/>
-                <w:i/>
-                <w:iCs/>
-                <w:color w:val="000000"/>
-                <w:szCs w:val="24"/>
-                <w:lang w:val="en-US" w:eastAsia="ru-RU"/>
-              </w:rPr>
-              <w:t>rop</w:t>
-            </w:r>
-            <w:proofErr w:type="spellEnd"/>
-            <w:r>
-              <w:rPr>
-                <w:rFonts w:eastAsia="Times New Roman" w:cs="Arial"/>
-                <w:i/>
-                <w:iCs/>
-                <w:color w:val="000000"/>
-                <w:szCs w:val="24"/>
-                <w:lang w:val="en-US" w:eastAsia="ru-RU"/>
-              </w:rPr>
-              <w:t xml:space="preserve"> }}</w:t>
+              <w:t>{{ rop }}</w:t>
             </w:r>
           </w:p>
         </w:tc>
@@ -2608,87 +2402,15 @@
           <w:lang w:eastAsia="ru-RU"/>
         </w:rPr>
       </w:pPr>
-      <w:bookmarkStart w:id="1" w:name="P69"/>
-      <w:bookmarkEnd w:id="1"/>
+      <w:bookmarkStart w:id="0" w:name="P69"/>
+      <w:bookmarkEnd w:id="0"/>
       <w:r>
         <w:rPr>
           <w:rFonts w:eastAsia="Times New Roman"/>
           <w:szCs w:val="24"/>
           <w:lang w:eastAsia="ru-RU"/>
         </w:rPr>
-        <w:t xml:space="preserve">подготовка публикаций, в которых излагаются основные научные результаты диссертации, в рецензируемых научных изданиях, в приравненных к ним научных изданиях, индексируемых в международных базах данных Web </w:t>
-      </w:r>
-      <w:proofErr w:type="spellStart"/>
-      <w:r>
-        <w:rPr>
-          <w:rFonts w:eastAsia="Times New Roman"/>
-          <w:szCs w:val="24"/>
-          <w:lang w:eastAsia="ru-RU"/>
-        </w:rPr>
-        <w:t>of</w:t>
-      </w:r>
-      <w:proofErr w:type="spellEnd"/>
-      <w:r>
-        <w:rPr>
-          <w:rFonts w:eastAsia="Times New Roman"/>
-          <w:szCs w:val="24"/>
-          <w:lang w:eastAsia="ru-RU"/>
-        </w:rPr>
-        <w:t xml:space="preserve"> Science и </w:t>
-      </w:r>
-      <w:proofErr w:type="spellStart"/>
-      <w:r>
-        <w:rPr>
-          <w:rFonts w:eastAsia="Times New Roman"/>
-          <w:szCs w:val="24"/>
-          <w:lang w:eastAsia="ru-RU"/>
-        </w:rPr>
-        <w:t>Scopus</w:t>
-      </w:r>
-      <w:proofErr w:type="spellEnd"/>
-      <w:r>
-        <w:rPr>
-          <w:rFonts w:eastAsia="Times New Roman"/>
-          <w:szCs w:val="24"/>
-          <w:lang w:eastAsia="ru-RU"/>
-        </w:rPr>
-        <w:t xml:space="preserve"> и международных базах данных, определяемых в соответствии с рекомендацией Высшей аттестационной комиссии при Министерстве науки и высшего образования Российской Федерации, а также в научных изданиях, индексируемых в </w:t>
-      </w:r>
-      <w:proofErr w:type="spellStart"/>
-      <w:r>
-        <w:rPr>
-          <w:rFonts w:eastAsia="Times New Roman"/>
-          <w:szCs w:val="24"/>
-          <w:lang w:eastAsia="ru-RU"/>
-        </w:rPr>
-        <w:t>наукометрической</w:t>
-      </w:r>
-      <w:proofErr w:type="spellEnd"/>
-      <w:r>
-        <w:rPr>
-          <w:rFonts w:eastAsia="Times New Roman"/>
-          <w:szCs w:val="24"/>
-          <w:lang w:eastAsia="ru-RU"/>
-        </w:rPr>
-        <w:t xml:space="preserve"> базе данных Russian Science </w:t>
-      </w:r>
-      <w:proofErr w:type="spellStart"/>
-      <w:r>
-        <w:rPr>
-          <w:rFonts w:eastAsia="Times New Roman"/>
-          <w:szCs w:val="24"/>
-          <w:lang w:eastAsia="ru-RU"/>
-        </w:rPr>
-        <w:t>Citation</w:t>
-      </w:r>
-      <w:proofErr w:type="spellEnd"/>
-      <w:r>
-        <w:rPr>
-          <w:rFonts w:eastAsia="Times New Roman"/>
-          <w:szCs w:val="24"/>
-          <w:lang w:eastAsia="ru-RU"/>
-        </w:rPr>
-        <w:t xml:space="preserve"> Index (RSCI), и (или) заявок на патенты на изобретения, полезные модели, промышленные образцы, селекционные достижения, свидетельства о государственной регистрации программ для электронных вычислительных машин, баз данных, топологий интегральных микросхем (подготовка публикаций и (или) заявок на патенты на изобретения и другие виды интеллектуальной собственности);</w:t>
+        <w:t>подготовка публикаций, в которых излагаются основные научные результаты диссертации, в рецензируемых научных изданиях, в приравненных к ним научных изданиях, индексируемых в международных базах данных Web of Science и Scopus и международных базах данных, определяемых в соответствии с рекомендацией Высшей аттестационной комиссии при Министерстве науки и высшего образования Российской Федерации, а также в научных изданиях, индексируемых в наукометрической базе данных Russian Science Citation Index (RSCI), и (или) заявок на патенты на изобретения, полезные модели, промышленные образцы, селекционные достижения, свидетельства о государственной регистрации программ для электронных вычислительных машин, баз данных, топологий интегральных микросхем (подготовка публикаций и (или) заявок на патенты на изобретения и другие виды интеллектуальной собственности);</w:t>
       </w:r>
     </w:p>
     <w:p>
@@ -2769,7 +2491,7 @@
           <w:lang w:eastAsia="ru-RU"/>
         </w:rPr>
       </w:pPr>
-      <w:commentRangeStart w:id="2"/>
+      <w:commentRangeStart w:id="1"/>
       <w:r>
         <w:rPr>
           <w:rFonts w:eastAsia="Times New Roman"/>
@@ -2780,12 +2502,12 @@
         <w:lastRenderedPageBreak/>
         <w:t>Таблица 2. Перечень этапов освоения научного компонента программы аспирантуры, распределение указанных этапов и итоговой аттестации аспирантов</w:t>
       </w:r>
-      <w:commentRangeEnd w:id="2"/>
+      <w:commentRangeEnd w:id="1"/>
       <w:r>
         <w:rPr>
           <w:rStyle w:val="a4"/>
         </w:rPr>
-        <w:commentReference w:id="2"/>
+        <w:commentReference w:id="1"/>
       </w:r>
     </w:p>
     <w:tbl>
@@ -2930,51 +2652,7 @@
                 <w:szCs w:val="16"/>
                 <w:lang w:eastAsia="ru-RU"/>
               </w:rPr>
-              <w:t xml:space="preserve">Формы </w:t>
-            </w:r>
-            <w:proofErr w:type="spellStart"/>
-            <w:r>
-              <w:rPr>
-                <w:rFonts w:ascii="Tahoma" w:eastAsia="Times New Roman" w:hAnsi="Tahoma" w:cs="Tahoma"/>
-                <w:color w:val="000000"/>
-                <w:sz w:val="16"/>
-                <w:szCs w:val="16"/>
-                <w:lang w:eastAsia="ru-RU"/>
-              </w:rPr>
-              <w:t>пром</w:t>
-            </w:r>
-            <w:proofErr w:type="spellEnd"/>
-            <w:r>
-              <w:rPr>
-                <w:rFonts w:ascii="Tahoma" w:eastAsia="Times New Roman" w:hAnsi="Tahoma" w:cs="Tahoma"/>
-                <w:color w:val="000000"/>
-                <w:sz w:val="16"/>
-                <w:szCs w:val="16"/>
-                <w:lang w:eastAsia="ru-RU"/>
-              </w:rPr>
-              <w:t xml:space="preserve">. </w:t>
-            </w:r>
-            <w:proofErr w:type="spellStart"/>
-            <w:r>
-              <w:rPr>
-                <w:rFonts w:ascii="Tahoma" w:eastAsia="Times New Roman" w:hAnsi="Tahoma" w:cs="Tahoma"/>
-                <w:color w:val="000000"/>
-                <w:sz w:val="16"/>
-                <w:szCs w:val="16"/>
-                <w:lang w:eastAsia="ru-RU"/>
-              </w:rPr>
-              <w:t>атт</w:t>
-            </w:r>
-            <w:proofErr w:type="spellEnd"/>
-            <w:r>
-              <w:rPr>
-                <w:rFonts w:ascii="Tahoma" w:eastAsia="Times New Roman" w:hAnsi="Tahoma" w:cs="Tahoma"/>
-                <w:color w:val="000000"/>
-                <w:sz w:val="16"/>
-                <w:szCs w:val="16"/>
-                <w:lang w:eastAsia="ru-RU"/>
-              </w:rPr>
-              <w:t>.</w:t>
+              <w:t>Формы пром. атт.</w:t>
             </w:r>
           </w:p>
         </w:tc>
@@ -3004,27 +2682,15 @@
                 <w:lang w:eastAsia="ru-RU"/>
               </w:rPr>
             </w:pPr>
-            <w:proofErr w:type="spellStart"/>
-            <w:r>
-              <w:rPr>
-                <w:rFonts w:ascii="Tahoma" w:eastAsia="Times New Roman" w:hAnsi="Tahoma" w:cs="Tahoma"/>
-                <w:color w:val="000000"/>
-                <w:sz w:val="16"/>
-                <w:szCs w:val="16"/>
-                <w:lang w:eastAsia="ru-RU"/>
-              </w:rPr>
-              <w:t>з.е</w:t>
-            </w:r>
-            <w:proofErr w:type="spellEnd"/>
-            <w:r>
-              <w:rPr>
-                <w:rFonts w:ascii="Tahoma" w:eastAsia="Times New Roman" w:hAnsi="Tahoma" w:cs="Tahoma"/>
-                <w:color w:val="000000"/>
-                <w:sz w:val="16"/>
-                <w:szCs w:val="16"/>
-                <w:lang w:eastAsia="ru-RU"/>
-              </w:rPr>
-              <w:t>.</w:t>
+            <w:r>
+              <w:rPr>
+                <w:rFonts w:ascii="Tahoma" w:eastAsia="Times New Roman" w:hAnsi="Tahoma" w:cs="Tahoma"/>
+                <w:color w:val="000000"/>
+                <w:sz w:val="16"/>
+                <w:szCs w:val="16"/>
+                <w:lang w:eastAsia="ru-RU"/>
+              </w:rPr>
+              <w:t>з.е.</w:t>
             </w:r>
           </w:p>
         </w:tc>
@@ -3099,20 +2765,8 @@
                 <w:szCs w:val="16"/>
                 <w:lang w:eastAsia="ru-RU"/>
               </w:rPr>
-              <w:t xml:space="preserve">Итого </w:t>
-            </w:r>
-            <w:proofErr w:type="spellStart"/>
-            <w:r>
-              <w:rPr>
-                <w:rFonts w:ascii="Tahoma" w:eastAsia="Times New Roman" w:hAnsi="Tahoma" w:cs="Tahoma"/>
-                <w:color w:val="000000"/>
-                <w:sz w:val="16"/>
-                <w:szCs w:val="16"/>
-                <w:lang w:eastAsia="ru-RU"/>
-              </w:rPr>
-              <w:t>акад.часов</w:t>
-            </w:r>
-            <w:proofErr w:type="spellEnd"/>
+              <w:t>Итого акад.часов</w:t>
+            </w:r>
           </w:p>
         </w:tc>
         <w:tc>
@@ -3707,27 +3361,15 @@
                 <w:lang w:eastAsia="ru-RU"/>
               </w:rPr>
             </w:pPr>
-            <w:proofErr w:type="spellStart"/>
-            <w:r>
-              <w:rPr>
-                <w:rFonts w:ascii="Tahoma" w:eastAsia="Times New Roman" w:hAnsi="Tahoma" w:cs="Tahoma"/>
-                <w:color w:val="000000"/>
-                <w:sz w:val="16"/>
-                <w:szCs w:val="16"/>
-                <w:lang w:eastAsia="ru-RU"/>
-              </w:rPr>
-              <w:t>Экза</w:t>
-            </w:r>
-            <w:proofErr w:type="spellEnd"/>
-            <w:r>
-              <w:rPr>
-                <w:rFonts w:ascii="Tahoma" w:eastAsia="Times New Roman" w:hAnsi="Tahoma" w:cs="Tahoma"/>
-                <w:color w:val="000000"/>
-                <w:sz w:val="16"/>
-                <w:szCs w:val="16"/>
-                <w:lang w:eastAsia="ru-RU"/>
-              </w:rPr>
-              <w:t xml:space="preserve"> мен</w:t>
+            <w:r>
+              <w:rPr>
+                <w:rFonts w:ascii="Tahoma" w:eastAsia="Times New Roman" w:hAnsi="Tahoma" w:cs="Tahoma"/>
+                <w:color w:val="000000"/>
+                <w:sz w:val="16"/>
+                <w:szCs w:val="16"/>
+                <w:lang w:eastAsia="ru-RU"/>
+              </w:rPr>
+              <w:t>Экза мен</w:t>
             </w:r>
           </w:p>
         </w:tc>
@@ -3763,29 +3405,7 @@
                 <w:szCs w:val="16"/>
                 <w:lang w:eastAsia="ru-RU"/>
               </w:rPr>
-              <w:t xml:space="preserve">Зачет с </w:t>
-            </w:r>
-            <w:proofErr w:type="spellStart"/>
-            <w:r>
-              <w:rPr>
-                <w:rFonts w:ascii="Tahoma" w:eastAsia="Times New Roman" w:hAnsi="Tahoma" w:cs="Tahoma"/>
-                <w:color w:val="000000"/>
-                <w:sz w:val="16"/>
-                <w:szCs w:val="16"/>
-                <w:lang w:eastAsia="ru-RU"/>
-              </w:rPr>
-              <w:t>оц</w:t>
-            </w:r>
-            <w:proofErr w:type="spellEnd"/>
-            <w:r>
-              <w:rPr>
-                <w:rFonts w:ascii="Tahoma" w:eastAsia="Times New Roman" w:hAnsi="Tahoma" w:cs="Tahoma"/>
-                <w:color w:val="000000"/>
-                <w:sz w:val="16"/>
-                <w:szCs w:val="16"/>
-                <w:lang w:eastAsia="ru-RU"/>
-              </w:rPr>
-              <w:t>.</w:t>
+              <w:t>Зачет с оц.</w:t>
             </w:r>
           </w:p>
         </w:tc>
@@ -3813,40 +3433,16 @@
                 <w:lang w:eastAsia="ru-RU"/>
               </w:rPr>
             </w:pPr>
-            <w:proofErr w:type="spellStart"/>
-            <w:r>
-              <w:rPr>
-                <w:rFonts w:ascii="Tahoma" w:eastAsia="Times New Roman" w:hAnsi="Tahoma" w:cs="Tahoma"/>
-                <w:color w:val="000000"/>
-                <w:sz w:val="16"/>
-                <w:szCs w:val="16"/>
-                <w:lang w:eastAsia="ru-RU"/>
-              </w:rPr>
-              <w:t>Экспер</w:t>
-            </w:r>
-            <w:proofErr w:type="spellEnd"/>
-            <w:r>
-              <w:rPr>
-                <w:rFonts w:ascii="Tahoma" w:eastAsia="Times New Roman" w:hAnsi="Tahoma" w:cs="Tahoma"/>
-                <w:color w:val="000000"/>
-                <w:sz w:val="16"/>
-                <w:szCs w:val="16"/>
-                <w:lang w:eastAsia="ru-RU"/>
-              </w:rPr>
-              <w:t xml:space="preserve"> </w:t>
-            </w:r>
-            <w:proofErr w:type="spellStart"/>
-            <w:r>
-              <w:rPr>
-                <w:rFonts w:ascii="Tahoma" w:eastAsia="Times New Roman" w:hAnsi="Tahoma" w:cs="Tahoma"/>
-                <w:color w:val="000000"/>
-                <w:sz w:val="16"/>
-                <w:szCs w:val="16"/>
-                <w:lang w:eastAsia="ru-RU"/>
-              </w:rPr>
-              <w:t>тное</w:t>
-            </w:r>
-            <w:proofErr w:type="spellEnd"/>
+            <w:r>
+              <w:rPr>
+                <w:rFonts w:ascii="Tahoma" w:eastAsia="Times New Roman" w:hAnsi="Tahoma" w:cs="Tahoma"/>
+                <w:color w:val="000000"/>
+                <w:sz w:val="16"/>
+                <w:szCs w:val="16"/>
+                <w:lang w:eastAsia="ru-RU"/>
+              </w:rPr>
+              <w:t>Экспер тное</w:t>
+            </w:r>
           </w:p>
         </w:tc>
         <w:tc>
@@ -3917,9 +3513,142 @@
                 <w:szCs w:val="16"/>
                 <w:lang w:eastAsia="ru-RU"/>
               </w:rPr>
-              <w:t xml:space="preserve">Часов в </w:t>
-            </w:r>
-            <w:proofErr w:type="spellStart"/>
+              <w:t>Часов в з.е.</w:t>
+            </w:r>
+          </w:p>
+        </w:tc>
+        <w:tc>
+          <w:tcPr>
+            <w:tcW w:w="729" w:type="dxa"/>
+            <w:tcBorders>
+              <w:top w:val="nil"/>
+              <w:left w:val="nil"/>
+              <w:bottom w:val="single" w:sz="4" w:space="0" w:color="000000"/>
+              <w:right w:val="single" w:sz="4" w:space="0" w:color="000000"/>
+            </w:tcBorders>
+            <w:shd w:val="clear" w:color="000000" w:fill="FFFFFF"/>
+            <w:vAlign w:val="center"/>
+            <w:hideMark/>
+          </w:tcPr>
+          <w:p>
+            <w:pPr>
+              <w:jc w:val="center"/>
+              <w:rPr>
+                <w:rFonts w:ascii="Tahoma" w:eastAsia="Times New Roman" w:hAnsi="Tahoma" w:cs="Tahoma"/>
+                <w:color w:val="000000"/>
+                <w:sz w:val="16"/>
+                <w:szCs w:val="16"/>
+                <w:lang w:eastAsia="ru-RU"/>
+              </w:rPr>
+            </w:pPr>
+            <w:r>
+              <w:rPr>
+                <w:rFonts w:ascii="Tahoma" w:eastAsia="Times New Roman" w:hAnsi="Tahoma" w:cs="Tahoma"/>
+                <w:color w:val="000000"/>
+                <w:sz w:val="16"/>
+                <w:szCs w:val="16"/>
+                <w:lang w:eastAsia="ru-RU"/>
+              </w:rPr>
+              <w:t>Экспер тное</w:t>
+            </w:r>
+          </w:p>
+        </w:tc>
+        <w:tc>
+          <w:tcPr>
+            <w:tcW w:w="700" w:type="dxa"/>
+            <w:tcBorders>
+              <w:top w:val="nil"/>
+              <w:left w:val="nil"/>
+              <w:bottom w:val="single" w:sz="4" w:space="0" w:color="000000"/>
+              <w:right w:val="single" w:sz="4" w:space="0" w:color="000000"/>
+            </w:tcBorders>
+            <w:shd w:val="clear" w:color="000000" w:fill="FFFFFF"/>
+            <w:vAlign w:val="center"/>
+            <w:hideMark/>
+          </w:tcPr>
+          <w:p>
+            <w:pPr>
+              <w:jc w:val="center"/>
+              <w:rPr>
+                <w:rFonts w:ascii="Tahoma" w:eastAsia="Times New Roman" w:hAnsi="Tahoma" w:cs="Tahoma"/>
+                <w:color w:val="000000"/>
+                <w:sz w:val="16"/>
+                <w:szCs w:val="16"/>
+                <w:lang w:eastAsia="ru-RU"/>
+              </w:rPr>
+            </w:pPr>
+            <w:r>
+              <w:rPr>
+                <w:rFonts w:ascii="Tahoma" w:eastAsia="Times New Roman" w:hAnsi="Tahoma" w:cs="Tahoma"/>
+                <w:color w:val="000000"/>
+                <w:sz w:val="16"/>
+                <w:szCs w:val="16"/>
+                <w:lang w:eastAsia="ru-RU"/>
+              </w:rPr>
+              <w:t>По плану</w:t>
+            </w:r>
+          </w:p>
+        </w:tc>
+        <w:tc>
+          <w:tcPr>
+            <w:tcW w:w="700" w:type="dxa"/>
+            <w:tcBorders>
+              <w:top w:val="nil"/>
+              <w:left w:val="nil"/>
+              <w:bottom w:val="single" w:sz="4" w:space="0" w:color="000000"/>
+              <w:right w:val="single" w:sz="4" w:space="0" w:color="000000"/>
+            </w:tcBorders>
+            <w:shd w:val="clear" w:color="000000" w:fill="FFFFFF"/>
+            <w:vAlign w:val="center"/>
+            <w:hideMark/>
+          </w:tcPr>
+          <w:p>
+            <w:pPr>
+              <w:jc w:val="center"/>
+              <w:rPr>
+                <w:rFonts w:ascii="Tahoma" w:eastAsia="Times New Roman" w:hAnsi="Tahoma" w:cs="Tahoma"/>
+                <w:color w:val="000000"/>
+                <w:sz w:val="16"/>
+                <w:szCs w:val="16"/>
+                <w:lang w:eastAsia="ru-RU"/>
+              </w:rPr>
+            </w:pPr>
+            <w:r>
+              <w:rPr>
+                <w:rFonts w:ascii="Tahoma" w:eastAsia="Times New Roman" w:hAnsi="Tahoma" w:cs="Tahoma"/>
+                <w:color w:val="000000"/>
+                <w:sz w:val="16"/>
+                <w:szCs w:val="16"/>
+                <w:lang w:eastAsia="ru-RU"/>
+              </w:rPr>
+              <w:t>СР</w:t>
+            </w:r>
+          </w:p>
+        </w:tc>
+        <w:tc>
+          <w:tcPr>
+            <w:tcW w:w="431" w:type="dxa"/>
+            <w:tcBorders>
+              <w:top w:val="nil"/>
+              <w:left w:val="nil"/>
+              <w:bottom w:val="single" w:sz="4" w:space="0" w:color="000000"/>
+              <w:right w:val="single" w:sz="4" w:space="0" w:color="000000"/>
+            </w:tcBorders>
+            <w:shd w:val="clear" w:color="000000" w:fill="FFFFFF"/>
+            <w:vAlign w:val="center"/>
+            <w:hideMark/>
+          </w:tcPr>
+          <w:p>
+            <w:pPr>
+              <w:jc w:val="center"/>
+              <w:rPr>
+                <w:rFonts w:ascii="Tahoma" w:eastAsia="Times New Roman" w:hAnsi="Tahoma" w:cs="Tahoma"/>
+                <w:color w:val="000000"/>
+                <w:sz w:val="16"/>
+                <w:szCs w:val="16"/>
+                <w:lang w:eastAsia="ru-RU"/>
+              </w:rPr>
+            </w:pPr>
             <w:r>
               <w:rPr>
                 <w:rFonts w:ascii="Tahoma" w:eastAsia="Times New Roman" w:hAnsi="Tahoma" w:cs="Tahoma"/>
@@ -3930,118 +3659,11 @@
               </w:rPr>
               <w:t>з.е</w:t>
             </w:r>
-            <w:proofErr w:type="spellEnd"/>
-            <w:r>
-              <w:rPr>
-                <w:rFonts w:ascii="Tahoma" w:eastAsia="Times New Roman" w:hAnsi="Tahoma" w:cs="Tahoma"/>
-                <w:color w:val="000000"/>
-                <w:sz w:val="16"/>
-                <w:szCs w:val="16"/>
-                <w:lang w:eastAsia="ru-RU"/>
-              </w:rPr>
-              <w:t>.</w:t>
-            </w:r>
-          </w:p>
-        </w:tc>
-        <w:tc>
-          <w:tcPr>
-            <w:tcW w:w="729" w:type="dxa"/>
-            <w:tcBorders>
-              <w:top w:val="nil"/>
-              <w:left w:val="nil"/>
-              <w:bottom w:val="single" w:sz="4" w:space="0" w:color="000000"/>
-              <w:right w:val="single" w:sz="4" w:space="0" w:color="000000"/>
-            </w:tcBorders>
-            <w:shd w:val="clear" w:color="000000" w:fill="FFFFFF"/>
-            <w:vAlign w:val="center"/>
-            <w:hideMark/>
-          </w:tcPr>
-          <w:p>
-            <w:pPr>
-              <w:jc w:val="center"/>
-              <w:rPr>
-                <w:rFonts w:ascii="Tahoma" w:eastAsia="Times New Roman" w:hAnsi="Tahoma" w:cs="Tahoma"/>
-                <w:color w:val="000000"/>
-                <w:sz w:val="16"/>
-                <w:szCs w:val="16"/>
-                <w:lang w:eastAsia="ru-RU"/>
-              </w:rPr>
-            </w:pPr>
-            <w:proofErr w:type="spellStart"/>
-            <w:r>
-              <w:rPr>
-                <w:rFonts w:ascii="Tahoma" w:eastAsia="Times New Roman" w:hAnsi="Tahoma" w:cs="Tahoma"/>
-                <w:color w:val="000000"/>
-                <w:sz w:val="16"/>
-                <w:szCs w:val="16"/>
-                <w:lang w:eastAsia="ru-RU"/>
-              </w:rPr>
-              <w:t>Экспер</w:t>
-            </w:r>
-            <w:proofErr w:type="spellEnd"/>
-            <w:r>
-              <w:rPr>
-                <w:rFonts w:ascii="Tahoma" w:eastAsia="Times New Roman" w:hAnsi="Tahoma" w:cs="Tahoma"/>
-                <w:color w:val="000000"/>
-                <w:sz w:val="16"/>
-                <w:szCs w:val="16"/>
-                <w:lang w:eastAsia="ru-RU"/>
-              </w:rPr>
-              <w:t xml:space="preserve"> </w:t>
-            </w:r>
-            <w:proofErr w:type="spellStart"/>
-            <w:r>
-              <w:rPr>
-                <w:rFonts w:ascii="Tahoma" w:eastAsia="Times New Roman" w:hAnsi="Tahoma" w:cs="Tahoma"/>
-                <w:color w:val="000000"/>
-                <w:sz w:val="16"/>
-                <w:szCs w:val="16"/>
-                <w:lang w:eastAsia="ru-RU"/>
-              </w:rPr>
-              <w:t>тное</w:t>
-            </w:r>
-            <w:proofErr w:type="spellEnd"/>
-          </w:p>
-        </w:tc>
-        <w:tc>
-          <w:tcPr>
-            <w:tcW w:w="700" w:type="dxa"/>
-            <w:tcBorders>
-              <w:top w:val="nil"/>
-              <w:left w:val="nil"/>
-              <w:bottom w:val="single" w:sz="4" w:space="0" w:color="000000"/>
-              <w:right w:val="single" w:sz="4" w:space="0" w:color="000000"/>
-            </w:tcBorders>
-            <w:shd w:val="clear" w:color="000000" w:fill="FFFFFF"/>
-            <w:vAlign w:val="center"/>
-            <w:hideMark/>
-          </w:tcPr>
-          <w:p>
-            <w:pPr>
-              <w:jc w:val="center"/>
-              <w:rPr>
-                <w:rFonts w:ascii="Tahoma" w:eastAsia="Times New Roman" w:hAnsi="Tahoma" w:cs="Tahoma"/>
-                <w:color w:val="000000"/>
-                <w:sz w:val="16"/>
-                <w:szCs w:val="16"/>
-                <w:lang w:eastAsia="ru-RU"/>
-              </w:rPr>
-            </w:pPr>
-            <w:r>
-              <w:rPr>
-                <w:rFonts w:ascii="Tahoma" w:eastAsia="Times New Roman" w:hAnsi="Tahoma" w:cs="Tahoma"/>
-                <w:color w:val="000000"/>
-                <w:sz w:val="16"/>
-                <w:szCs w:val="16"/>
-                <w:lang w:eastAsia="ru-RU"/>
-              </w:rPr>
-              <w:t>По плану</w:t>
-            </w:r>
-          </w:p>
-        </w:tc>
-        <w:tc>
-          <w:tcPr>
-            <w:tcW w:w="700" w:type="dxa"/>
+          </w:p>
+        </w:tc>
+        <w:tc>
+          <w:tcPr>
+            <w:tcW w:w="567" w:type="dxa"/>
             <w:tcBorders>
               <w:top w:val="nil"/>
               <w:left w:val="nil"/>
@@ -4077,29 +3699,28 @@
         </w:tc>
         <w:tc>
           <w:tcPr>
-            <w:tcW w:w="431" w:type="dxa"/>
-            <w:tcBorders>
-              <w:top w:val="nil"/>
-              <w:left w:val="nil"/>
-              <w:bottom w:val="single" w:sz="4" w:space="0" w:color="000000"/>
-              <w:right w:val="single" w:sz="4" w:space="0" w:color="000000"/>
-            </w:tcBorders>
-            <w:shd w:val="clear" w:color="000000" w:fill="FFFFFF"/>
-            <w:vAlign w:val="center"/>
-            <w:hideMark/>
-          </w:tcPr>
-          <w:p>
-            <w:pPr>
-              <w:jc w:val="center"/>
-              <w:rPr>
-                <w:rFonts w:ascii="Tahoma" w:eastAsia="Times New Roman" w:hAnsi="Tahoma" w:cs="Tahoma"/>
-                <w:color w:val="000000"/>
-                <w:sz w:val="16"/>
-                <w:szCs w:val="16"/>
-                <w:lang w:eastAsia="ru-RU"/>
-              </w:rPr>
-            </w:pPr>
-            <w:proofErr w:type="spellStart"/>
+            <w:tcW w:w="425" w:type="dxa"/>
+            <w:tcBorders>
+              <w:top w:val="nil"/>
+              <w:left w:val="nil"/>
+              <w:bottom w:val="single" w:sz="4" w:space="0" w:color="000000"/>
+              <w:right w:val="single" w:sz="4" w:space="0" w:color="000000"/>
+            </w:tcBorders>
+            <w:shd w:val="clear" w:color="000000" w:fill="FFFFFF"/>
+            <w:vAlign w:val="center"/>
+            <w:hideMark/>
+          </w:tcPr>
+          <w:p>
+            <w:pPr>
+              <w:jc w:val="center"/>
+              <w:rPr>
+                <w:rFonts w:ascii="Tahoma" w:eastAsia="Times New Roman" w:hAnsi="Tahoma" w:cs="Tahoma"/>
+                <w:color w:val="000000"/>
+                <w:sz w:val="16"/>
+                <w:szCs w:val="16"/>
+                <w:lang w:eastAsia="ru-RU"/>
+              </w:rPr>
+            </w:pPr>
             <w:r>
               <w:rPr>
                 <w:rFonts w:ascii="Tahoma" w:eastAsia="Times New Roman" w:hAnsi="Tahoma" w:cs="Tahoma"/>
@@ -4110,7 +3731,78 @@
               </w:rPr>
               <w:t>з.е</w:t>
             </w:r>
-            <w:proofErr w:type="spellEnd"/>
+          </w:p>
+        </w:tc>
+        <w:tc>
+          <w:tcPr>
+            <w:tcW w:w="709" w:type="dxa"/>
+            <w:tcBorders>
+              <w:top w:val="nil"/>
+              <w:left w:val="nil"/>
+              <w:bottom w:val="single" w:sz="4" w:space="0" w:color="000000"/>
+              <w:right w:val="single" w:sz="4" w:space="0" w:color="000000"/>
+            </w:tcBorders>
+            <w:shd w:val="clear" w:color="000000" w:fill="FFFFFF"/>
+            <w:vAlign w:val="center"/>
+            <w:hideMark/>
+          </w:tcPr>
+          <w:p>
+            <w:pPr>
+              <w:jc w:val="center"/>
+              <w:rPr>
+                <w:rFonts w:ascii="Tahoma" w:eastAsia="Times New Roman" w:hAnsi="Tahoma" w:cs="Tahoma"/>
+                <w:color w:val="000000"/>
+                <w:sz w:val="16"/>
+                <w:szCs w:val="16"/>
+                <w:lang w:eastAsia="ru-RU"/>
+              </w:rPr>
+            </w:pPr>
+            <w:r>
+              <w:rPr>
+                <w:rFonts w:ascii="Tahoma" w:eastAsia="Times New Roman" w:hAnsi="Tahoma" w:cs="Tahoma"/>
+                <w:color w:val="000000"/>
+                <w:sz w:val="16"/>
+                <w:szCs w:val="16"/>
+                <w:lang w:eastAsia="ru-RU"/>
+              </w:rPr>
+              <w:t>СР</w:t>
+            </w:r>
+          </w:p>
+        </w:tc>
+        <w:tc>
+          <w:tcPr>
+            <w:tcW w:w="425" w:type="dxa"/>
+            <w:tcBorders>
+              <w:top w:val="nil"/>
+              <w:left w:val="nil"/>
+              <w:bottom w:val="single" w:sz="4" w:space="0" w:color="000000"/>
+              <w:right w:val="single" w:sz="4" w:space="0" w:color="000000"/>
+            </w:tcBorders>
+            <w:shd w:val="clear" w:color="000000" w:fill="FFFFFF"/>
+            <w:vAlign w:val="center"/>
+            <w:hideMark/>
+          </w:tcPr>
+          <w:p>
+            <w:pPr>
+              <w:jc w:val="center"/>
+              <w:rPr>
+                <w:rFonts w:ascii="Tahoma" w:eastAsia="Times New Roman" w:hAnsi="Tahoma" w:cs="Tahoma"/>
+                <w:color w:val="000000"/>
+                <w:sz w:val="16"/>
+                <w:szCs w:val="16"/>
+                <w:lang w:eastAsia="ru-RU"/>
+              </w:rPr>
+            </w:pPr>
+            <w:r>
+              <w:rPr>
+                <w:rFonts w:ascii="Tahoma" w:eastAsia="Times New Roman" w:hAnsi="Tahoma" w:cs="Tahoma"/>
+                <w:color w:val="000000"/>
+                <w:sz w:val="16"/>
+                <w:szCs w:val="16"/>
+                <w:lang w:eastAsia="ru-RU"/>
+              </w:rPr>
+              <w:t>з.е</w:t>
+            </w:r>
           </w:p>
         </w:tc>
         <w:tc>
@@ -4151,6 +3843,78 @@
         </w:tc>
         <w:tc>
           <w:tcPr>
+            <w:tcW w:w="426" w:type="dxa"/>
+            <w:tcBorders>
+              <w:top w:val="nil"/>
+              <w:left w:val="nil"/>
+              <w:bottom w:val="single" w:sz="4" w:space="0" w:color="000000"/>
+              <w:right w:val="single" w:sz="4" w:space="0" w:color="000000"/>
+            </w:tcBorders>
+            <w:shd w:val="clear" w:color="000000" w:fill="FFFFFF"/>
+            <w:vAlign w:val="center"/>
+            <w:hideMark/>
+          </w:tcPr>
+          <w:p>
+            <w:pPr>
+              <w:jc w:val="center"/>
+              <w:rPr>
+                <w:rFonts w:ascii="Tahoma" w:eastAsia="Times New Roman" w:hAnsi="Tahoma" w:cs="Tahoma"/>
+                <w:color w:val="000000"/>
+                <w:sz w:val="16"/>
+                <w:szCs w:val="16"/>
+                <w:lang w:eastAsia="ru-RU"/>
+              </w:rPr>
+            </w:pPr>
+            <w:r>
+              <w:rPr>
+                <w:rFonts w:ascii="Tahoma" w:eastAsia="Times New Roman" w:hAnsi="Tahoma" w:cs="Tahoma"/>
+                <w:color w:val="000000"/>
+                <w:sz w:val="16"/>
+                <w:szCs w:val="16"/>
+                <w:lang w:eastAsia="ru-RU"/>
+              </w:rPr>
+              <w:t>з.е</w:t>
+            </w:r>
+          </w:p>
+        </w:tc>
+        <w:tc>
+          <w:tcPr>
+            <w:tcW w:w="567" w:type="dxa"/>
+            <w:tcBorders>
+              <w:top w:val="nil"/>
+              <w:left w:val="nil"/>
+              <w:bottom w:val="single" w:sz="4" w:space="0" w:color="000000"/>
+              <w:right w:val="single" w:sz="4" w:space="0" w:color="000000"/>
+            </w:tcBorders>
+            <w:shd w:val="clear" w:color="000000" w:fill="FFFFFF"/>
+            <w:vAlign w:val="center"/>
+            <w:hideMark/>
+          </w:tcPr>
+          <w:p>
+            <w:pPr>
+              <w:jc w:val="center"/>
+              <w:rPr>
+                <w:rFonts w:ascii="Tahoma" w:eastAsia="Times New Roman" w:hAnsi="Tahoma" w:cs="Tahoma"/>
+                <w:color w:val="000000"/>
+                <w:sz w:val="16"/>
+                <w:szCs w:val="16"/>
+                <w:lang w:eastAsia="ru-RU"/>
+              </w:rPr>
+            </w:pPr>
+            <w:r>
+              <w:rPr>
+                <w:rFonts w:ascii="Tahoma" w:eastAsia="Times New Roman" w:hAnsi="Tahoma" w:cs="Tahoma"/>
+                <w:color w:val="000000"/>
+                <w:sz w:val="16"/>
+                <w:szCs w:val="16"/>
+                <w:lang w:eastAsia="ru-RU"/>
+              </w:rPr>
+              <w:t>СР</w:t>
+            </w:r>
+          </w:p>
+        </w:tc>
+        <w:tc>
+          <w:tcPr>
             <w:tcW w:w="425" w:type="dxa"/>
             <w:tcBorders>
               <w:top w:val="nil"/>
@@ -4173,7 +3937,6 @@
                 <w:lang w:eastAsia="ru-RU"/>
               </w:rPr>
             </w:pPr>
-            <w:proofErr w:type="spellStart"/>
             <w:r>
               <w:rPr>
                 <w:rFonts w:ascii="Tahoma" w:eastAsia="Times New Roman" w:hAnsi="Tahoma" w:cs="Tahoma"/>
@@ -4184,12 +3947,11 @@
               </w:rPr>
               <w:t>з.е</w:t>
             </w:r>
-            <w:proofErr w:type="spellEnd"/>
-          </w:p>
-        </w:tc>
-        <w:tc>
-          <w:tcPr>
-            <w:tcW w:w="709" w:type="dxa"/>
+          </w:p>
+        </w:tc>
+        <w:tc>
+          <w:tcPr>
+            <w:tcW w:w="567" w:type="dxa"/>
             <w:tcBorders>
               <w:top w:val="nil"/>
               <w:left w:val="nil"/>
@@ -4247,7 +4009,6 @@
                 <w:lang w:eastAsia="ru-RU"/>
               </w:rPr>
             </w:pPr>
-            <w:proofErr w:type="spellStart"/>
             <w:r>
               <w:rPr>
                 <w:rFonts w:ascii="Tahoma" w:eastAsia="Times New Roman" w:hAnsi="Tahoma" w:cs="Tahoma"/>
@@ -4258,229 +4019,6 @@
               </w:rPr>
               <w:t>з.е</w:t>
             </w:r>
-            <w:proofErr w:type="spellEnd"/>
-          </w:p>
-        </w:tc>
-        <w:tc>
-          <w:tcPr>
-            <w:tcW w:w="567" w:type="dxa"/>
-            <w:tcBorders>
-              <w:top w:val="nil"/>
-              <w:left w:val="nil"/>
-              <w:bottom w:val="single" w:sz="4" w:space="0" w:color="000000"/>
-              <w:right w:val="single" w:sz="4" w:space="0" w:color="000000"/>
-            </w:tcBorders>
-            <w:shd w:val="clear" w:color="000000" w:fill="FFFFFF"/>
-            <w:vAlign w:val="center"/>
-            <w:hideMark/>
-          </w:tcPr>
-          <w:p>
-            <w:pPr>
-              <w:jc w:val="center"/>
-              <w:rPr>
-                <w:rFonts w:ascii="Tahoma" w:eastAsia="Times New Roman" w:hAnsi="Tahoma" w:cs="Tahoma"/>
-                <w:color w:val="000000"/>
-                <w:sz w:val="16"/>
-                <w:szCs w:val="16"/>
-                <w:lang w:eastAsia="ru-RU"/>
-              </w:rPr>
-            </w:pPr>
-            <w:r>
-              <w:rPr>
-                <w:rFonts w:ascii="Tahoma" w:eastAsia="Times New Roman" w:hAnsi="Tahoma" w:cs="Tahoma"/>
-                <w:color w:val="000000"/>
-                <w:sz w:val="16"/>
-                <w:szCs w:val="16"/>
-                <w:lang w:eastAsia="ru-RU"/>
-              </w:rPr>
-              <w:t>СР</w:t>
-            </w:r>
-          </w:p>
-        </w:tc>
-        <w:tc>
-          <w:tcPr>
-            <w:tcW w:w="426" w:type="dxa"/>
-            <w:tcBorders>
-              <w:top w:val="nil"/>
-              <w:left w:val="nil"/>
-              <w:bottom w:val="single" w:sz="4" w:space="0" w:color="000000"/>
-              <w:right w:val="single" w:sz="4" w:space="0" w:color="000000"/>
-            </w:tcBorders>
-            <w:shd w:val="clear" w:color="000000" w:fill="FFFFFF"/>
-            <w:vAlign w:val="center"/>
-            <w:hideMark/>
-          </w:tcPr>
-          <w:p>
-            <w:pPr>
-              <w:jc w:val="center"/>
-              <w:rPr>
-                <w:rFonts w:ascii="Tahoma" w:eastAsia="Times New Roman" w:hAnsi="Tahoma" w:cs="Tahoma"/>
-                <w:color w:val="000000"/>
-                <w:sz w:val="16"/>
-                <w:szCs w:val="16"/>
-                <w:lang w:eastAsia="ru-RU"/>
-              </w:rPr>
-            </w:pPr>
-            <w:proofErr w:type="spellStart"/>
-            <w:r>
-              <w:rPr>
-                <w:rFonts w:ascii="Tahoma" w:eastAsia="Times New Roman" w:hAnsi="Tahoma" w:cs="Tahoma"/>
-                <w:color w:val="000000"/>
-                <w:sz w:val="16"/>
-                <w:szCs w:val="16"/>
-                <w:lang w:eastAsia="ru-RU"/>
-              </w:rPr>
-              <w:t>з.е</w:t>
-            </w:r>
-            <w:proofErr w:type="spellEnd"/>
-          </w:p>
-        </w:tc>
-        <w:tc>
-          <w:tcPr>
-            <w:tcW w:w="567" w:type="dxa"/>
-            <w:tcBorders>
-              <w:top w:val="nil"/>
-              <w:left w:val="nil"/>
-              <w:bottom w:val="single" w:sz="4" w:space="0" w:color="000000"/>
-              <w:right w:val="single" w:sz="4" w:space="0" w:color="000000"/>
-            </w:tcBorders>
-            <w:shd w:val="clear" w:color="000000" w:fill="FFFFFF"/>
-            <w:vAlign w:val="center"/>
-            <w:hideMark/>
-          </w:tcPr>
-          <w:p>
-            <w:pPr>
-              <w:jc w:val="center"/>
-              <w:rPr>
-                <w:rFonts w:ascii="Tahoma" w:eastAsia="Times New Roman" w:hAnsi="Tahoma" w:cs="Tahoma"/>
-                <w:color w:val="000000"/>
-                <w:sz w:val="16"/>
-                <w:szCs w:val="16"/>
-                <w:lang w:eastAsia="ru-RU"/>
-              </w:rPr>
-            </w:pPr>
-            <w:r>
-              <w:rPr>
-                <w:rFonts w:ascii="Tahoma" w:eastAsia="Times New Roman" w:hAnsi="Tahoma" w:cs="Tahoma"/>
-                <w:color w:val="000000"/>
-                <w:sz w:val="16"/>
-                <w:szCs w:val="16"/>
-                <w:lang w:eastAsia="ru-RU"/>
-              </w:rPr>
-              <w:t>СР</w:t>
-            </w:r>
-          </w:p>
-        </w:tc>
-        <w:tc>
-          <w:tcPr>
-            <w:tcW w:w="425" w:type="dxa"/>
-            <w:tcBorders>
-              <w:top w:val="nil"/>
-              <w:left w:val="nil"/>
-              <w:bottom w:val="single" w:sz="4" w:space="0" w:color="000000"/>
-              <w:right w:val="single" w:sz="4" w:space="0" w:color="000000"/>
-            </w:tcBorders>
-            <w:shd w:val="clear" w:color="000000" w:fill="FFFFFF"/>
-            <w:vAlign w:val="center"/>
-            <w:hideMark/>
-          </w:tcPr>
-          <w:p>
-            <w:pPr>
-              <w:jc w:val="center"/>
-              <w:rPr>
-                <w:rFonts w:ascii="Tahoma" w:eastAsia="Times New Roman" w:hAnsi="Tahoma" w:cs="Tahoma"/>
-                <w:color w:val="000000"/>
-                <w:sz w:val="16"/>
-                <w:szCs w:val="16"/>
-                <w:lang w:eastAsia="ru-RU"/>
-              </w:rPr>
-            </w:pPr>
-            <w:proofErr w:type="spellStart"/>
-            <w:r>
-              <w:rPr>
-                <w:rFonts w:ascii="Tahoma" w:eastAsia="Times New Roman" w:hAnsi="Tahoma" w:cs="Tahoma"/>
-                <w:color w:val="000000"/>
-                <w:sz w:val="16"/>
-                <w:szCs w:val="16"/>
-                <w:lang w:eastAsia="ru-RU"/>
-              </w:rPr>
-              <w:t>з.е</w:t>
-            </w:r>
-            <w:proofErr w:type="spellEnd"/>
-          </w:p>
-        </w:tc>
-        <w:tc>
-          <w:tcPr>
-            <w:tcW w:w="567" w:type="dxa"/>
-            <w:tcBorders>
-              <w:top w:val="nil"/>
-              <w:left w:val="nil"/>
-              <w:bottom w:val="single" w:sz="4" w:space="0" w:color="000000"/>
-              <w:right w:val="single" w:sz="4" w:space="0" w:color="000000"/>
-            </w:tcBorders>
-            <w:shd w:val="clear" w:color="000000" w:fill="FFFFFF"/>
-            <w:vAlign w:val="center"/>
-            <w:hideMark/>
-          </w:tcPr>
-          <w:p>
-            <w:pPr>
-              <w:jc w:val="center"/>
-              <w:rPr>
-                <w:rFonts w:ascii="Tahoma" w:eastAsia="Times New Roman" w:hAnsi="Tahoma" w:cs="Tahoma"/>
-                <w:color w:val="000000"/>
-                <w:sz w:val="16"/>
-                <w:szCs w:val="16"/>
-                <w:lang w:eastAsia="ru-RU"/>
-              </w:rPr>
-            </w:pPr>
-            <w:r>
-              <w:rPr>
-                <w:rFonts w:ascii="Tahoma" w:eastAsia="Times New Roman" w:hAnsi="Tahoma" w:cs="Tahoma"/>
-                <w:color w:val="000000"/>
-                <w:sz w:val="16"/>
-                <w:szCs w:val="16"/>
-                <w:lang w:eastAsia="ru-RU"/>
-              </w:rPr>
-              <w:t>СР</w:t>
-            </w:r>
-          </w:p>
-        </w:tc>
-        <w:tc>
-          <w:tcPr>
-            <w:tcW w:w="425" w:type="dxa"/>
-            <w:tcBorders>
-              <w:top w:val="nil"/>
-              <w:left w:val="nil"/>
-              <w:bottom w:val="single" w:sz="4" w:space="0" w:color="000000"/>
-              <w:right w:val="single" w:sz="4" w:space="0" w:color="000000"/>
-            </w:tcBorders>
-            <w:shd w:val="clear" w:color="000000" w:fill="FFFFFF"/>
-            <w:vAlign w:val="center"/>
-            <w:hideMark/>
-          </w:tcPr>
-          <w:p>
-            <w:pPr>
-              <w:jc w:val="center"/>
-              <w:rPr>
-                <w:rFonts w:ascii="Tahoma" w:eastAsia="Times New Roman" w:hAnsi="Tahoma" w:cs="Tahoma"/>
-                <w:color w:val="000000"/>
-                <w:sz w:val="16"/>
-                <w:szCs w:val="16"/>
-                <w:lang w:eastAsia="ru-RU"/>
-              </w:rPr>
-            </w:pPr>
-            <w:proofErr w:type="spellStart"/>
-            <w:r>
-              <w:rPr>
-                <w:rFonts w:ascii="Tahoma" w:eastAsia="Times New Roman" w:hAnsi="Tahoma" w:cs="Tahoma"/>
-                <w:color w:val="000000"/>
-                <w:sz w:val="16"/>
-                <w:szCs w:val="16"/>
-                <w:lang w:eastAsia="ru-RU"/>
-              </w:rPr>
-              <w:t>з.е</w:t>
-            </w:r>
-            <w:proofErr w:type="spellEnd"/>
           </w:p>
         </w:tc>
         <w:tc>
@@ -11443,7 +10981,7 @@
     </w:p>
     <w:tbl>
       <w:tblPr>
-        <w:tblW w:w="9055" w:type="dxa"/>
+        <w:tblW w:w="9092" w:type="dxa"/>
         <w:tblBorders>
           <w:top w:val="single" w:sz="4" w:space="0" w:color="auto"/>
           <w:left w:val="single" w:sz="4" w:space="0" w:color="auto"/>
@@ -11455,9 +10993,9 @@
         <w:tblLook w:val="04A0" w:firstRow="1" w:lastRow="0" w:firstColumn="1" w:lastColumn="0" w:noHBand="0" w:noVBand="1"/>
       </w:tblPr>
       <w:tblGrid>
-        <w:gridCol w:w="421"/>
-        <w:gridCol w:w="2976"/>
-        <w:gridCol w:w="5658"/>
+        <w:gridCol w:w="458"/>
+        <w:gridCol w:w="2089"/>
+        <w:gridCol w:w="6545"/>
       </w:tblGrid>
       <w:tr>
         <w:trPr>
@@ -11465,16 +11003,12 @@
         </w:trPr>
         <w:tc>
           <w:tcPr>
-            <w:tcW w:w="3397" w:type="dxa"/>
-            <w:gridSpan w:val="2"/>
-            <w:tcBorders>
-              <w:top w:val="single" w:sz="4" w:space="0" w:color="auto"/>
-              <w:left w:val="single" w:sz="4" w:space="0" w:color="auto"/>
+            <w:tcW w:w="458" w:type="dxa"/>
+            <w:tcBorders>
               <w:bottom w:val="single" w:sz="4" w:space="0" w:color="auto"/>
-              <w:right w:val="single" w:sz="4" w:space="0" w:color="auto"/>
-            </w:tcBorders>
-            <w:vAlign w:val="center"/>
-            <w:hideMark/>
+            </w:tcBorders>
+            <w:shd w:val="clear" w:color="auto" w:fill="auto"/>
+            <w:vAlign w:val="center"/>
           </w:tcPr>
           <w:p>
             <w:pPr>
@@ -11485,7 +11019,6 @@
               </w:tabs>
               <w:autoSpaceDE w:val="0"/>
               <w:autoSpaceDN w:val="0"/>
-              <w:spacing w:line="256" w:lineRule="auto"/>
               <w:jc w:val="center"/>
               <w:rPr>
                 <w:rFonts w:eastAsia="Times New Roman" w:cs="Arial"/>
@@ -11505,21 +11038,18 @@
                 <w:szCs w:val="24"/>
                 <w:lang w:eastAsia="ru-RU"/>
               </w:rPr>
-              <w:t>Этап выполнения научного исследования</w:t>
-            </w:r>
-          </w:p>
-        </w:tc>
-        <w:tc>
-          <w:tcPr>
-            <w:tcW w:w="5658" w:type="dxa"/>
-            <w:tcBorders>
-              <w:top w:val="single" w:sz="4" w:space="0" w:color="auto"/>
-              <w:left w:val="single" w:sz="4" w:space="0" w:color="auto"/>
+              <w:t>№</w:t>
+            </w:r>
+          </w:p>
+        </w:tc>
+        <w:tc>
+          <w:tcPr>
+            <w:tcW w:w="2089" w:type="dxa"/>
+            <w:tcBorders>
               <w:bottom w:val="single" w:sz="4" w:space="0" w:color="auto"/>
-              <w:right w:val="single" w:sz="4" w:space="0" w:color="auto"/>
-            </w:tcBorders>
-            <w:vAlign w:val="center"/>
-            <w:hideMark/>
+            </w:tcBorders>
+            <w:shd w:val="clear" w:color="auto" w:fill="auto"/>
+            <w:vAlign w:val="center"/>
           </w:tcPr>
           <w:p>
             <w:pPr>
@@ -11530,7 +11060,6 @@
               </w:tabs>
               <w:autoSpaceDE w:val="0"/>
               <w:autoSpaceDN w:val="0"/>
-              <w:spacing w:line="256" w:lineRule="auto"/>
               <w:jc w:val="center"/>
               <w:rPr>
                 <w:rFonts w:eastAsia="Times New Roman" w:cs="Arial"/>
@@ -11550,23 +11079,18 @@
                 <w:szCs w:val="24"/>
                 <w:lang w:eastAsia="ru-RU"/>
               </w:rPr>
-              <w:t>Содержание планируемой работы</w:t>
-            </w:r>
-          </w:p>
-        </w:tc>
-      </w:tr>
-      <w:tr>
-        <w:tc>
-          <w:tcPr>
-            <w:tcW w:w="9055" w:type="dxa"/>
-            <w:gridSpan w:val="3"/>
-            <w:tcBorders>
-              <w:top w:val="single" w:sz="18" w:space="0" w:color="auto"/>
-              <w:left w:val="single" w:sz="4" w:space="0" w:color="auto"/>
+              <w:t xml:space="preserve">Этап </w:t>
+            </w:r>
+          </w:p>
+        </w:tc>
+        <w:tc>
+          <w:tcPr>
+            <w:tcW w:w="6545" w:type="dxa"/>
+            <w:tcBorders>
               <w:bottom w:val="single" w:sz="4" w:space="0" w:color="auto"/>
-              <w:right w:val="single" w:sz="4" w:space="0" w:color="auto"/>
-            </w:tcBorders>
-            <w:hideMark/>
+            </w:tcBorders>
+            <w:shd w:val="clear" w:color="auto" w:fill="auto"/>
+            <w:vAlign w:val="center"/>
           </w:tcPr>
           <w:p>
             <w:pPr>
@@ -11577,43 +11101,26 @@
               </w:tabs>
               <w:autoSpaceDE w:val="0"/>
               <w:autoSpaceDN w:val="0"/>
-              <w:spacing w:line="256" w:lineRule="auto"/>
               <w:jc w:val="center"/>
               <w:rPr>
                 <w:rFonts w:eastAsia="Times New Roman" w:cs="Arial"/>
+                <w:b/>
+                <w:bCs/>
                 <w:color w:val="000000"/>
                 <w:szCs w:val="24"/>
-                <w:lang w:val="en-US" w:eastAsia="ru-RU"/>
+                <w:lang w:eastAsia="ru-RU"/>
               </w:rPr>
             </w:pPr>
             <w:r>
               <w:rPr>
                 <w:rFonts w:eastAsia="Times New Roman" w:cs="Arial"/>
+                <w:b/>
+                <w:bCs/>
                 <w:color w:val="000000"/>
                 <w:szCs w:val="24"/>
-                <w:lang w:val="en-US" w:eastAsia="ru-RU"/>
-              </w:rPr>
-              <w:t xml:space="preserve">{%tr for items in </w:t>
-            </w:r>
-            <w:proofErr w:type="spellStart"/>
-            <w:r>
-              <w:rPr>
-                <w:rFonts w:eastAsia="Times New Roman" w:cs="Arial"/>
-                <w:color w:val="000000"/>
-                <w:szCs w:val="24"/>
-                <w:lang w:val="en-US" w:eastAsia="ru-RU"/>
-              </w:rPr>
-              <w:t>scientific_research</w:t>
-            </w:r>
-            <w:proofErr w:type="spellEnd"/>
-            <w:r>
-              <w:rPr>
-                <w:rFonts w:eastAsia="Times New Roman" w:cs="Arial"/>
-                <w:color w:val="000000"/>
-                <w:szCs w:val="24"/>
-                <w:lang w:val="en-US" w:eastAsia="ru-RU"/>
-              </w:rPr>
-              <w:t xml:space="preserve"> %}</w:t>
+                <w:lang w:eastAsia="ru-RU"/>
+              </w:rPr>
+              <w:t>Содержание планируемой работы</w:t>
             </w:r>
           </w:p>
         </w:tc>
@@ -11621,15 +11128,12 @@
       <w:tr>
         <w:tc>
           <w:tcPr>
-            <w:tcW w:w="9055" w:type="dxa"/>
+            <w:tcW w:w="9092" w:type="dxa"/>
             <w:gridSpan w:val="3"/>
             <w:tcBorders>
-              <w:top w:val="single" w:sz="4" w:space="0" w:color="auto"/>
-              <w:left w:val="single" w:sz="4" w:space="0" w:color="auto"/>
-              <w:bottom w:val="single" w:sz="4" w:space="0" w:color="auto"/>
-              <w:right w:val="single" w:sz="4" w:space="0" w:color="auto"/>
-            </w:tcBorders>
-            <w:hideMark/>
+              <w:top w:val="single" w:sz="18" w:space="0" w:color="auto"/>
+            </w:tcBorders>
+            <w:shd w:val="clear" w:color="auto" w:fill="auto"/>
           </w:tcPr>
           <w:p>
             <w:pPr>
@@ -11640,12 +11144,9 @@
               </w:tabs>
               <w:autoSpaceDE w:val="0"/>
               <w:autoSpaceDN w:val="0"/>
-              <w:spacing w:line="256" w:lineRule="auto"/>
               <w:jc w:val="center"/>
               <w:rPr>
                 <w:rFonts w:eastAsia="Times New Roman" w:cs="Arial"/>
-                <w:b/>
-                <w:bCs/>
                 <w:color w:val="000000"/>
                 <w:szCs w:val="24"/>
                 <w:lang w:val="en-US" w:eastAsia="ru-RU"/>
@@ -11654,37 +11155,29 @@
             <w:r>
               <w:rPr>
                 <w:rFonts w:eastAsia="Times New Roman" w:cs="Arial"/>
-                <w:b/>
-                <w:bCs/>
                 <w:color w:val="000000"/>
                 <w:szCs w:val="24"/>
                 <w:lang w:val="en-US" w:eastAsia="ru-RU"/>
               </w:rPr>
-              <w:t xml:space="preserve">{{ </w:t>
-            </w:r>
-            <w:proofErr w:type="spellStart"/>
+              <w:t xml:space="preserve">{%tr for items in </w:t>
+            </w:r>
             <w:r>
               <w:rPr>
                 <w:rFonts w:eastAsia="Times New Roman" w:cs="Arial"/>
-                <w:b/>
-                <w:bCs/>
                 <w:color w:val="000000"/>
                 <w:szCs w:val="24"/>
                 <w:lang w:val="en-US" w:eastAsia="ru-RU"/>
               </w:rPr>
-              <w:t>items.title</w:t>
-            </w:r>
-            <w:proofErr w:type="spellEnd"/>
+              <w:t>scientific_research</w:t>
+            </w:r>
             <w:r>
               <w:rPr>
                 <w:rFonts w:eastAsia="Times New Roman" w:cs="Arial"/>
-                <w:b/>
-                <w:bCs/>
                 <w:color w:val="000000"/>
                 <w:szCs w:val="24"/>
                 <w:lang w:val="en-US" w:eastAsia="ru-RU"/>
               </w:rPr>
-              <w:t xml:space="preserve"> }}</w:t>
+              <w:t xml:space="preserve"> %}</w:t>
             </w:r>
           </w:p>
         </w:tc>
@@ -11692,15 +11185,9 @@
       <w:tr>
         <w:tc>
           <w:tcPr>
-            <w:tcW w:w="9055" w:type="dxa"/>
+            <w:tcW w:w="9092" w:type="dxa"/>
             <w:gridSpan w:val="3"/>
-            <w:tcBorders>
-              <w:top w:val="single" w:sz="4" w:space="0" w:color="auto"/>
-              <w:left w:val="single" w:sz="4" w:space="0" w:color="auto"/>
-              <w:bottom w:val="single" w:sz="4" w:space="0" w:color="auto"/>
-              <w:right w:val="single" w:sz="4" w:space="0" w:color="auto"/>
-            </w:tcBorders>
-            <w:hideMark/>
+            <w:shd w:val="clear" w:color="auto" w:fill="auto"/>
           </w:tcPr>
           <w:p>
             <w:pPr>
@@ -11711,7 +11198,6 @@
               </w:tabs>
               <w:autoSpaceDE w:val="0"/>
               <w:autoSpaceDN w:val="0"/>
-              <w:spacing w:line="256" w:lineRule="auto"/>
               <w:jc w:val="center"/>
               <w:rPr>
                 <w:rFonts w:eastAsia="Times New Roman" w:cs="Arial"/>
@@ -11725,31 +11211,35 @@
             <w:r>
               <w:rPr>
                 <w:rFonts w:eastAsia="Times New Roman" w:cs="Arial"/>
+                <w:b/>
+                <w:bCs/>
                 <w:color w:val="000000"/>
                 <w:szCs w:val="24"/>
                 <w:lang w:val="en-US" w:eastAsia="ru-RU"/>
               </w:rPr>
-              <w:t xml:space="preserve">{%tr for key, item in </w:t>
-            </w:r>
-            <w:proofErr w:type="spellStart"/>
+              <w:t>{{</w:t>
+            </w:r>
             <w:r>
               <w:rPr>
                 <w:rFonts w:eastAsia="Times New Roman" w:cs="Arial"/>
+                <w:b/>
+                <w:bCs/>
                 <w:color w:val="000000"/>
                 <w:szCs w:val="24"/>
                 <w:lang w:val="en-US" w:eastAsia="ru-RU"/>
               </w:rPr>
-              <w:t>items.semesters.items</w:t>
-            </w:r>
-            <w:proofErr w:type="spellEnd"/>
+              <w:t xml:space="preserve"> items.title</w:t>
+            </w:r>
             <w:r>
               <w:rPr>
                 <w:rFonts w:eastAsia="Times New Roman" w:cs="Arial"/>
+                <w:b/>
+                <w:bCs/>
                 <w:color w:val="000000"/>
                 <w:szCs w:val="24"/>
                 <w:lang w:val="en-US" w:eastAsia="ru-RU"/>
               </w:rPr>
-              <w:t>() %}</w:t>
+              <w:t xml:space="preserve"> }}</w:t>
             </w:r>
           </w:p>
         </w:tc>
@@ -11757,15 +11247,9 @@
       <w:tr>
         <w:tc>
           <w:tcPr>
-            <w:tcW w:w="9055" w:type="dxa"/>
+            <w:tcW w:w="9092" w:type="dxa"/>
             <w:gridSpan w:val="3"/>
-            <w:tcBorders>
-              <w:top w:val="single" w:sz="4" w:space="0" w:color="auto"/>
-              <w:left w:val="single" w:sz="4" w:space="0" w:color="auto"/>
-              <w:bottom w:val="single" w:sz="4" w:space="0" w:color="auto"/>
-              <w:right w:val="single" w:sz="4" w:space="0" w:color="auto"/>
-            </w:tcBorders>
-            <w:hideMark/>
+            <w:shd w:val="clear" w:color="auto" w:fill="auto"/>
           </w:tcPr>
           <w:p>
             <w:pPr>
@@ -11776,10 +11260,11 @@
               </w:tabs>
               <w:autoSpaceDE w:val="0"/>
               <w:autoSpaceDN w:val="0"/>
-              <w:spacing w:line="256" w:lineRule="auto"/>
               <w:jc w:val="center"/>
               <w:rPr>
                 <w:rFonts w:eastAsia="Times New Roman" w:cs="Arial"/>
+                <w:b/>
+                <w:bCs/>
                 <w:color w:val="000000"/>
                 <w:szCs w:val="24"/>
                 <w:lang w:val="en-US" w:eastAsia="ru-RU"/>
@@ -11792,48 +11277,17 @@
                 <w:szCs w:val="24"/>
                 <w:lang w:val="en-US" w:eastAsia="ru-RU"/>
               </w:rPr>
-              <w:t xml:space="preserve">{%tr for </w:t>
-            </w:r>
-            <w:proofErr w:type="spellStart"/>
-            <w:r>
-              <w:rPr>
-                <w:rFonts w:eastAsia="Times New Roman" w:cs="Arial"/>
-                <w:color w:val="000000"/>
-                <w:szCs w:val="24"/>
-                <w:lang w:val="en-US" w:eastAsia="ru-RU"/>
-              </w:rPr>
-              <w:t>i</w:t>
-            </w:r>
-            <w:proofErr w:type="spellEnd"/>
-            <w:r>
-              <w:rPr>
-                <w:rFonts w:eastAsia="Times New Roman" w:cs="Arial"/>
-                <w:color w:val="000000"/>
-                <w:szCs w:val="24"/>
-                <w:lang w:val="en-US" w:eastAsia="ru-RU"/>
-              </w:rPr>
-              <w:t xml:space="preserve"> in item %}</w:t>
+              <w:t>{%tr for key, item in items.semesters.items() %}</w:t>
             </w:r>
           </w:p>
         </w:tc>
       </w:tr>
       <w:tr>
-        <w:trPr>
-          <w:trHeight w:val="60"/>
-        </w:trPr>
-        <w:tc>
-          <w:tcPr>
-            <w:tcW w:w="421" w:type="dxa"/>
-            <w:tcBorders>
-              <w:top w:val="single" w:sz="8" w:space="0" w:color="auto"/>
-              <w:left w:val="single" w:sz="4" w:space="0" w:color="auto"/>
-              <w:bottom w:val="single" w:sz="4" w:space="0" w:color="auto"/>
-              <w:right w:val="single" w:sz="4" w:space="0" w:color="auto"/>
-            </w:tcBorders>
-            <w:noWrap/>
-            <w:textDirection w:val="btLr"/>
-            <w:tcFitText/>
-            <w:hideMark/>
+        <w:tc>
+          <w:tcPr>
+            <w:tcW w:w="9092" w:type="dxa"/>
+            <w:gridSpan w:val="3"/>
+            <w:shd w:val="clear" w:color="auto" w:fill="auto"/>
           </w:tcPr>
           <w:p>
             <w:pPr>
@@ -11844,19 +11298,14 @@
               </w:tabs>
               <w:autoSpaceDE w:val="0"/>
               <w:autoSpaceDN w:val="0"/>
-              <w:spacing w:line="256" w:lineRule="auto"/>
-              <w:jc w:val="center"/>
-            </w:pPr>
-            <w:r>
+              <w:jc w:val="center"/>
               <w:rPr>
                 <w:rFonts w:eastAsia="Times New Roman" w:cs="Arial"/>
                 <w:color w:val="000000"/>
                 <w:szCs w:val="24"/>
                 <w:lang w:val="en-US" w:eastAsia="ru-RU"/>
               </w:rPr>
-              <w:t xml:space="preserve">{% </w:t>
-            </w:r>
-            <w:proofErr w:type="spellStart"/>
+            </w:pPr>
             <w:r>
               <w:rPr>
                 <w:rFonts w:eastAsia="Times New Roman" w:cs="Arial"/>
@@ -11864,40 +11313,25 @@
                 <w:szCs w:val="24"/>
                 <w:lang w:val="en-US" w:eastAsia="ru-RU"/>
               </w:rPr>
-              <w:t>vm</w:t>
-            </w:r>
-            <w:proofErr w:type="spellEnd"/>
-            <w:r>
-              <w:rPr>
-                <w:rFonts w:eastAsia="Times New Roman" w:cs="Arial"/>
-                <w:color w:val="000000"/>
-                <w:szCs w:val="24"/>
-                <w:lang w:val="en-US" w:eastAsia="ru-RU"/>
-              </w:rPr>
-              <w:t xml:space="preserve"> %}{{ key }}</w:t>
-            </w:r>
-            <w:r>
-              <w:rPr>
-                <w:color w:val="000000"/>
-                <w:szCs w:val="24"/>
-                <w:lang w:eastAsia="ru-RU"/>
-              </w:rPr>
-              <w:t> Семестр</w:t>
-            </w:r>
-          </w:p>
-        </w:tc>
-        <w:tc>
-          <w:tcPr>
-            <w:tcW w:w="8634" w:type="dxa"/>
-            <w:gridSpan w:val="2"/>
+              <w:t>{%tr for i in item %}</w:t>
+            </w:r>
+          </w:p>
+        </w:tc>
+      </w:tr>
+      <w:tr>
+        <w:trPr>
+          <w:trHeight w:val="60"/>
+        </w:trPr>
+        <w:tc>
+          <w:tcPr>
+            <w:tcW w:w="458" w:type="dxa"/>
             <w:tcBorders>
               <w:top w:val="single" w:sz="8" w:space="0" w:color="auto"/>
-              <w:left w:val="single" w:sz="4" w:space="0" w:color="auto"/>
-              <w:bottom w:val="single" w:sz="8" w:space="0" w:color="auto"/>
-              <w:right w:val="single" w:sz="4" w:space="0" w:color="auto"/>
-            </w:tcBorders>
+            </w:tcBorders>
+            <w:shd w:val="clear" w:color="auto" w:fill="auto"/>
             <w:noWrap/>
-            <w:hideMark/>
+            <w:textDirection w:val="btLr"/>
+            <w:tcFitText/>
           </w:tcPr>
           <w:p>
             <w:pPr>
@@ -11908,58 +11342,37 @@
               </w:tabs>
               <w:autoSpaceDE w:val="0"/>
               <w:autoSpaceDN w:val="0"/>
-              <w:spacing w:line="256" w:lineRule="auto"/>
+              <w:jc w:val="center"/>
+            </w:pPr>
+            <w:r>
               <w:rPr>
                 <w:rFonts w:eastAsia="Times New Roman" w:cs="Arial"/>
                 <w:color w:val="000000"/>
                 <w:szCs w:val="24"/>
                 <w:lang w:val="en-US" w:eastAsia="ru-RU"/>
               </w:rPr>
-            </w:pPr>
-            <w:r>
-              <w:rPr>
-                <w:rFonts w:eastAsia="Times New Roman" w:cs="Arial"/>
+              <w:t>{% vm %}{{ key }}</w:t>
+            </w:r>
+            <w:r>
+              <w:rPr>
                 <w:color w:val="000000"/>
                 <w:szCs w:val="24"/>
-                <w:lang w:val="en-US" w:eastAsia="ru-RU"/>
-              </w:rPr>
-              <w:t xml:space="preserve">{{ </w:t>
-            </w:r>
-            <w:proofErr w:type="spellStart"/>
-            <w:r>
-              <w:rPr>
-                <w:rFonts w:eastAsia="Times New Roman" w:cs="Arial"/>
-                <w:color w:val="000000"/>
-                <w:szCs w:val="24"/>
-                <w:lang w:val="en-US" w:eastAsia="ru-RU"/>
-              </w:rPr>
-              <w:t>i.text</w:t>
-            </w:r>
-            <w:proofErr w:type="spellEnd"/>
-            <w:r>
-              <w:rPr>
-                <w:rFonts w:eastAsia="Times New Roman" w:cs="Arial"/>
-                <w:color w:val="000000"/>
-                <w:szCs w:val="24"/>
-                <w:lang w:val="en-US" w:eastAsia="ru-RU"/>
-              </w:rPr>
-              <w:t xml:space="preserve"> }}</w:t>
-            </w:r>
-          </w:p>
-        </w:tc>
-      </w:tr>
-      <w:tr>
-        <w:tc>
-          <w:tcPr>
-            <w:tcW w:w="9055" w:type="dxa"/>
-            <w:gridSpan w:val="3"/>
-            <w:tcBorders>
-              <w:top w:val="single" w:sz="4" w:space="0" w:color="auto"/>
-              <w:left w:val="single" w:sz="4" w:space="0" w:color="auto"/>
-              <w:bottom w:val="single" w:sz="4" w:space="0" w:color="auto"/>
-              <w:right w:val="single" w:sz="4" w:space="0" w:color="auto"/>
-            </w:tcBorders>
-            <w:hideMark/>
+                <w:lang w:eastAsia="ru-RU"/>
+              </w:rPr>
+              <w:t> Семестр</w:t>
+            </w:r>
+          </w:p>
+        </w:tc>
+        <w:tc>
+          <w:tcPr>
+            <w:tcW w:w="8634" w:type="dxa"/>
+            <w:gridSpan w:val="2"/>
+            <w:tcBorders>
+              <w:top w:val="single" w:sz="8" w:space="0" w:color="auto"/>
+              <w:bottom w:val="single" w:sz="8" w:space="0" w:color="auto"/>
+            </w:tcBorders>
+            <w:shd w:val="clear" w:color="auto" w:fill="auto"/>
+            <w:noWrap/>
           </w:tcPr>
           <w:p>
             <w:pPr>
@@ -11970,8 +11383,6 @@
               </w:tabs>
               <w:autoSpaceDE w:val="0"/>
               <w:autoSpaceDN w:val="0"/>
-              <w:spacing w:line="256" w:lineRule="auto"/>
-              <w:jc w:val="center"/>
               <w:rPr>
                 <w:rFonts w:eastAsia="Times New Roman" w:cs="Arial"/>
                 <w:color w:val="000000"/>
@@ -11986,27 +11397,7 @@
                 <w:szCs w:val="24"/>
                 <w:lang w:val="en-US" w:eastAsia="ru-RU"/>
               </w:rPr>
-              <w:t xml:space="preserve">{%tr </w:t>
-            </w:r>
-            <w:proofErr w:type="spellStart"/>
-            <w:r>
-              <w:rPr>
-                <w:rFonts w:eastAsia="Times New Roman" w:cs="Arial"/>
-                <w:color w:val="000000"/>
-                <w:szCs w:val="24"/>
-                <w:lang w:val="en-US" w:eastAsia="ru-RU"/>
-              </w:rPr>
-              <w:t>endfor</w:t>
-            </w:r>
-            <w:proofErr w:type="spellEnd"/>
-            <w:r>
-              <w:rPr>
-                <w:rFonts w:eastAsia="Times New Roman" w:cs="Arial"/>
-                <w:color w:val="000000"/>
-                <w:szCs w:val="24"/>
-                <w:lang w:val="en-US" w:eastAsia="ru-RU"/>
-              </w:rPr>
-              <w:t xml:space="preserve"> %}</w:t>
+              <w:t>{{ i.text }}</w:t>
             </w:r>
           </w:p>
         </w:tc>
@@ -12014,15 +11405,9 @@
       <w:tr>
         <w:tc>
           <w:tcPr>
-            <w:tcW w:w="9055" w:type="dxa"/>
+            <w:tcW w:w="9092" w:type="dxa"/>
             <w:gridSpan w:val="3"/>
-            <w:tcBorders>
-              <w:top w:val="single" w:sz="4" w:space="0" w:color="auto"/>
-              <w:left w:val="single" w:sz="4" w:space="0" w:color="auto"/>
-              <w:bottom w:val="single" w:sz="4" w:space="0" w:color="auto"/>
-              <w:right w:val="single" w:sz="4" w:space="0" w:color="auto"/>
-            </w:tcBorders>
-            <w:hideMark/>
+            <w:shd w:val="clear" w:color="auto" w:fill="auto"/>
           </w:tcPr>
           <w:p>
             <w:pPr>
@@ -12033,7 +11418,6 @@
               </w:tabs>
               <w:autoSpaceDE w:val="0"/>
               <w:autoSpaceDN w:val="0"/>
-              <w:spacing w:line="256" w:lineRule="auto"/>
               <w:jc w:val="center"/>
               <w:rPr>
                 <w:rFonts w:eastAsia="Times New Roman" w:cs="Arial"/>
@@ -12049,27 +11433,7 @@
                 <w:szCs w:val="24"/>
                 <w:lang w:val="en-US" w:eastAsia="ru-RU"/>
               </w:rPr>
-              <w:t xml:space="preserve">{%tr </w:t>
-            </w:r>
-            <w:proofErr w:type="spellStart"/>
-            <w:r>
-              <w:rPr>
-                <w:rFonts w:eastAsia="Times New Roman" w:cs="Arial"/>
-                <w:color w:val="000000"/>
-                <w:szCs w:val="24"/>
-                <w:lang w:val="en-US" w:eastAsia="ru-RU"/>
-              </w:rPr>
-              <w:t>endfor</w:t>
-            </w:r>
-            <w:proofErr w:type="spellEnd"/>
-            <w:r>
-              <w:rPr>
-                <w:rFonts w:eastAsia="Times New Roman" w:cs="Arial"/>
-                <w:color w:val="000000"/>
-                <w:szCs w:val="24"/>
-                <w:lang w:val="en-US" w:eastAsia="ru-RU"/>
-              </w:rPr>
-              <w:t xml:space="preserve"> %}</w:t>
+              <w:t>{%tr endfor %}</w:t>
             </w:r>
           </w:p>
         </w:tc>
@@ -12077,15 +11441,9 @@
       <w:tr>
         <w:tc>
           <w:tcPr>
-            <w:tcW w:w="9055" w:type="dxa"/>
+            <w:tcW w:w="9092" w:type="dxa"/>
             <w:gridSpan w:val="3"/>
-            <w:tcBorders>
-              <w:top w:val="single" w:sz="4" w:space="0" w:color="auto"/>
-              <w:left w:val="single" w:sz="4" w:space="0" w:color="auto"/>
-              <w:bottom w:val="single" w:sz="4" w:space="0" w:color="auto"/>
-              <w:right w:val="single" w:sz="4" w:space="0" w:color="auto"/>
-            </w:tcBorders>
-            <w:hideMark/>
+            <w:shd w:val="clear" w:color="auto" w:fill="auto"/>
           </w:tcPr>
           <w:p>
             <w:pPr>
@@ -12096,7 +11454,6 @@
               </w:tabs>
               <w:autoSpaceDE w:val="0"/>
               <w:autoSpaceDN w:val="0"/>
-              <w:spacing w:line="256" w:lineRule="auto"/>
               <w:jc w:val="center"/>
               <w:rPr>
                 <w:rFonts w:eastAsia="Times New Roman" w:cs="Arial"/>
@@ -12112,19 +11469,38 @@
                 <w:szCs w:val="24"/>
                 <w:lang w:val="en-US" w:eastAsia="ru-RU"/>
               </w:rPr>
-              <w:t xml:space="preserve">{%tr </w:t>
-            </w:r>
-            <w:proofErr w:type="spellStart"/>
-            <w:r>
+              <w:t>{%tr endfor %}</w:t>
+            </w:r>
+          </w:p>
+        </w:tc>
+      </w:tr>
+      <w:tr>
+        <w:tc>
+          <w:tcPr>
+            <w:tcW w:w="9092" w:type="dxa"/>
+            <w:gridSpan w:val="3"/>
+            <w:tcBorders>
+              <w:bottom w:val="single" w:sz="4" w:space="0" w:color="auto"/>
+            </w:tcBorders>
+            <w:shd w:val="clear" w:color="auto" w:fill="auto"/>
+          </w:tcPr>
+          <w:p>
+            <w:pPr>
+              <w:widowControl w:val="0"/>
+              <w:tabs>
+                <w:tab w:val="left" w:pos="993"/>
+                <w:tab w:val="left" w:pos="1134"/>
+              </w:tabs>
+              <w:autoSpaceDE w:val="0"/>
+              <w:autoSpaceDN w:val="0"/>
+              <w:jc w:val="center"/>
               <w:rPr>
                 <w:rFonts w:eastAsia="Times New Roman" w:cs="Arial"/>
                 <w:color w:val="000000"/>
                 <w:szCs w:val="24"/>
                 <w:lang w:val="en-US" w:eastAsia="ru-RU"/>
               </w:rPr>
-              <w:t>endfor</w:t>
-            </w:r>
-            <w:proofErr w:type="spellEnd"/>
+            </w:pPr>
             <w:r>
               <w:rPr>
                 <w:rFonts w:eastAsia="Times New Roman" w:cs="Arial"/>
@@ -12132,7 +11508,7 @@
                 <w:szCs w:val="24"/>
                 <w:lang w:val="en-US" w:eastAsia="ru-RU"/>
               </w:rPr>
-              <w:t xml:space="preserve"> %}</w:t>
+              <w:t>{%tr endfor %}</w:t>
             </w:r>
           </w:p>
         </w:tc>
@@ -12173,35 +11549,7 @@
         <w:rPr>
           <w:lang w:val="en-US"/>
         </w:rPr>
-        <w:t xml:space="preserve">{% for </w:t>
-      </w:r>
-      <w:proofErr w:type="spellStart"/>
-      <w:r>
-        <w:rPr>
-          <w:lang w:val="en-US"/>
-        </w:rPr>
-        <w:t>i</w:t>
-      </w:r>
-      <w:proofErr w:type="spellEnd"/>
-      <w:r>
-        <w:rPr>
-          <w:lang w:val="en-US"/>
-        </w:rPr>
-        <w:t xml:space="preserve"> in </w:t>
-      </w:r>
-      <w:proofErr w:type="spellStart"/>
-      <w:r>
-        <w:rPr>
-          <w:lang w:val="en-US"/>
-        </w:rPr>
-        <w:t>scientific_dissert</w:t>
-      </w:r>
-      <w:proofErr w:type="spellEnd"/>
-      <w:r>
-        <w:rPr>
-          <w:lang w:val="en-US"/>
-        </w:rPr>
-        <w:t xml:space="preserve"> %}</w:t>
+        <w:t>{% for i in scientific_dissert %}</w:t>
       </w:r>
     </w:p>
     <w:p>
@@ -12223,21 +11571,7 @@
         <w:rPr>
           <w:lang w:val="en-US"/>
         </w:rPr>
-        <w:t xml:space="preserve">{{ </w:t>
-      </w:r>
-      <w:proofErr w:type="spellStart"/>
-      <w:r>
-        <w:rPr>
-          <w:lang w:val="en-US"/>
-        </w:rPr>
-        <w:t>i.text</w:t>
-      </w:r>
-      <w:proofErr w:type="spellEnd"/>
-      <w:r>
-        <w:rPr>
-          <w:lang w:val="en-US"/>
-        </w:rPr>
-        <w:t xml:space="preserve"> }}</w:t>
+        <w:t>{{ i.text }}</w:t>
       </w:r>
     </w:p>
     <w:p>
@@ -12248,21 +11582,7 @@
         <w:rPr>
           <w:lang w:val="en-US"/>
         </w:rPr>
-        <w:t xml:space="preserve">- </w:t>
-      </w:r>
-      <w:proofErr w:type="spellStart"/>
-      <w:r>
-        <w:rPr>
-          <w:lang w:val="en-US"/>
-        </w:rPr>
-        <w:t>endfor</w:t>
-      </w:r>
-      <w:proofErr w:type="spellEnd"/>
-      <w:r>
-        <w:rPr>
-          <w:lang w:val="en-US"/>
-        </w:rPr>
-        <w:t xml:space="preserve"> %}</w:t>
+        <w:t>- endfor %}</w:t>
       </w:r>
     </w:p>
     <w:p>
@@ -12300,35 +11620,7 @@
         <w:rPr>
           <w:lang w:val="en-US"/>
         </w:rPr>
-        <w:t xml:space="preserve">{% for </w:t>
-      </w:r>
-      <w:proofErr w:type="spellStart"/>
-      <w:r>
-        <w:rPr>
-          <w:lang w:val="en-US"/>
-        </w:rPr>
-        <w:t>i</w:t>
-      </w:r>
-      <w:proofErr w:type="spellEnd"/>
-      <w:r>
-        <w:rPr>
-          <w:lang w:val="en-US"/>
-        </w:rPr>
-        <w:t xml:space="preserve"> in </w:t>
-      </w:r>
-      <w:proofErr w:type="spellStart"/>
-      <w:r>
-        <w:rPr>
-          <w:lang w:val="en-US"/>
-        </w:rPr>
-        <w:t>scientific_publish</w:t>
-      </w:r>
-      <w:proofErr w:type="spellEnd"/>
-      <w:r>
-        <w:rPr>
-          <w:lang w:val="en-US"/>
-        </w:rPr>
-        <w:t xml:space="preserve"> %}</w:t>
+        <w:t>{% for i in scientific_publish %}</w:t>
       </w:r>
     </w:p>
     <w:p>
@@ -12350,21 +11642,7 @@
         <w:rPr>
           <w:lang w:val="en-US"/>
         </w:rPr>
-        <w:t xml:space="preserve">{{ </w:t>
-      </w:r>
-      <w:proofErr w:type="spellStart"/>
-      <w:r>
-        <w:rPr>
-          <w:lang w:val="en-US"/>
-        </w:rPr>
-        <w:t>i.text</w:t>
-      </w:r>
-      <w:proofErr w:type="spellEnd"/>
-      <w:r>
-        <w:rPr>
-          <w:lang w:val="en-US"/>
-        </w:rPr>
-        <w:t xml:space="preserve"> }}</w:t>
+        <w:t>{{ i.text }}</w:t>
       </w:r>
     </w:p>
     <w:p>
@@ -12375,21 +11653,7 @@
         <w:rPr>
           <w:lang w:val="en-US"/>
         </w:rPr>
-        <w:t xml:space="preserve">- </w:t>
-      </w:r>
-      <w:proofErr w:type="spellStart"/>
-      <w:r>
-        <w:rPr>
-          <w:lang w:val="en-US"/>
-        </w:rPr>
-        <w:t>endfor</w:t>
-      </w:r>
-      <w:proofErr w:type="spellEnd"/>
-      <w:r>
-        <w:rPr>
-          <w:lang w:val="en-US"/>
-        </w:rPr>
-        <w:t xml:space="preserve"> %}</w:t>
+        <w:t>- endfor %}</w:t>
       </w:r>
     </w:p>
     <w:p>
@@ -12403,50 +11667,7 @@
     </w:p>
     <w:p>
       <w:pPr>
-        <w:ind w:firstLine="709"/>
-        <w:jc w:val="both"/>
-        <w:rPr>
-          <w:szCs w:val="24"/>
-        </w:rPr>
-      </w:pPr>
-      <w:r>
-        <w:rPr>
-          <w:szCs w:val="24"/>
-        </w:rPr>
-        <w:t xml:space="preserve">Подготовка к публикации статьи в рецензируемых научных изданиях, индексируемых в международных базах данных Web </w:t>
-      </w:r>
-      <w:proofErr w:type="spellStart"/>
-      <w:r>
-        <w:rPr>
-          <w:szCs w:val="24"/>
-        </w:rPr>
-        <w:t>of</w:t>
-      </w:r>
-      <w:proofErr w:type="spellEnd"/>
-      <w:r>
-        <w:rPr>
-          <w:szCs w:val="24"/>
-        </w:rPr>
-        <w:t xml:space="preserve"> Science и </w:t>
-      </w:r>
-      <w:proofErr w:type="spellStart"/>
-      <w:r>
-        <w:rPr>
-          <w:szCs w:val="24"/>
-        </w:rPr>
-        <w:t>Scopus</w:t>
-      </w:r>
-      <w:proofErr w:type="spellEnd"/>
-      <w:r>
-        <w:rPr>
-          <w:szCs w:val="24"/>
-        </w:rPr>
-        <w:t xml:space="preserve"> </w:t>
-      </w:r>
-    </w:p>
-    <w:p>
-      <w:pPr>
-        <w:ind w:firstLine="709"/>
+        <w:ind w:firstLine="708"/>
         <w:jc w:val="both"/>
         <w:rPr>
           <w:szCs w:val="24"/>
@@ -12609,7 +11830,7 @@
           <w:szCs w:val="24"/>
         </w:rPr>
       </w:pPr>
-      <w:bookmarkStart w:id="3" w:name="_Toc501100565"/>
+      <w:bookmarkStart w:id="2" w:name="_Toc501100565"/>
       <w:r>
         <w:rPr>
           <w:rFonts w:ascii="Times New Roman" w:hAnsi="Times New Roman" w:cs="Times New Roman"/>
@@ -12618,7 +11839,7 @@
         </w:rPr>
         <w:t>При прохождении промежуточной аттестации аспирант каждый семестр пред</w:t>
       </w:r>
-      <w:bookmarkEnd w:id="3"/>
+      <w:bookmarkEnd w:id="2"/>
       <w:r>
         <w:rPr>
           <w:rFonts w:ascii="Times New Roman" w:hAnsi="Times New Roman" w:cs="Times New Roman"/>
@@ -12627,8 +11848,8 @@
         </w:rPr>
         <w:t>став</w:t>
       </w:r>
-      <w:bookmarkStart w:id="4" w:name="_Toc499879899"/>
-      <w:bookmarkStart w:id="5" w:name="_Toc501100569"/>
+      <w:bookmarkStart w:id="3" w:name="_Toc499879899"/>
+      <w:bookmarkStart w:id="4" w:name="_Toc501100569"/>
       <w:r>
         <w:rPr>
           <w:rFonts w:ascii="Times New Roman" w:hAnsi="Times New Roman" w:cs="Times New Roman"/>
@@ -12654,8 +11875,8 @@
         <w:t>.</w:t>
       </w:r>
     </w:p>
+    <w:bookmarkEnd w:id="3"/>
     <w:bookmarkEnd w:id="4"/>
-    <w:bookmarkEnd w:id="5"/>
     <w:p>
       <w:pPr>
         <w:pStyle w:val="ConsPlusNormal"/>
@@ -12708,7 +11929,7 @@
           <w:sz w:val="24"/>
           <w:szCs w:val="24"/>
         </w:rPr>
-        <w:t xml:space="preserve">Отчет аспиранта о проделанной работе заслушивается на заседании кафедры / структурного подразделения университета, отвечающей за подготовку и реализацию </w:t>
+        <w:t xml:space="preserve">Отчет аспиранта о проделанной работе заслушивается на заседании кафедры / структурного подразделения университета, отвечающей за подготовку и реализацию основной образовательной программы подготовки научных и научно-педагогических кадров в аспирантуре. В ходе указанного заседания аспиранту могут быть заданы вопросы, даны рекомендации относительно дальнейшего выполнения научного исследования, также может быть предусмотрено выступление научного руководителя. Итогом рассмотрения </w:t>
       </w:r>
       <w:r>
         <w:rPr>
@@ -12717,7 +11938,7 @@
           <w:szCs w:val="24"/>
         </w:rPr>
         <w:lastRenderedPageBreak/>
-        <w:t xml:space="preserve">основной образовательной программы подготовки научных и научно-педагогических кадров в аспирантуре. В ходе указанного заседания аспиранту могут быть заданы вопросы, даны рекомендации относительно дальнейшего выполнения научного исследования, также может быть предусмотрено выступление научного руководителя. Итогом рассмотрения отчёта аспиранта о проделанной работе является выставление оценки. Критерии оценивания приведены в таблице 4. </w:t>
+        <w:t xml:space="preserve">отчёта аспиранта о проделанной работе является выставление оценки. Критерии оценивания приведены в таблице 4. </w:t>
       </w:r>
     </w:p>
     <w:p>
@@ -13071,353 +12292,6 @@
       <w:pPr>
         <w:pStyle w:val="ConsPlusNormal"/>
         <w:ind w:firstLine="709"/>
-        <w:jc w:val="center"/>
-        <w:rPr>
-          <w:rFonts w:ascii="Times New Roman" w:hAnsi="Times New Roman" w:cs="Times New Roman"/>
-          <w:i/>
-          <w:sz w:val="24"/>
-          <w:szCs w:val="24"/>
-        </w:rPr>
-      </w:pPr>
-    </w:p>
-    <w:p>
-      <w:r>
-        <w:t>Таблица 4. Критерии оценивания</w:t>
-      </w:r>
-    </w:p>
-    <w:tbl>
-      <w:tblPr>
-        <w:tblW w:w="0" w:type="auto"/>
-        <w:tblBorders>
-          <w:top w:val="single" w:sz="4" w:space="0" w:color="auto"/>
-          <w:left w:val="single" w:sz="4" w:space="0" w:color="auto"/>
-          <w:bottom w:val="single" w:sz="4" w:space="0" w:color="auto"/>
-          <w:right w:val="single" w:sz="4" w:space="0" w:color="auto"/>
-          <w:insideH w:val="single" w:sz="4" w:space="0" w:color="auto"/>
-          <w:insideV w:val="single" w:sz="4" w:space="0" w:color="auto"/>
-        </w:tblBorders>
-        <w:tblLook w:val="04A0" w:firstRow="1" w:lastRow="0" w:firstColumn="1" w:lastColumn="0" w:noHBand="0" w:noVBand="1"/>
-      </w:tblPr>
-      <w:tblGrid>
-        <w:gridCol w:w="2429"/>
-        <w:gridCol w:w="6915"/>
-      </w:tblGrid>
-      <w:tr>
-        <w:tc>
-          <w:tcPr>
-            <w:tcW w:w="2429" w:type="dxa"/>
-            <w:tcBorders>
-              <w:top w:val="single" w:sz="4" w:space="0" w:color="auto"/>
-              <w:left w:val="single" w:sz="4" w:space="0" w:color="auto"/>
-              <w:bottom w:val="single" w:sz="4" w:space="0" w:color="auto"/>
-              <w:right w:val="single" w:sz="4" w:space="0" w:color="auto"/>
-            </w:tcBorders>
-            <w:vAlign w:val="center"/>
-            <w:hideMark/>
-          </w:tcPr>
-          <w:p>
-            <w:pPr>
-              <w:spacing w:line="256" w:lineRule="auto"/>
-              <w:jc w:val="center"/>
-              <w:rPr>
-                <w:rFonts w:cs="Arial"/>
-                <w:b/>
-                <w:bCs/>
-              </w:rPr>
-            </w:pPr>
-            <w:r>
-              <w:rPr>
-                <w:rFonts w:cs="Arial"/>
-                <w:b/>
-                <w:bCs/>
-              </w:rPr>
-              <w:t>Оценка</w:t>
-            </w:r>
-          </w:p>
-        </w:tc>
-        <w:tc>
-          <w:tcPr>
-            <w:tcW w:w="7035" w:type="dxa"/>
-            <w:tcBorders>
-              <w:top w:val="single" w:sz="4" w:space="0" w:color="auto"/>
-              <w:left w:val="single" w:sz="4" w:space="0" w:color="auto"/>
-              <w:bottom w:val="single" w:sz="4" w:space="0" w:color="auto"/>
-              <w:right w:val="single" w:sz="4" w:space="0" w:color="auto"/>
-            </w:tcBorders>
-            <w:vAlign w:val="center"/>
-            <w:hideMark/>
-          </w:tcPr>
-          <w:p>
-            <w:pPr>
-              <w:spacing w:line="256" w:lineRule="auto"/>
-              <w:jc w:val="center"/>
-              <w:rPr>
-                <w:rFonts w:cs="Arial"/>
-                <w:b/>
-                <w:bCs/>
-              </w:rPr>
-            </w:pPr>
-            <w:r>
-              <w:rPr>
-                <w:rFonts w:cs="Arial"/>
-                <w:b/>
-                <w:bCs/>
-              </w:rPr>
-              <w:t>Процент выполнения запланированных работ индивидуального плана научной деятельности аспиранта</w:t>
-            </w:r>
-          </w:p>
-        </w:tc>
-      </w:tr>
-      <w:tr>
-        <w:tc>
-          <w:tcPr>
-            <w:tcW w:w="2429" w:type="dxa"/>
-            <w:tcBorders>
-              <w:top w:val="single" w:sz="4" w:space="0" w:color="auto"/>
-              <w:left w:val="single" w:sz="4" w:space="0" w:color="auto"/>
-              <w:bottom w:val="single" w:sz="4" w:space="0" w:color="auto"/>
-              <w:right w:val="single" w:sz="4" w:space="0" w:color="auto"/>
-            </w:tcBorders>
-            <w:hideMark/>
-          </w:tcPr>
-          <w:p>
-            <w:pPr>
-              <w:spacing w:line="256" w:lineRule="auto"/>
-              <w:jc w:val="both"/>
-              <w:rPr>
-                <w:rFonts w:cs="Arial"/>
-              </w:rPr>
-            </w:pPr>
-            <w:r>
-              <w:rPr>
-                <w:rFonts w:cs="Arial"/>
-              </w:rPr>
-              <w:t>отлично</w:t>
-            </w:r>
-          </w:p>
-        </w:tc>
-        <w:tc>
-          <w:tcPr>
-            <w:tcW w:w="7035" w:type="dxa"/>
-            <w:tcBorders>
-              <w:top w:val="single" w:sz="4" w:space="0" w:color="auto"/>
-              <w:left w:val="single" w:sz="4" w:space="0" w:color="auto"/>
-              <w:bottom w:val="single" w:sz="4" w:space="0" w:color="auto"/>
-              <w:right w:val="single" w:sz="4" w:space="0" w:color="auto"/>
-            </w:tcBorders>
-            <w:hideMark/>
-          </w:tcPr>
-          <w:p>
-            <w:pPr>
-              <w:spacing w:line="256" w:lineRule="auto"/>
-              <w:jc w:val="center"/>
-              <w:rPr>
-                <w:rFonts w:cs="Arial"/>
-              </w:rPr>
-            </w:pPr>
-            <w:r>
-              <w:rPr>
-                <w:rFonts w:cs="Arial"/>
-              </w:rPr>
-              <w:t>90-100%</w:t>
-            </w:r>
-          </w:p>
-        </w:tc>
-      </w:tr>
-      <w:tr>
-        <w:tc>
-          <w:tcPr>
-            <w:tcW w:w="2429" w:type="dxa"/>
-            <w:tcBorders>
-              <w:top w:val="single" w:sz="4" w:space="0" w:color="auto"/>
-              <w:left w:val="single" w:sz="4" w:space="0" w:color="auto"/>
-              <w:bottom w:val="single" w:sz="4" w:space="0" w:color="auto"/>
-              <w:right w:val="single" w:sz="4" w:space="0" w:color="auto"/>
-            </w:tcBorders>
-            <w:hideMark/>
-          </w:tcPr>
-          <w:p>
-            <w:pPr>
-              <w:spacing w:line="256" w:lineRule="auto"/>
-              <w:jc w:val="both"/>
-              <w:rPr>
-                <w:rFonts w:cs="Arial"/>
-              </w:rPr>
-            </w:pPr>
-            <w:r>
-              <w:rPr>
-                <w:rFonts w:cs="Arial"/>
-              </w:rPr>
-              <w:t>хорошо</w:t>
-            </w:r>
-          </w:p>
-        </w:tc>
-        <w:tc>
-          <w:tcPr>
-            <w:tcW w:w="7035" w:type="dxa"/>
-            <w:tcBorders>
-              <w:top w:val="single" w:sz="4" w:space="0" w:color="auto"/>
-              <w:left w:val="single" w:sz="4" w:space="0" w:color="auto"/>
-              <w:bottom w:val="single" w:sz="4" w:space="0" w:color="auto"/>
-              <w:right w:val="single" w:sz="4" w:space="0" w:color="auto"/>
-            </w:tcBorders>
-            <w:hideMark/>
-          </w:tcPr>
-          <w:p>
-            <w:pPr>
-              <w:spacing w:line="256" w:lineRule="auto"/>
-              <w:jc w:val="center"/>
-              <w:rPr>
-                <w:rFonts w:cs="Arial"/>
-              </w:rPr>
-            </w:pPr>
-            <w:r>
-              <w:rPr>
-                <w:rFonts w:cs="Arial"/>
-              </w:rPr>
-              <w:t>76-89%</w:t>
-            </w:r>
-          </w:p>
-        </w:tc>
-      </w:tr>
-      <w:tr>
-        <w:tc>
-          <w:tcPr>
-            <w:tcW w:w="2429" w:type="dxa"/>
-            <w:tcBorders>
-              <w:top w:val="single" w:sz="4" w:space="0" w:color="auto"/>
-              <w:left w:val="single" w:sz="4" w:space="0" w:color="auto"/>
-              <w:bottom w:val="single" w:sz="4" w:space="0" w:color="auto"/>
-              <w:right w:val="single" w:sz="4" w:space="0" w:color="auto"/>
-            </w:tcBorders>
-            <w:hideMark/>
-          </w:tcPr>
-          <w:p>
-            <w:pPr>
-              <w:spacing w:line="256" w:lineRule="auto"/>
-              <w:jc w:val="both"/>
-              <w:rPr>
-                <w:rFonts w:cs="Arial"/>
-              </w:rPr>
-            </w:pPr>
-            <w:r>
-              <w:rPr>
-                <w:rFonts w:cs="Arial"/>
-              </w:rPr>
-              <w:t>удовлетворительно</w:t>
-            </w:r>
-          </w:p>
-        </w:tc>
-        <w:tc>
-          <w:tcPr>
-            <w:tcW w:w="7035" w:type="dxa"/>
-            <w:tcBorders>
-              <w:top w:val="single" w:sz="4" w:space="0" w:color="auto"/>
-              <w:left w:val="single" w:sz="4" w:space="0" w:color="auto"/>
-              <w:bottom w:val="single" w:sz="4" w:space="0" w:color="auto"/>
-              <w:right w:val="single" w:sz="4" w:space="0" w:color="auto"/>
-            </w:tcBorders>
-            <w:hideMark/>
-          </w:tcPr>
-          <w:p>
-            <w:pPr>
-              <w:spacing w:line="256" w:lineRule="auto"/>
-              <w:jc w:val="center"/>
-              <w:rPr>
-                <w:rFonts w:cs="Arial"/>
-              </w:rPr>
-            </w:pPr>
-            <w:r>
-              <w:rPr>
-                <w:rFonts w:cs="Arial"/>
-              </w:rPr>
-              <w:t>50-75%</w:t>
-            </w:r>
-          </w:p>
-        </w:tc>
-      </w:tr>
-      <w:tr>
-        <w:tc>
-          <w:tcPr>
-            <w:tcW w:w="2429" w:type="dxa"/>
-            <w:tcBorders>
-              <w:top w:val="single" w:sz="4" w:space="0" w:color="auto"/>
-              <w:left w:val="single" w:sz="4" w:space="0" w:color="auto"/>
-              <w:bottom w:val="single" w:sz="4" w:space="0" w:color="auto"/>
-              <w:right w:val="single" w:sz="4" w:space="0" w:color="auto"/>
-            </w:tcBorders>
-            <w:hideMark/>
-          </w:tcPr>
-          <w:p>
-            <w:pPr>
-              <w:spacing w:line="256" w:lineRule="auto"/>
-              <w:jc w:val="both"/>
-              <w:rPr>
-                <w:rFonts w:cs="Arial"/>
-              </w:rPr>
-            </w:pPr>
-            <w:r>
-              <w:rPr>
-                <w:rFonts w:cs="Arial"/>
-              </w:rPr>
-              <w:t>неудовлетворительно</w:t>
-            </w:r>
-          </w:p>
-        </w:tc>
-        <w:tc>
-          <w:tcPr>
-            <w:tcW w:w="7035" w:type="dxa"/>
-            <w:tcBorders>
-              <w:top w:val="single" w:sz="4" w:space="0" w:color="auto"/>
-              <w:left w:val="single" w:sz="4" w:space="0" w:color="auto"/>
-              <w:bottom w:val="single" w:sz="4" w:space="0" w:color="auto"/>
-              <w:right w:val="single" w:sz="4" w:space="0" w:color="auto"/>
-            </w:tcBorders>
-            <w:hideMark/>
-          </w:tcPr>
-          <w:p>
-            <w:pPr>
-              <w:spacing w:line="256" w:lineRule="auto"/>
-              <w:jc w:val="center"/>
-              <w:rPr>
-                <w:rFonts w:cs="Arial"/>
-              </w:rPr>
-            </w:pPr>
-            <w:r>
-              <w:rPr>
-                <w:rFonts w:cs="Arial"/>
-              </w:rPr>
-              <w:t>менее 50%</w:t>
-            </w:r>
-          </w:p>
-        </w:tc>
-      </w:tr>
-    </w:tbl>
-    <w:p/>
-    <w:p>
-      <w:pPr>
-        <w:pStyle w:val="ConsPlusNormal"/>
-        <w:ind w:firstLine="709"/>
-        <w:jc w:val="both"/>
-        <w:rPr>
-          <w:rFonts w:ascii="Times New Roman" w:hAnsi="Times New Roman" w:cs="Times New Roman"/>
-          <w:sz w:val="24"/>
-          <w:szCs w:val="24"/>
-        </w:rPr>
-      </w:pPr>
-      <w:r>
-        <w:rPr>
-          <w:rFonts w:ascii="Times New Roman" w:hAnsi="Times New Roman" w:cs="Times New Roman"/>
-          <w:sz w:val="24"/>
-          <w:szCs w:val="24"/>
-        </w:rPr>
-        <w:t>По окончании аттестации зав. кафедрой / руководитель структурного подразделения заполняет разделы индивидуального плана работы аспиранта, касающиеся решения кафедры / структурного подразделения, вносит номер и дату протокола заседания, выставляет полученную аспирантом оценку, утверждает отчет за текущий семестр.</w:t>
-      </w:r>
-    </w:p>
-    <w:p>
-      <w:pPr>
-        <w:pStyle w:val="ConsPlusNormal"/>
-        <w:ind w:firstLine="709"/>
         <w:jc w:val="both"/>
         <w:rPr>
           <w:rFonts w:ascii="Times New Roman" w:hAnsi="Times New Roman" w:cs="Times New Roman"/>
@@ -13512,16 +12386,7 @@
           <w:sz w:val="24"/>
           <w:szCs w:val="24"/>
         </w:rPr>
-        <w:t xml:space="preserve">Лицам, успешно прошедшим итоговую аттестацию по программам аспирантуры, не позднее 30 календарных дней с даты проведения итоговой аттестации выдается заключение о соответствии диссертации на соискание ученой степени кандидата наук критериям, </w:t>
-      </w:r>
-      <w:r>
-        <w:rPr>
-          <w:rFonts w:ascii="Times New Roman" w:hAnsi="Times New Roman" w:cs="Times New Roman"/>
-          <w:sz w:val="24"/>
-          <w:szCs w:val="24"/>
-        </w:rPr>
-        <w:lastRenderedPageBreak/>
-        <w:t xml:space="preserve">установленным в соответствии с Федеральным законом «О науке и государственной научно-технической политике», заключение по диссертации (при наличии) и свидетельство об окончании аспирантуры, форма которого утверждается приказом ректора. </w:t>
+        <w:t xml:space="preserve">Лицам, успешно прошедшим итоговую аттестацию по программам аспирантуры, не позднее 30 календарных дней с даты проведения итоговой аттестации выдается заключение о соответствии диссертации на соискание ученой степени кандидата наук критериям, установленным в соответствии с Федеральным законом «О науке и государственной научно-технической политике», заключение по диссертации (при наличии) и свидетельство об окончании аспирантуры, форма которого утверждается приказом ректора. </w:t>
       </w:r>
     </w:p>
     <w:p>
@@ -13568,7 +12433,7 @@
 
 <file path=word/comments.xml><?xml version="1.0" encoding="utf-8"?>
 <w:comments xmlns:wpc="http://schemas.microsoft.com/office/word/2010/wordprocessingCanvas" xmlns:cx="http://schemas.microsoft.com/office/drawing/2014/chartex" xmlns:cx1="http://schemas.microsoft.com/office/drawing/2015/9/8/chartex" xmlns:cx2="http://schemas.microsoft.com/office/drawing/2015/10/21/chartex" xmlns:cx3="http://schemas.microsoft.com/office/drawing/2016/5/9/chartex" xmlns:cx4="http://schemas.microsoft.com/office/drawing/2016/5/10/chartex" xmlns:cx5="http://schemas.microsoft.com/office/drawing/2016/5/11/chartex" xmlns:cx6="http://schemas.microsoft.com/office/drawing/2016/5/12/chartex" xmlns:cx7="http://schemas.microsoft.com/office/drawing/2016/5/13/chartex" xmlns:cx8="http://schemas.microsoft.com/office/drawing/2016/5/14/chartex" xmlns:mc="http://schemas.openxmlformats.org/markup-compatibility/2006" xmlns:aink="http://schemas.microsoft.com/office/drawing/2016/ink" xmlns:am3d="http://schemas.microsoft.com/office/drawing/2017/model3d" xmlns:o="urn:schemas-microsoft-com:office:office" xmlns:r="http://schemas.openxmlformats.org/officeDocument/2006/relationships" xmlns:m="http://schemas.openxmlformats.org/officeDocument/2006/math" xmlns:v="urn:schemas-microsoft-com:vml" xmlns:wp14="http://schemas.microsoft.com/office/word/2010/wordprocessingDrawing" xmlns:wp="http://schemas.openxmlformats.org/drawingml/2006/wordprocessingDrawing" xmlns:w10="urn:schemas-microsoft-com:office:word" xmlns:w="http://schemas.openxmlformats.org/wordprocessingml/2006/main" xmlns:w14="http://schemas.microsoft.com/office/word/2010/wordml" xmlns:w15="http://schemas.microsoft.com/office/word/2012/wordml" xmlns:w16cex="http://schemas.microsoft.com/office/word/2018/wordml/cex" xmlns:w16cid="http://schemas.microsoft.com/office/word/2016/wordml/cid" xmlns:w16="http://schemas.microsoft.com/office/word/2018/wordml" xmlns:w16sdtdh="http://schemas.microsoft.com/office/word/2020/wordml/sdtdatahash" xmlns:w16se="http://schemas.microsoft.com/office/word/2015/wordml/symex" xmlns:wpg="http://schemas.microsoft.com/office/word/2010/wordprocessingGroup" xmlns:wpi="http://schemas.microsoft.com/office/word/2010/wordprocessingInk" xmlns:wne="http://schemas.microsoft.com/office/word/2006/wordml" xmlns:wps="http://schemas.microsoft.com/office/word/2010/wordprocessingShape" mc:Ignorable="w14 w15 w16se w16cid w16 w16cex w16sdtdh wp14">
-  <w:comment w:id="2" w:author="Милова Юлия Юрьевна" w:date="2025-02-13T15:13:00Z" w:initials="МЮЮ">
+  <w:comment w:id="1" w:author="Милова Юлия Юрьевна" w:date="2025-02-13T15:13:00Z" w:initials="МЮЮ">
     <w:p>
       <w:pPr>
         <w:pStyle w:val="a5"/>
@@ -14039,15 +12904,6 @@
   </w:num>
   <w:num w:numId="2">
     <w:abstractNumId w:val="2"/>
-    <w:lvlOverride w:ilvl="0"/>
-    <w:lvlOverride w:ilvl="1"/>
-    <w:lvlOverride w:ilvl="2"/>
-    <w:lvlOverride w:ilvl="3"/>
-    <w:lvlOverride w:ilvl="4"/>
-    <w:lvlOverride w:ilvl="5"/>
-    <w:lvlOverride w:ilvl="6"/>
-    <w:lvlOverride w:ilvl="7"/>
-    <w:lvlOverride w:ilvl="8"/>
   </w:num>
   <w:num w:numId="3">
     <w:abstractNumId w:val="1"/>
@@ -14081,15 +12937,6 @@
   </w:num>
   <w:num w:numId="4">
     <w:abstractNumId w:val="0"/>
-    <w:lvlOverride w:ilvl="0"/>
-    <w:lvlOverride w:ilvl="1"/>
-    <w:lvlOverride w:ilvl="2"/>
-    <w:lvlOverride w:ilvl="3"/>
-    <w:lvlOverride w:ilvl="4"/>
-    <w:lvlOverride w:ilvl="5"/>
-    <w:lvlOverride w:ilvl="6"/>
-    <w:lvlOverride w:ilvl="7"/>
-    <w:lvlOverride w:ilvl="8"/>
   </w:num>
 </w:numbering>
 </file>

--- a/templates/docxRPD/scientific_third.docx
+++ b/templates/docxRPD/scientific_third.docx
@@ -2491,7 +2491,6 @@
           <w:lang w:eastAsia="ru-RU"/>
         </w:rPr>
       </w:pPr>
-      <w:commentRangeStart w:id="1"/>
       <w:r>
         <w:rPr>
           <w:rFonts w:eastAsia="Times New Roman"/>
@@ -2501,13 +2500,6 @@
         </w:rPr>
         <w:lastRenderedPageBreak/>
         <w:t>Таблица 2. Перечень этапов освоения научного компонента программы аспирантуры, распределение указанных этапов и итоговой аттестации аспирантов</w:t>
-      </w:r>
-      <w:commentRangeEnd w:id="1"/>
-      <w:r>
-        <w:rPr>
-          <w:rStyle w:val="a4"/>
-        </w:rPr>
-        <w:commentReference w:id="1"/>
       </w:r>
     </w:p>
     <w:tbl>
@@ -11549,7 +11541,19 @@
         <w:rPr>
           <w:lang w:val="en-US"/>
         </w:rPr>
-        <w:t>{% for i in scientific_dissert %}</w:t>
+        <w:t>{%</w:t>
+      </w:r>
+      <w:r>
+        <w:rPr>
+          <w:lang w:val="en-US"/>
+        </w:rPr>
+        <w:t>-</w:t>
+      </w:r>
+      <w:r>
+        <w:rPr>
+          <w:lang w:val="en-US"/>
+        </w:rPr>
+        <w:t xml:space="preserve"> for i in scientific_dissert %}</w:t>
       </w:r>
     </w:p>
     <w:p>
@@ -11575,6 +11579,11 @@
       </w:r>
     </w:p>
     <w:p>
+      <w:pPr>
+        <w:rPr>
+          <w:lang w:val="en-US"/>
+        </w:rPr>
+      </w:pPr>
       <w:r>
         <w:t>{%</w:t>
       </w:r>
@@ -11585,6 +11594,7 @@
         <w:t>- endfor %}</w:t>
       </w:r>
     </w:p>
+    <w:p/>
     <w:p>
       <w:pPr>
         <w:pStyle w:val="ConsPlusNormal"/>
@@ -11620,7 +11630,19 @@
         <w:rPr>
           <w:lang w:val="en-US"/>
         </w:rPr>
-        <w:t>{% for i in scientific_publish %}</w:t>
+        <w:t>{%</w:t>
+      </w:r>
+      <w:r>
+        <w:rPr>
+          <w:lang w:val="en-US"/>
+        </w:rPr>
+        <w:t>-</w:t>
+      </w:r>
+      <w:r>
+        <w:rPr>
+          <w:lang w:val="en-US"/>
+        </w:rPr>
+        <w:t xml:space="preserve"> for i in scientific_publish %}</w:t>
       </w:r>
     </w:p>
     <w:p>
@@ -11830,7 +11852,7 @@
           <w:szCs w:val="24"/>
         </w:rPr>
       </w:pPr>
-      <w:bookmarkStart w:id="2" w:name="_Toc501100565"/>
+      <w:bookmarkStart w:id="1" w:name="_Toc501100565"/>
       <w:r>
         <w:rPr>
           <w:rFonts w:ascii="Times New Roman" w:hAnsi="Times New Roman" w:cs="Times New Roman"/>
@@ -11839,7 +11861,7 @@
         </w:rPr>
         <w:t>При прохождении промежуточной аттестации аспирант каждый семестр пред</w:t>
       </w:r>
-      <w:bookmarkEnd w:id="2"/>
+      <w:bookmarkEnd w:id="1"/>
       <w:r>
         <w:rPr>
           <w:rFonts w:ascii="Times New Roman" w:hAnsi="Times New Roman" w:cs="Times New Roman"/>
@@ -11848,8 +11870,8 @@
         </w:rPr>
         <w:t>став</w:t>
       </w:r>
-      <w:bookmarkStart w:id="3" w:name="_Toc499879899"/>
-      <w:bookmarkStart w:id="4" w:name="_Toc501100569"/>
+      <w:bookmarkStart w:id="2" w:name="_Toc499879899"/>
+      <w:bookmarkStart w:id="3" w:name="_Toc501100569"/>
       <w:r>
         <w:rPr>
           <w:rFonts w:ascii="Times New Roman" w:hAnsi="Times New Roman" w:cs="Times New Roman"/>
@@ -11875,8 +11897,8 @@
         <w:t>.</w:t>
       </w:r>
     </w:p>
+    <w:bookmarkEnd w:id="2"/>
     <w:bookmarkEnd w:id="3"/>
-    <w:bookmarkEnd w:id="4"/>
     <w:p>
       <w:pPr>
         <w:pStyle w:val="ConsPlusNormal"/>
@@ -11929,7 +11951,7 @@
           <w:sz w:val="24"/>
           <w:szCs w:val="24"/>
         </w:rPr>
-        <w:t xml:space="preserve">Отчет аспиранта о проделанной работе заслушивается на заседании кафедры / структурного подразделения университета, отвечающей за подготовку и реализацию основной образовательной программы подготовки научных и научно-педагогических кадров в аспирантуре. В ходе указанного заседания аспиранту могут быть заданы вопросы, даны рекомендации относительно дальнейшего выполнения научного исследования, также может быть предусмотрено выступление научного руководителя. Итогом рассмотрения </w:t>
+        <w:t xml:space="preserve">Отчет аспиранта о проделанной работе заслушивается на заседании кафедры / структурного подразделения университета, отвечающей за подготовку и реализацию основной образовательной программы подготовки научных и научно-педагогических кадров в аспирантуре. В ходе указанного заседания аспиранту могут быть заданы вопросы, даны рекомендации относительно дальнейшего выполнения научного исследования, также </w:t>
       </w:r>
       <w:r>
         <w:rPr>
@@ -11938,7 +11960,7 @@
           <w:szCs w:val="24"/>
         </w:rPr>
         <w:lastRenderedPageBreak/>
-        <w:t xml:space="preserve">отчёта аспиранта о проделанной работе является выставление оценки. Критерии оценивания приведены в таблице 4. </w:t>
+        <w:t xml:space="preserve">может быть предусмотрено выступление научного руководителя. Итогом рассмотрения отчёта аспиранта о проделанной работе является выставление оценки. Критерии оценивания приведены в таблице 4. </w:t>
       </w:r>
     </w:p>
     <w:p>
@@ -12429,39 +12451,6 @@
     </w:sectPr>
   </w:body>
 </w:document>
-</file>
-
-<file path=word/comments.xml><?xml version="1.0" encoding="utf-8"?>
-<w:comments xmlns:wpc="http://schemas.microsoft.com/office/word/2010/wordprocessingCanvas" xmlns:cx="http://schemas.microsoft.com/office/drawing/2014/chartex" xmlns:cx1="http://schemas.microsoft.com/office/drawing/2015/9/8/chartex" xmlns:cx2="http://schemas.microsoft.com/office/drawing/2015/10/21/chartex" xmlns:cx3="http://schemas.microsoft.com/office/drawing/2016/5/9/chartex" xmlns:cx4="http://schemas.microsoft.com/office/drawing/2016/5/10/chartex" xmlns:cx5="http://schemas.microsoft.com/office/drawing/2016/5/11/chartex" xmlns:cx6="http://schemas.microsoft.com/office/drawing/2016/5/12/chartex" xmlns:cx7="http://schemas.microsoft.com/office/drawing/2016/5/13/chartex" xmlns:cx8="http://schemas.microsoft.com/office/drawing/2016/5/14/chartex" xmlns:mc="http://schemas.openxmlformats.org/markup-compatibility/2006" xmlns:aink="http://schemas.microsoft.com/office/drawing/2016/ink" xmlns:am3d="http://schemas.microsoft.com/office/drawing/2017/model3d" xmlns:o="urn:schemas-microsoft-com:office:office" xmlns:r="http://schemas.openxmlformats.org/officeDocument/2006/relationships" xmlns:m="http://schemas.openxmlformats.org/officeDocument/2006/math" xmlns:v="urn:schemas-microsoft-com:vml" xmlns:wp14="http://schemas.microsoft.com/office/word/2010/wordprocessingDrawing" xmlns:wp="http://schemas.openxmlformats.org/drawingml/2006/wordprocessingDrawing" xmlns:w10="urn:schemas-microsoft-com:office:word" xmlns:w="http://schemas.openxmlformats.org/wordprocessingml/2006/main" xmlns:w14="http://schemas.microsoft.com/office/word/2010/wordml" xmlns:w15="http://schemas.microsoft.com/office/word/2012/wordml" xmlns:w16cex="http://schemas.microsoft.com/office/word/2018/wordml/cex" xmlns:w16cid="http://schemas.microsoft.com/office/word/2016/wordml/cid" xmlns:w16="http://schemas.microsoft.com/office/word/2018/wordml" xmlns:w16sdtdh="http://schemas.microsoft.com/office/word/2020/wordml/sdtdatahash" xmlns:w16se="http://schemas.microsoft.com/office/word/2015/wordml/symex" xmlns:wpg="http://schemas.microsoft.com/office/word/2010/wordprocessingGroup" xmlns:wpi="http://schemas.microsoft.com/office/word/2010/wordprocessingInk" xmlns:wne="http://schemas.microsoft.com/office/word/2006/wordml" xmlns:wps="http://schemas.microsoft.com/office/word/2010/wordprocessingShape" mc:Ignorable="w14 w15 w16se w16cid w16 w16cex w16sdtdh wp14">
-  <w:comment w:id="1" w:author="Милова Юлия Юрьевна" w:date="2025-02-13T15:13:00Z" w:initials="МЮЮ">
-    <w:p>
-      <w:pPr>
-        <w:pStyle w:val="a5"/>
-      </w:pPr>
-      <w:r>
-        <w:rPr>
-          <w:rStyle w:val="a4"/>
-        </w:rPr>
-        <w:annotationRef/>
-      </w:r>
-      <w:r>
-        <w:t>Без возможности редактирования</w:t>
-      </w:r>
-    </w:p>
-  </w:comment>
-</w:comments>
-</file>
-
-<file path=word/commentsExtended.xml><?xml version="1.0" encoding="utf-8"?>
-<w15:commentsEx xmlns:wpc="http://schemas.microsoft.com/office/word/2010/wordprocessingCanvas" xmlns:cx="http://schemas.microsoft.com/office/drawing/2014/chartex" xmlns:cx1="http://schemas.microsoft.com/office/drawing/2015/9/8/chartex" xmlns:cx2="http://schemas.microsoft.com/office/drawing/2015/10/21/chartex" xmlns:cx3="http://schemas.microsoft.com/office/drawing/2016/5/9/chartex" xmlns:cx4="http://schemas.microsoft.com/office/drawing/2016/5/10/chartex" xmlns:cx5="http://schemas.microsoft.com/office/drawing/2016/5/11/chartex" xmlns:cx6="http://schemas.microsoft.com/office/drawing/2016/5/12/chartex" xmlns:cx7="http://schemas.microsoft.com/office/drawing/2016/5/13/chartex" xmlns:cx8="http://schemas.microsoft.com/office/drawing/2016/5/14/chartex" xmlns:mc="http://schemas.openxmlformats.org/markup-compatibility/2006" xmlns:aink="http://schemas.microsoft.com/office/drawing/2016/ink" xmlns:am3d="http://schemas.microsoft.com/office/drawing/2017/model3d" xmlns:o="urn:schemas-microsoft-com:office:office" xmlns:r="http://schemas.openxmlformats.org/officeDocument/2006/relationships" xmlns:m="http://schemas.openxmlformats.org/officeDocument/2006/math" xmlns:v="urn:schemas-microsoft-com:vml" xmlns:wp14="http://schemas.microsoft.com/office/word/2010/wordprocessingDrawing" xmlns:wp="http://schemas.openxmlformats.org/drawingml/2006/wordprocessingDrawing" xmlns:w10="urn:schemas-microsoft-com:office:word" xmlns:w="http://schemas.openxmlformats.org/wordprocessingml/2006/main" xmlns:w14="http://schemas.microsoft.com/office/word/2010/wordml" xmlns:w15="http://schemas.microsoft.com/office/word/2012/wordml" xmlns:w16cex="http://schemas.microsoft.com/office/word/2018/wordml/cex" xmlns:w16cid="http://schemas.microsoft.com/office/word/2016/wordml/cid" xmlns:w16="http://schemas.microsoft.com/office/word/2018/wordml" xmlns:w16sdtdh="http://schemas.microsoft.com/office/word/2020/wordml/sdtdatahash" xmlns:w16se="http://schemas.microsoft.com/office/word/2015/wordml/symex" xmlns:wpg="http://schemas.microsoft.com/office/word/2010/wordprocessingGroup" xmlns:wpi="http://schemas.microsoft.com/office/word/2010/wordprocessingInk" xmlns:wne="http://schemas.microsoft.com/office/word/2006/wordml" xmlns:wps="http://schemas.microsoft.com/office/word/2010/wordprocessingShape" mc:Ignorable="w14 w15 w16se w16cid w16 w16cex w16sdtdh wp14">
-  <w15:commentEx w15:paraId="64FE3FF1" w15:done="0"/>
-</w15:commentsEx>
-</file>
-
-<file path=word/commentsIds.xml><?xml version="1.0" encoding="utf-8"?>
-<w16cid:commentsIds xmlns:wpc="http://schemas.microsoft.com/office/word/2010/wordprocessingCanvas" xmlns:cx="http://schemas.microsoft.com/office/drawing/2014/chartex" xmlns:cx1="http://schemas.microsoft.com/office/drawing/2015/9/8/chartex" xmlns:cx2="http://schemas.microsoft.com/office/drawing/2015/10/21/chartex" xmlns:cx3="http://schemas.microsoft.com/office/drawing/2016/5/9/chartex" xmlns:cx4="http://schemas.microsoft.com/office/drawing/2016/5/10/chartex" xmlns:cx5="http://schemas.microsoft.com/office/drawing/2016/5/11/chartex" xmlns:cx6="http://schemas.microsoft.com/office/drawing/2016/5/12/chartex" xmlns:cx7="http://schemas.microsoft.com/office/drawing/2016/5/13/chartex" xmlns:cx8="http://schemas.microsoft.com/office/drawing/2016/5/14/chartex" xmlns:mc="http://schemas.openxmlformats.org/markup-compatibility/2006" xmlns:aink="http://schemas.microsoft.com/office/drawing/2016/ink" xmlns:am3d="http://schemas.microsoft.com/office/drawing/2017/model3d" xmlns:o="urn:schemas-microsoft-com:office:office" xmlns:r="http://schemas.openxmlformats.org/officeDocument/2006/relationships" xmlns:m="http://schemas.openxmlformats.org/officeDocument/2006/math" xmlns:v="urn:schemas-microsoft-com:vml" xmlns:wp14="http://schemas.microsoft.com/office/word/2010/wordprocessingDrawing" xmlns:wp="http://schemas.openxmlformats.org/drawingml/2006/wordprocessingDrawing" xmlns:w10="urn:schemas-microsoft-com:office:word" xmlns:w="http://schemas.openxmlformats.org/wordprocessingml/2006/main" xmlns:w14="http://schemas.microsoft.com/office/word/2010/wordml" xmlns:w15="http://schemas.microsoft.com/office/word/2012/wordml" xmlns:w16cex="http://schemas.microsoft.com/office/word/2018/wordml/cex" xmlns:w16cid="http://schemas.microsoft.com/office/word/2016/wordml/cid" xmlns:w16="http://schemas.microsoft.com/office/word/2018/wordml" xmlns:w16sdtdh="http://schemas.microsoft.com/office/word/2020/wordml/sdtdatahash" xmlns:w16se="http://schemas.microsoft.com/office/word/2015/wordml/symex" xmlns:wpg="http://schemas.microsoft.com/office/word/2010/wordprocessingGroup" xmlns:wpi="http://schemas.microsoft.com/office/word/2010/wordprocessingInk" xmlns:wne="http://schemas.microsoft.com/office/word/2006/wordml" xmlns:wps="http://schemas.microsoft.com/office/word/2010/wordprocessingShape" mc:Ignorable="w14 w15 w16se w16cid w16 w16cex w16sdtdh wp14">
-  <w16cid:commentId w16cid:paraId="64FE3FF1" w16cid:durableId="2B7D7B70"/>
-</w16cid:commentsIds>
 </file>
 
 <file path=word/numbering.xml><?xml version="1.0" encoding="utf-8"?>
@@ -13432,6 +13421,35 @@
       <w:szCs w:val="20"/>
     </w:rPr>
   </w:style>
+  <w:style w:type="paragraph" w:styleId="a7">
+    <w:name w:val="annotation subject"/>
+    <w:basedOn w:val="a5"/>
+    <w:next w:val="a5"/>
+    <w:link w:val="a8"/>
+    <w:uiPriority w:val="99"/>
+    <w:semiHidden/>
+    <w:unhideWhenUsed/>
+    <w:rsid w:val="00BC13FB"/>
+    <w:rPr>
+      <w:b/>
+      <w:bCs/>
+    </w:rPr>
+  </w:style>
+  <w:style w:type="character" w:customStyle="1" w:styleId="a8">
+    <w:name w:val="Тема примечания Знак"/>
+    <w:basedOn w:val="a6"/>
+    <w:link w:val="a7"/>
+    <w:uiPriority w:val="99"/>
+    <w:semiHidden/>
+    <w:rsid w:val="00BC13FB"/>
+    <w:rPr>
+      <w:rFonts w:ascii="Times New Roman" w:eastAsia="Calibri" w:hAnsi="Times New Roman" w:cs="Times New Roman"/>
+      <w:b/>
+      <w:bCs/>
+      <w:sz w:val="20"/>
+      <w:szCs w:val="20"/>
+    </w:rPr>
+  </w:style>
 </w:styles>
 </file>
 

--- a/templates/docxRPD/scientific_third.docx
+++ b/templates/docxRPD/scientific_third.docx
@@ -170,7 +170,25 @@
           <w:szCs w:val="24"/>
           <w:lang w:eastAsia="ru-RU"/>
         </w:rPr>
-        <w:t xml:space="preserve"> «___»___________ 202   г.</w:t>
+        <w:t xml:space="preserve"> «__</w:t>
+      </w:r>
+      <w:proofErr w:type="gramStart"/>
+      <w:r>
+        <w:rPr>
+          <w:rFonts w:eastAsia="Times New Roman"/>
+          <w:szCs w:val="24"/>
+          <w:lang w:eastAsia="ru-RU"/>
+        </w:rPr>
+        <w:t>_»_</w:t>
+      </w:r>
+      <w:proofErr w:type="gramEnd"/>
+      <w:r>
+        <w:rPr>
+          <w:rFonts w:eastAsia="Times New Roman"/>
+          <w:szCs w:val="24"/>
+          <w:lang w:eastAsia="ru-RU"/>
+        </w:rPr>
+        <w:t>__________ 202   г.</w:t>
       </w:r>
     </w:p>
     <w:p>
@@ -244,6 +262,7 @@
           <w:lang w:val="en-US" w:eastAsia="ru-RU"/>
         </w:rPr>
       </w:pPr>
+      <w:proofErr w:type="gramStart"/>
       <w:r>
         <w:rPr>
           <w:rFonts w:eastAsia="Times New Roman"/>
@@ -252,7 +271,18 @@
           <w:u w:val="single"/>
           <w:lang w:val="en-US" w:eastAsia="ru-RU"/>
         </w:rPr>
-        <w:t>{{ name }}</w:t>
+        <w:t>{{ name</w:t>
+      </w:r>
+      <w:proofErr w:type="gramEnd"/>
+      <w:r>
+        <w:rPr>
+          <w:rFonts w:eastAsia="Times New Roman"/>
+          <w:i/>
+          <w:szCs w:val="24"/>
+          <w:u w:val="single"/>
+          <w:lang w:val="en-US" w:eastAsia="ru-RU"/>
+        </w:rPr>
+        <w:t xml:space="preserve"> }}</w:t>
       </w:r>
     </w:p>
     <w:p>
@@ -401,6 +431,7 @@
                 <w:lang w:eastAsia="ru-RU"/>
               </w:rPr>
             </w:pPr>
+            <w:proofErr w:type="gramStart"/>
             <w:r>
               <w:rPr>
                 <w:rFonts w:eastAsia="Times New Roman" w:cs="Arial"/>
@@ -408,7 +439,28 @@
                 <w:szCs w:val="24"/>
                 <w:lang w:val="en-US" w:eastAsia="ru-RU"/>
               </w:rPr>
-              <w:t>{{ ckaf }}</w:t>
+              <w:t xml:space="preserve">{{ </w:t>
+            </w:r>
+            <w:proofErr w:type="spellStart"/>
+            <w:r>
+              <w:rPr>
+                <w:rFonts w:eastAsia="Times New Roman" w:cs="Arial"/>
+                <w:color w:val="000000"/>
+                <w:szCs w:val="24"/>
+                <w:lang w:val="en-US" w:eastAsia="ru-RU"/>
+              </w:rPr>
+              <w:t>ckaf</w:t>
+            </w:r>
+            <w:proofErr w:type="spellEnd"/>
+            <w:proofErr w:type="gramEnd"/>
+            <w:r>
+              <w:rPr>
+                <w:rFonts w:eastAsia="Times New Roman" w:cs="Arial"/>
+                <w:color w:val="000000"/>
+                <w:szCs w:val="24"/>
+                <w:lang w:val="en-US" w:eastAsia="ru-RU"/>
+              </w:rPr>
+              <w:t xml:space="preserve"> }}</w:t>
             </w:r>
           </w:p>
         </w:tc>
@@ -471,6 +523,7 @@
                 <w:lang w:eastAsia="ru-RU"/>
               </w:rPr>
             </w:pPr>
+            <w:proofErr w:type="gramStart"/>
             <w:r>
               <w:rPr>
                 <w:rFonts w:eastAsia="Times New Roman" w:cs="Arial"/>
@@ -478,7 +531,28 @@
                 <w:szCs w:val="24"/>
                 <w:lang w:val="en-US" w:eastAsia="ru-RU"/>
               </w:rPr>
-              <w:t>{{ cfac }}</w:t>
+              <w:t xml:space="preserve">{{ </w:t>
+            </w:r>
+            <w:proofErr w:type="spellStart"/>
+            <w:r>
+              <w:rPr>
+                <w:rFonts w:eastAsia="Times New Roman" w:cs="Arial"/>
+                <w:color w:val="000000"/>
+                <w:szCs w:val="24"/>
+                <w:lang w:val="en-US" w:eastAsia="ru-RU"/>
+              </w:rPr>
+              <w:t>cfac</w:t>
+            </w:r>
+            <w:proofErr w:type="spellEnd"/>
+            <w:proofErr w:type="gramEnd"/>
+            <w:r>
+              <w:rPr>
+                <w:rFonts w:eastAsia="Times New Roman" w:cs="Arial"/>
+                <w:color w:val="000000"/>
+                <w:szCs w:val="24"/>
+                <w:lang w:val="en-US" w:eastAsia="ru-RU"/>
+              </w:rPr>
+              <w:t xml:space="preserve"> }}</w:t>
             </w:r>
           </w:p>
         </w:tc>
@@ -624,6 +698,7 @@
                 <w:lang w:val="en-US" w:eastAsia="ru-RU"/>
               </w:rPr>
             </w:pPr>
+            <w:proofErr w:type="gramStart"/>
             <w:r>
               <w:rPr>
                 <w:rFonts w:eastAsia="Times New Roman" w:cs="Arial"/>
@@ -633,27 +708,22 @@
                 <w:szCs w:val="24"/>
                 <w:lang w:val="en-US" w:eastAsia="ru-RU"/>
               </w:rPr>
-              <w:t>{{ cfob }}</w:t>
-            </w:r>
-          </w:p>
-        </w:tc>
-        <w:tc>
-          <w:tcPr>
-            <w:tcW w:w="3368" w:type="dxa"/>
-            <w:hideMark/>
-          </w:tcPr>
-          <w:p>
-            <w:pPr>
-              <w:spacing w:line="256" w:lineRule="auto"/>
+              <w:t xml:space="preserve">{{ </w:t>
+            </w:r>
+            <w:proofErr w:type="spellStart"/>
+            <w:r>
               <w:rPr>
                 <w:rFonts w:eastAsia="Times New Roman" w:cs="Arial"/>
                 <w:i/>
                 <w:iCs/>
                 <w:color w:val="000000"/>
                 <w:szCs w:val="24"/>
-                <w:lang w:eastAsia="ru-RU"/>
-              </w:rPr>
-            </w:pPr>
+                <w:lang w:val="en-US" w:eastAsia="ru-RU"/>
+              </w:rPr>
+              <w:t>cfob</w:t>
+            </w:r>
+            <w:proofErr w:type="spellEnd"/>
+            <w:proofErr w:type="gramEnd"/>
             <w:r>
               <w:rPr>
                 <w:rFonts w:eastAsia="Times New Roman" w:cs="Arial"/>
@@ -661,21 +731,15 @@
                 <w:iCs/>
                 <w:color w:val="000000"/>
                 <w:szCs w:val="24"/>
-                <w:lang w:eastAsia="ru-RU"/>
-              </w:rPr>
-              <w:t>Год начала освоения</w:t>
-            </w:r>
-          </w:p>
-        </w:tc>
-        <w:tc>
-          <w:tcPr>
-            <w:tcW w:w="2552" w:type="dxa"/>
-            <w:tcBorders>
-              <w:top w:val="nil"/>
-              <w:left w:val="nil"/>
-              <w:bottom w:val="single" w:sz="4" w:space="0" w:color="auto"/>
-              <w:right w:val="nil"/>
-            </w:tcBorders>
+                <w:lang w:val="en-US" w:eastAsia="ru-RU"/>
+              </w:rPr>
+              <w:t xml:space="preserve"> }}</w:t>
+            </w:r>
+          </w:p>
+        </w:tc>
+        <w:tc>
+          <w:tcPr>
+            <w:tcW w:w="3368" w:type="dxa"/>
             <w:hideMark/>
           </w:tcPr>
           <w:p>
@@ -687,7 +751,7 @@
                 <w:iCs/>
                 <w:color w:val="000000"/>
                 <w:szCs w:val="24"/>
-                <w:lang w:val="en-US" w:eastAsia="ru-RU"/>
+                <w:lang w:eastAsia="ru-RU"/>
               </w:rPr>
             </w:pPr>
             <w:r>
@@ -697,9 +761,71 @@
                 <w:iCs/>
                 <w:color w:val="000000"/>
                 <w:szCs w:val="24"/>
+                <w:lang w:eastAsia="ru-RU"/>
+              </w:rPr>
+              <w:t>Год начала освоения</w:t>
+            </w:r>
+          </w:p>
+        </w:tc>
+        <w:tc>
+          <w:tcPr>
+            <w:tcW w:w="2552" w:type="dxa"/>
+            <w:tcBorders>
+              <w:top w:val="nil"/>
+              <w:left w:val="nil"/>
+              <w:bottom w:val="single" w:sz="4" w:space="0" w:color="auto"/>
+              <w:right w:val="nil"/>
+            </w:tcBorders>
+            <w:hideMark/>
+          </w:tcPr>
+          <w:p>
+            <w:pPr>
+              <w:spacing w:line="256" w:lineRule="auto"/>
+              <w:rPr>
+                <w:rFonts w:eastAsia="Times New Roman" w:cs="Arial"/>
+                <w:i/>
+                <w:iCs/>
+                <w:color w:val="000000"/>
+                <w:szCs w:val="24"/>
                 <w:lang w:val="en-US" w:eastAsia="ru-RU"/>
               </w:rPr>
-              <w:t>{{ startyear }}</w:t>
+            </w:pPr>
+            <w:proofErr w:type="gramStart"/>
+            <w:r>
+              <w:rPr>
+                <w:rFonts w:eastAsia="Times New Roman" w:cs="Arial"/>
+                <w:i/>
+                <w:iCs/>
+                <w:color w:val="000000"/>
+                <w:szCs w:val="24"/>
+                <w:lang w:val="en-US" w:eastAsia="ru-RU"/>
+              </w:rPr>
+              <w:t xml:space="preserve">{{ </w:t>
+            </w:r>
+            <w:proofErr w:type="spellStart"/>
+            <w:r>
+              <w:rPr>
+                <w:rFonts w:eastAsia="Times New Roman" w:cs="Arial"/>
+                <w:i/>
+                <w:iCs/>
+                <w:color w:val="000000"/>
+                <w:szCs w:val="24"/>
+                <w:lang w:val="en-US" w:eastAsia="ru-RU"/>
+              </w:rPr>
+              <w:t>startyear</w:t>
+            </w:r>
+            <w:proofErr w:type="spellEnd"/>
+            <w:proofErr w:type="gramEnd"/>
+            <w:r>
+              <w:rPr>
+                <w:rFonts w:eastAsia="Times New Roman" w:cs="Arial"/>
+                <w:i/>
+                <w:iCs/>
+                <w:color w:val="000000"/>
+                <w:szCs w:val="24"/>
+                <w:lang w:val="en-US" w:eastAsia="ru-RU"/>
+              </w:rPr>
+              <w:t xml:space="preserve"> }}</w:t>
             </w:r>
           </w:p>
         </w:tc>
@@ -737,6 +863,7 @@
                 <w:lang w:eastAsia="ru-RU"/>
               </w:rPr>
             </w:pPr>
+            <w:proofErr w:type="gramStart"/>
             <w:r>
               <w:rPr>
                 <w:rFonts w:eastAsia="Times New Roman" w:cs="Arial"/>
@@ -746,36 +873,38 @@
                 <w:szCs w:val="24"/>
                 <w:lang w:eastAsia="ru-RU"/>
               </w:rPr>
-              <w:t>Срок  освоения:</w:t>
-            </w:r>
-          </w:p>
-        </w:tc>
-        <w:tc>
-          <w:tcPr>
-            <w:tcW w:w="2869" w:type="dxa"/>
-            <w:tcBorders>
-              <w:top w:val="single" w:sz="4" w:space="0" w:color="auto"/>
-              <w:left w:val="nil"/>
-              <w:bottom w:val="single" w:sz="4" w:space="0" w:color="auto"/>
-              <w:right w:val="nil"/>
-            </w:tcBorders>
-            <w:noWrap/>
-            <w:vAlign w:val="bottom"/>
-            <w:hideMark/>
-          </w:tcPr>
-          <w:p>
-            <w:pPr>
-              <w:spacing w:line="256" w:lineRule="auto"/>
+              <w:t>Срок  освоения</w:t>
+            </w:r>
+            <w:proofErr w:type="gramEnd"/>
+            <w:r>
               <w:rPr>
                 <w:rFonts w:eastAsia="Times New Roman" w:cs="Arial"/>
                 <w:i/>
                 <w:iCs/>
                 <w:color w:val="000000"/>
                 <w:szCs w:val="24"/>
-                <w:lang w:val="en-US" w:eastAsia="ru-RU"/>
-              </w:rPr>
-            </w:pPr>
-            <w:r>
+                <w:lang w:eastAsia="ru-RU"/>
+              </w:rPr>
+              <w:t>:</w:t>
+            </w:r>
+          </w:p>
+        </w:tc>
+        <w:tc>
+          <w:tcPr>
+            <w:tcW w:w="2869" w:type="dxa"/>
+            <w:tcBorders>
+              <w:top w:val="single" w:sz="4" w:space="0" w:color="auto"/>
+              <w:left w:val="nil"/>
+              <w:bottom w:val="single" w:sz="4" w:space="0" w:color="auto"/>
+              <w:right w:val="nil"/>
+            </w:tcBorders>
+            <w:noWrap/>
+            <w:vAlign w:val="bottom"/>
+            <w:hideMark/>
+          </w:tcPr>
+          <w:p>
+            <w:pPr>
+              <w:spacing w:line="256" w:lineRule="auto"/>
               <w:rPr>
                 <w:rFonts w:eastAsia="Times New Roman" w:cs="Arial"/>
                 <w:i/>
@@ -784,27 +913,20 @@
                 <w:szCs w:val="24"/>
                 <w:lang w:val="en-US" w:eastAsia="ru-RU"/>
               </w:rPr>
-              <w:t>{{ rng }}</w:t>
-            </w:r>
-          </w:p>
-        </w:tc>
-        <w:tc>
-          <w:tcPr>
-            <w:tcW w:w="3368" w:type="dxa"/>
-            <w:hideMark/>
-          </w:tcPr>
-          <w:p>
-            <w:pPr>
-              <w:spacing w:line="256" w:lineRule="auto"/>
+            </w:pPr>
+            <w:proofErr w:type="gramStart"/>
+            <w:r>
               <w:rPr>
                 <w:rFonts w:eastAsia="Times New Roman" w:cs="Arial"/>
                 <w:i/>
                 <w:iCs/>
                 <w:color w:val="000000"/>
                 <w:szCs w:val="24"/>
-                <w:lang w:eastAsia="ru-RU"/>
-              </w:rPr>
-            </w:pPr>
+                <w:lang w:val="en-US" w:eastAsia="ru-RU"/>
+              </w:rPr>
+              <w:t xml:space="preserve">{{ </w:t>
+            </w:r>
+            <w:proofErr w:type="spellStart"/>
             <w:r>
               <w:rPr>
                 <w:rFonts w:eastAsia="Times New Roman" w:cs="Arial"/>
@@ -812,6 +934,49 @@
                 <w:iCs/>
                 <w:color w:val="000000"/>
                 <w:szCs w:val="24"/>
+                <w:lang w:val="en-US" w:eastAsia="ru-RU"/>
+              </w:rPr>
+              <w:t>rng</w:t>
+            </w:r>
+            <w:proofErr w:type="spellEnd"/>
+            <w:proofErr w:type="gramEnd"/>
+            <w:r>
+              <w:rPr>
+                <w:rFonts w:eastAsia="Times New Roman" w:cs="Arial"/>
+                <w:i/>
+                <w:iCs/>
+                <w:color w:val="000000"/>
+                <w:szCs w:val="24"/>
+                <w:lang w:val="en-US" w:eastAsia="ru-RU"/>
+              </w:rPr>
+              <w:t xml:space="preserve"> }}</w:t>
+            </w:r>
+          </w:p>
+        </w:tc>
+        <w:tc>
+          <w:tcPr>
+            <w:tcW w:w="3368" w:type="dxa"/>
+            <w:hideMark/>
+          </w:tcPr>
+          <w:p>
+            <w:pPr>
+              <w:spacing w:line="256" w:lineRule="auto"/>
+              <w:rPr>
+                <w:rFonts w:eastAsia="Times New Roman" w:cs="Arial"/>
+                <w:i/>
+                <w:iCs/>
+                <w:color w:val="000000"/>
+                <w:szCs w:val="24"/>
+                <w:lang w:eastAsia="ru-RU"/>
+              </w:rPr>
+            </w:pPr>
+            <w:r>
+              <w:rPr>
+                <w:rFonts w:eastAsia="Times New Roman" w:cs="Arial"/>
+                <w:i/>
+                <w:iCs/>
+                <w:color w:val="000000"/>
+                <w:szCs w:val="24"/>
                 <w:lang w:eastAsia="ru-RU"/>
               </w:rPr>
               <w:t>Федеральные государственные требования</w:t>
@@ -849,6 +1014,7 @@
                 <w:lang w:val="en-US" w:eastAsia="ru-RU"/>
               </w:rPr>
             </w:pPr>
+            <w:proofErr w:type="gramStart"/>
             <w:r>
               <w:rPr>
                 <w:rFonts w:eastAsia="Times New Roman" w:cs="Arial"/>
@@ -856,7 +1022,28 @@
                 <w:szCs w:val="24"/>
                 <w:lang w:val="en-US" w:eastAsia="ru-RU"/>
               </w:rPr>
-              <w:t>{{ fgt }}</w:t>
+              <w:t xml:space="preserve">{{ </w:t>
+            </w:r>
+            <w:proofErr w:type="spellStart"/>
+            <w:r>
+              <w:rPr>
+                <w:rFonts w:eastAsia="Times New Roman" w:cs="Arial"/>
+                <w:color w:val="000000"/>
+                <w:szCs w:val="24"/>
+                <w:lang w:val="en-US" w:eastAsia="ru-RU"/>
+              </w:rPr>
+              <w:t>fgt</w:t>
+            </w:r>
+            <w:proofErr w:type="spellEnd"/>
+            <w:proofErr w:type="gramEnd"/>
+            <w:r>
+              <w:rPr>
+                <w:rFonts w:eastAsia="Times New Roman" w:cs="Arial"/>
+                <w:color w:val="000000"/>
+                <w:szCs w:val="24"/>
+                <w:lang w:val="en-US" w:eastAsia="ru-RU"/>
+              </w:rPr>
+              <w:t xml:space="preserve"> }}</w:t>
             </w:r>
           </w:p>
         </w:tc>
@@ -1084,6 +1271,7 @@
                 <w:lang w:val="en-US" w:eastAsia="ru-RU"/>
               </w:rPr>
             </w:pPr>
+            <w:proofErr w:type="gramStart"/>
             <w:r>
               <w:rPr>
                 <w:rFonts w:eastAsia="Times New Roman" w:cs="Arial"/>
@@ -1093,7 +1281,32 @@
                 <w:szCs w:val="24"/>
                 <w:lang w:val="en-US" w:eastAsia="ru-RU"/>
               </w:rPr>
-              <w:t>{{ viceRector }}</w:t>
+              <w:t xml:space="preserve">{{ </w:t>
+            </w:r>
+            <w:proofErr w:type="spellStart"/>
+            <w:r>
+              <w:rPr>
+                <w:rFonts w:eastAsia="Times New Roman" w:cs="Arial"/>
+                <w:i/>
+                <w:iCs/>
+                <w:color w:val="000000"/>
+                <w:szCs w:val="24"/>
+                <w:lang w:val="en-US" w:eastAsia="ru-RU"/>
+              </w:rPr>
+              <w:t>viceRector</w:t>
+            </w:r>
+            <w:proofErr w:type="spellEnd"/>
+            <w:proofErr w:type="gramEnd"/>
+            <w:r>
+              <w:rPr>
+                <w:rFonts w:eastAsia="Times New Roman" w:cs="Arial"/>
+                <w:i/>
+                <w:iCs/>
+                <w:color w:val="000000"/>
+                <w:szCs w:val="24"/>
+                <w:lang w:val="en-US" w:eastAsia="ru-RU"/>
+              </w:rPr>
+              <w:t xml:space="preserve"> }}</w:t>
             </w:r>
           </w:p>
         </w:tc>
@@ -1279,6 +1492,7 @@
                 <w:lang w:val="en-US" w:eastAsia="ru-RU"/>
               </w:rPr>
             </w:pPr>
+            <w:proofErr w:type="gramStart"/>
             <w:r>
               <w:rPr>
                 <w:rFonts w:eastAsia="Times New Roman" w:cs="Arial"/>
@@ -1288,7 +1502,19 @@
                 <w:szCs w:val="24"/>
                 <w:lang w:val="en-US" w:eastAsia="ru-RU"/>
               </w:rPr>
-              <w:t>{{ director }}</w:t>
+              <w:t>{{ director</w:t>
+            </w:r>
+            <w:proofErr w:type="gramEnd"/>
+            <w:r>
+              <w:rPr>
+                <w:rFonts w:eastAsia="Times New Roman" w:cs="Arial"/>
+                <w:i/>
+                <w:iCs/>
+                <w:color w:val="000000"/>
+                <w:szCs w:val="24"/>
+                <w:lang w:val="en-US" w:eastAsia="ru-RU"/>
+              </w:rPr>
+              <w:t xml:space="preserve"> }}</w:t>
             </w:r>
           </w:p>
         </w:tc>
@@ -1474,6 +1700,7 @@
                 <w:lang w:val="en-US" w:eastAsia="ru-RU"/>
               </w:rPr>
             </w:pPr>
+            <w:proofErr w:type="gramStart"/>
             <w:r>
               <w:rPr>
                 <w:rFonts w:eastAsia="Times New Roman" w:cs="Arial"/>
@@ -1483,7 +1710,32 @@
                 <w:szCs w:val="24"/>
                 <w:lang w:val="en-US" w:eastAsia="ru-RU"/>
               </w:rPr>
-              <w:t>{{ zavkaf }}</w:t>
+              <w:t xml:space="preserve">{{ </w:t>
+            </w:r>
+            <w:proofErr w:type="spellStart"/>
+            <w:r>
+              <w:rPr>
+                <w:rFonts w:eastAsia="Times New Roman" w:cs="Arial"/>
+                <w:i/>
+                <w:iCs/>
+                <w:color w:val="000000"/>
+                <w:szCs w:val="24"/>
+                <w:lang w:val="en-US" w:eastAsia="ru-RU"/>
+              </w:rPr>
+              <w:t>zavkaf</w:t>
+            </w:r>
+            <w:proofErr w:type="spellEnd"/>
+            <w:proofErr w:type="gramEnd"/>
+            <w:r>
+              <w:rPr>
+                <w:rFonts w:eastAsia="Times New Roman" w:cs="Arial"/>
+                <w:i/>
+                <w:iCs/>
+                <w:color w:val="000000"/>
+                <w:szCs w:val="24"/>
+                <w:lang w:val="en-US" w:eastAsia="ru-RU"/>
+              </w:rPr>
+              <w:t xml:space="preserve"> }}</w:t>
             </w:r>
           </w:p>
         </w:tc>
@@ -1669,6 +1921,7 @@
                 <w:lang w:val="en-US" w:eastAsia="ru-RU"/>
               </w:rPr>
             </w:pPr>
+            <w:proofErr w:type="gramStart"/>
             <w:r>
               <w:rPr>
                 <w:rFonts w:eastAsia="Times New Roman" w:cs="Arial"/>
@@ -1678,7 +1931,32 @@
                 <w:szCs w:val="24"/>
                 <w:lang w:val="en-US" w:eastAsia="ru-RU"/>
               </w:rPr>
-              <w:t>{{ rop }}</w:t>
+              <w:t xml:space="preserve">{{ </w:t>
+            </w:r>
+            <w:proofErr w:type="spellStart"/>
+            <w:r>
+              <w:rPr>
+                <w:rFonts w:eastAsia="Times New Roman" w:cs="Arial"/>
+                <w:i/>
+                <w:iCs/>
+                <w:color w:val="000000"/>
+                <w:szCs w:val="24"/>
+                <w:lang w:val="en-US" w:eastAsia="ru-RU"/>
+              </w:rPr>
+              <w:t>rop</w:t>
+            </w:r>
+            <w:proofErr w:type="spellEnd"/>
+            <w:proofErr w:type="gramEnd"/>
+            <w:r>
+              <w:rPr>
+                <w:rFonts w:eastAsia="Times New Roman" w:cs="Arial"/>
+                <w:i/>
+                <w:iCs/>
+                <w:color w:val="000000"/>
+                <w:szCs w:val="24"/>
+                <w:lang w:val="en-US" w:eastAsia="ru-RU"/>
+              </w:rPr>
+              <w:t xml:space="preserve"> }}</w:t>
             </w:r>
           </w:p>
         </w:tc>
@@ -2118,7 +2396,27 @@
                 <w:szCs w:val="24"/>
                 <w:lang w:val="en-US" w:eastAsia="ru-RU"/>
               </w:rPr>
-              <w:t xml:space="preserve"> {{ p2 }}</w:t>
+              <w:t xml:space="preserve"> </w:t>
+            </w:r>
+            <w:proofErr w:type="gramStart"/>
+            <w:r>
+              <w:rPr>
+                <w:rFonts w:eastAsia="Times New Roman"/>
+                <w:b/>
+                <w:szCs w:val="24"/>
+                <w:lang w:val="en-US" w:eastAsia="ru-RU"/>
+              </w:rPr>
+              <w:t>{{ p</w:t>
+            </w:r>
+            <w:proofErr w:type="gramEnd"/>
+            <w:r>
+              <w:rPr>
+                <w:rFonts w:eastAsia="Times New Roman"/>
+                <w:b/>
+                <w:szCs w:val="24"/>
+                <w:lang w:val="en-US" w:eastAsia="ru-RU"/>
+              </w:rPr>
+              <w:t>2 }}</w:t>
             </w:r>
           </w:p>
         </w:tc>
@@ -2152,6 +2450,7 @@
               </w:rPr>
               <w:t xml:space="preserve">Р–2.1 </w:t>
             </w:r>
+            <w:proofErr w:type="gramStart"/>
             <w:r>
               <w:rPr>
                 <w:rFonts w:eastAsia="Times New Roman"/>
@@ -2159,7 +2458,17 @@
                 <w:szCs w:val="24"/>
                 <w:lang w:val="en-US" w:eastAsia="ru-RU"/>
               </w:rPr>
-              <w:t>{{ p21 }}</w:t>
+              <w:t>{{ p</w:t>
+            </w:r>
+            <w:proofErr w:type="gramEnd"/>
+            <w:r>
+              <w:rPr>
+                <w:rFonts w:eastAsia="Times New Roman"/>
+                <w:b/>
+                <w:szCs w:val="24"/>
+                <w:lang w:val="en-US" w:eastAsia="ru-RU"/>
+              </w:rPr>
+              <w:t>21 }}</w:t>
             </w:r>
           </w:p>
         </w:tc>
@@ -2252,6 +2561,7 @@
               </w:rPr>
               <w:t xml:space="preserve">Р–2.2 </w:t>
             </w:r>
+            <w:proofErr w:type="gramStart"/>
             <w:r>
               <w:rPr>
                 <w:rFonts w:eastAsia="Times New Roman"/>
@@ -2259,7 +2569,17 @@
                 <w:szCs w:val="24"/>
                 <w:lang w:val="en-US" w:eastAsia="ru-RU"/>
               </w:rPr>
-              <w:t>{{ p22}}</w:t>
+              <w:t>{{ p</w:t>
+            </w:r>
+            <w:proofErr w:type="gramEnd"/>
+            <w:r>
+              <w:rPr>
+                <w:rFonts w:eastAsia="Times New Roman"/>
+                <w:b/>
+                <w:szCs w:val="24"/>
+                <w:lang w:val="en-US" w:eastAsia="ru-RU"/>
+              </w:rPr>
+              <w:t>22}}</w:t>
             </w:r>
           </w:p>
         </w:tc>
@@ -2410,7 +2730,79 @@
           <w:szCs w:val="24"/>
           <w:lang w:eastAsia="ru-RU"/>
         </w:rPr>
-        <w:t>подготовка публикаций, в которых излагаются основные научные результаты диссертации, в рецензируемых научных изданиях, в приравненных к ним научных изданиях, индексируемых в международных базах данных Web of Science и Scopus и международных базах данных, определяемых в соответствии с рекомендацией Высшей аттестационной комиссии при Министерстве науки и высшего образования Российской Федерации, а также в научных изданиях, индексируемых в наукометрической базе данных Russian Science Citation Index (RSCI), и (или) заявок на патенты на изобретения, полезные модели, промышленные образцы, селекционные достижения, свидетельства о государственной регистрации программ для электронных вычислительных машин, баз данных, топологий интегральных микросхем (подготовка публикаций и (или) заявок на патенты на изобретения и другие виды интеллектуальной собственности);</w:t>
+        <w:t xml:space="preserve">подготовка публикаций, в которых излагаются основные научные результаты диссертации, в рецензируемых научных изданиях, в приравненных к ним научных изданиях, индексируемых в международных базах данных Web </w:t>
+      </w:r>
+      <w:proofErr w:type="spellStart"/>
+      <w:r>
+        <w:rPr>
+          <w:rFonts w:eastAsia="Times New Roman"/>
+          <w:szCs w:val="24"/>
+          <w:lang w:eastAsia="ru-RU"/>
+        </w:rPr>
+        <w:t>of</w:t>
+      </w:r>
+      <w:proofErr w:type="spellEnd"/>
+      <w:r>
+        <w:rPr>
+          <w:rFonts w:eastAsia="Times New Roman"/>
+          <w:szCs w:val="24"/>
+          <w:lang w:eastAsia="ru-RU"/>
+        </w:rPr>
+        <w:t xml:space="preserve"> Science и </w:t>
+      </w:r>
+      <w:proofErr w:type="spellStart"/>
+      <w:r>
+        <w:rPr>
+          <w:rFonts w:eastAsia="Times New Roman"/>
+          <w:szCs w:val="24"/>
+          <w:lang w:eastAsia="ru-RU"/>
+        </w:rPr>
+        <w:t>Scopus</w:t>
+      </w:r>
+      <w:proofErr w:type="spellEnd"/>
+      <w:r>
+        <w:rPr>
+          <w:rFonts w:eastAsia="Times New Roman"/>
+          <w:szCs w:val="24"/>
+          <w:lang w:eastAsia="ru-RU"/>
+        </w:rPr>
+        <w:t xml:space="preserve"> и международных базах данных, определяемых в соответствии с рекомендацией Высшей аттестационной комиссии при Министерстве науки и высшего образования Российской Федерации, а также в научных изданиях, индексируемых в </w:t>
+      </w:r>
+      <w:proofErr w:type="spellStart"/>
+      <w:r>
+        <w:rPr>
+          <w:rFonts w:eastAsia="Times New Roman"/>
+          <w:szCs w:val="24"/>
+          <w:lang w:eastAsia="ru-RU"/>
+        </w:rPr>
+        <w:t>наукометрической</w:t>
+      </w:r>
+      <w:proofErr w:type="spellEnd"/>
+      <w:r>
+        <w:rPr>
+          <w:rFonts w:eastAsia="Times New Roman"/>
+          <w:szCs w:val="24"/>
+          <w:lang w:eastAsia="ru-RU"/>
+        </w:rPr>
+        <w:t xml:space="preserve"> базе данных Russian Science </w:t>
+      </w:r>
+      <w:proofErr w:type="spellStart"/>
+      <w:r>
+        <w:rPr>
+          <w:rFonts w:eastAsia="Times New Roman"/>
+          <w:szCs w:val="24"/>
+          <w:lang w:eastAsia="ru-RU"/>
+        </w:rPr>
+        <w:t>Citation</w:t>
+      </w:r>
+      <w:proofErr w:type="spellEnd"/>
+      <w:r>
+        <w:rPr>
+          <w:rFonts w:eastAsia="Times New Roman"/>
+          <w:szCs w:val="24"/>
+          <w:lang w:eastAsia="ru-RU"/>
+        </w:rPr>
+        <w:t xml:space="preserve"> Index (RSCI), и (или) заявок на патенты на изобретения, полезные модели, промышленные образцы, селекционные достижения, свидетельства о государственной регистрации программ для электронных вычислительных машин, баз данных, топологий интегральных микросхем (подготовка публикаций и (или) заявок на патенты на изобретения и другие виды интеллектуальной собственности);</w:t>
       </w:r>
     </w:p>
     <w:p>
@@ -2644,7 +3036,51 @@
                 <w:szCs w:val="16"/>
                 <w:lang w:eastAsia="ru-RU"/>
               </w:rPr>
-              <w:t>Формы пром. атт.</w:t>
+              <w:t xml:space="preserve">Формы </w:t>
+            </w:r>
+            <w:proofErr w:type="spellStart"/>
+            <w:r>
+              <w:rPr>
+                <w:rFonts w:ascii="Tahoma" w:eastAsia="Times New Roman" w:hAnsi="Tahoma" w:cs="Tahoma"/>
+                <w:color w:val="000000"/>
+                <w:sz w:val="16"/>
+                <w:szCs w:val="16"/>
+                <w:lang w:eastAsia="ru-RU"/>
+              </w:rPr>
+              <w:t>пром</w:t>
+            </w:r>
+            <w:proofErr w:type="spellEnd"/>
+            <w:r>
+              <w:rPr>
+                <w:rFonts w:ascii="Tahoma" w:eastAsia="Times New Roman" w:hAnsi="Tahoma" w:cs="Tahoma"/>
+                <w:color w:val="000000"/>
+                <w:sz w:val="16"/>
+                <w:szCs w:val="16"/>
+                <w:lang w:eastAsia="ru-RU"/>
+              </w:rPr>
+              <w:t xml:space="preserve">. </w:t>
+            </w:r>
+            <w:proofErr w:type="spellStart"/>
+            <w:r>
+              <w:rPr>
+                <w:rFonts w:ascii="Tahoma" w:eastAsia="Times New Roman" w:hAnsi="Tahoma" w:cs="Tahoma"/>
+                <w:color w:val="000000"/>
+                <w:sz w:val="16"/>
+                <w:szCs w:val="16"/>
+                <w:lang w:eastAsia="ru-RU"/>
+              </w:rPr>
+              <w:t>атт</w:t>
+            </w:r>
+            <w:proofErr w:type="spellEnd"/>
+            <w:r>
+              <w:rPr>
+                <w:rFonts w:ascii="Tahoma" w:eastAsia="Times New Roman" w:hAnsi="Tahoma" w:cs="Tahoma"/>
+                <w:color w:val="000000"/>
+                <w:sz w:val="16"/>
+                <w:szCs w:val="16"/>
+                <w:lang w:eastAsia="ru-RU"/>
+              </w:rPr>
+              <w:t>.</w:t>
             </w:r>
           </w:p>
         </w:tc>
@@ -2674,15 +3110,27 @@
                 <w:lang w:eastAsia="ru-RU"/>
               </w:rPr>
             </w:pPr>
-            <w:r>
-              <w:rPr>
-                <w:rFonts w:ascii="Tahoma" w:eastAsia="Times New Roman" w:hAnsi="Tahoma" w:cs="Tahoma"/>
-                <w:color w:val="000000"/>
-                <w:sz w:val="16"/>
-                <w:szCs w:val="16"/>
-                <w:lang w:eastAsia="ru-RU"/>
-              </w:rPr>
-              <w:t>з.е.</w:t>
+            <w:proofErr w:type="spellStart"/>
+            <w:r>
+              <w:rPr>
+                <w:rFonts w:ascii="Tahoma" w:eastAsia="Times New Roman" w:hAnsi="Tahoma" w:cs="Tahoma"/>
+                <w:color w:val="000000"/>
+                <w:sz w:val="16"/>
+                <w:szCs w:val="16"/>
+                <w:lang w:eastAsia="ru-RU"/>
+              </w:rPr>
+              <w:t>з.е</w:t>
+            </w:r>
+            <w:proofErr w:type="spellEnd"/>
+            <w:r>
+              <w:rPr>
+                <w:rFonts w:ascii="Tahoma" w:eastAsia="Times New Roman" w:hAnsi="Tahoma" w:cs="Tahoma"/>
+                <w:color w:val="000000"/>
+                <w:sz w:val="16"/>
+                <w:szCs w:val="16"/>
+                <w:lang w:eastAsia="ru-RU"/>
+              </w:rPr>
+              <w:t>.</w:t>
             </w:r>
           </w:p>
         </w:tc>
@@ -2757,8 +3205,22 @@
                 <w:szCs w:val="16"/>
                 <w:lang w:eastAsia="ru-RU"/>
               </w:rPr>
-              <w:t>Итого акад.часов</w:t>
-            </w:r>
+              <w:t xml:space="preserve">Итого </w:t>
+            </w:r>
+            <w:proofErr w:type="spellStart"/>
+            <w:proofErr w:type="gramStart"/>
+            <w:r>
+              <w:rPr>
+                <w:rFonts w:ascii="Tahoma" w:eastAsia="Times New Roman" w:hAnsi="Tahoma" w:cs="Tahoma"/>
+                <w:color w:val="000000"/>
+                <w:sz w:val="16"/>
+                <w:szCs w:val="16"/>
+                <w:lang w:eastAsia="ru-RU"/>
+              </w:rPr>
+              <w:t>акад.часов</w:t>
+            </w:r>
+            <w:proofErr w:type="spellEnd"/>
+            <w:proofErr w:type="gramEnd"/>
           </w:p>
         </w:tc>
         <w:tc>
@@ -3353,15 +3815,27 @@
                 <w:lang w:eastAsia="ru-RU"/>
               </w:rPr>
             </w:pPr>
-            <w:r>
-              <w:rPr>
-                <w:rFonts w:ascii="Tahoma" w:eastAsia="Times New Roman" w:hAnsi="Tahoma" w:cs="Tahoma"/>
-                <w:color w:val="000000"/>
-                <w:sz w:val="16"/>
-                <w:szCs w:val="16"/>
-                <w:lang w:eastAsia="ru-RU"/>
-              </w:rPr>
-              <w:t>Экза мен</w:t>
+            <w:proofErr w:type="spellStart"/>
+            <w:r>
+              <w:rPr>
+                <w:rFonts w:ascii="Tahoma" w:eastAsia="Times New Roman" w:hAnsi="Tahoma" w:cs="Tahoma"/>
+                <w:color w:val="000000"/>
+                <w:sz w:val="16"/>
+                <w:szCs w:val="16"/>
+                <w:lang w:eastAsia="ru-RU"/>
+              </w:rPr>
+              <w:t>Экза</w:t>
+            </w:r>
+            <w:proofErr w:type="spellEnd"/>
+            <w:r>
+              <w:rPr>
+                <w:rFonts w:ascii="Tahoma" w:eastAsia="Times New Roman" w:hAnsi="Tahoma" w:cs="Tahoma"/>
+                <w:color w:val="000000"/>
+                <w:sz w:val="16"/>
+                <w:szCs w:val="16"/>
+                <w:lang w:eastAsia="ru-RU"/>
+              </w:rPr>
+              <w:t xml:space="preserve"> мен</w:t>
             </w:r>
           </w:p>
         </w:tc>
@@ -3397,7 +3871,29 @@
                 <w:szCs w:val="16"/>
                 <w:lang w:eastAsia="ru-RU"/>
               </w:rPr>
-              <w:t>Зачет с оц.</w:t>
+              <w:t xml:space="preserve">Зачет с </w:t>
+            </w:r>
+            <w:proofErr w:type="spellStart"/>
+            <w:r>
+              <w:rPr>
+                <w:rFonts w:ascii="Tahoma" w:eastAsia="Times New Roman" w:hAnsi="Tahoma" w:cs="Tahoma"/>
+                <w:color w:val="000000"/>
+                <w:sz w:val="16"/>
+                <w:szCs w:val="16"/>
+                <w:lang w:eastAsia="ru-RU"/>
+              </w:rPr>
+              <w:t>оц</w:t>
+            </w:r>
+            <w:proofErr w:type="spellEnd"/>
+            <w:r>
+              <w:rPr>
+                <w:rFonts w:ascii="Tahoma" w:eastAsia="Times New Roman" w:hAnsi="Tahoma" w:cs="Tahoma"/>
+                <w:color w:val="000000"/>
+                <w:sz w:val="16"/>
+                <w:szCs w:val="16"/>
+                <w:lang w:eastAsia="ru-RU"/>
+              </w:rPr>
+              <w:t>.</w:t>
             </w:r>
           </w:p>
         </w:tc>
@@ -3425,16 +3921,40 @@
                 <w:lang w:eastAsia="ru-RU"/>
               </w:rPr>
             </w:pPr>
-            <w:r>
-              <w:rPr>
-                <w:rFonts w:ascii="Tahoma" w:eastAsia="Times New Roman" w:hAnsi="Tahoma" w:cs="Tahoma"/>
-                <w:color w:val="000000"/>
-                <w:sz w:val="16"/>
-                <w:szCs w:val="16"/>
-                <w:lang w:eastAsia="ru-RU"/>
-              </w:rPr>
-              <w:t>Экспер тное</w:t>
-            </w:r>
+            <w:proofErr w:type="spellStart"/>
+            <w:r>
+              <w:rPr>
+                <w:rFonts w:ascii="Tahoma" w:eastAsia="Times New Roman" w:hAnsi="Tahoma" w:cs="Tahoma"/>
+                <w:color w:val="000000"/>
+                <w:sz w:val="16"/>
+                <w:szCs w:val="16"/>
+                <w:lang w:eastAsia="ru-RU"/>
+              </w:rPr>
+              <w:t>Экспер</w:t>
+            </w:r>
+            <w:proofErr w:type="spellEnd"/>
+            <w:r>
+              <w:rPr>
+                <w:rFonts w:ascii="Tahoma" w:eastAsia="Times New Roman" w:hAnsi="Tahoma" w:cs="Tahoma"/>
+                <w:color w:val="000000"/>
+                <w:sz w:val="16"/>
+                <w:szCs w:val="16"/>
+                <w:lang w:eastAsia="ru-RU"/>
+              </w:rPr>
+              <w:t xml:space="preserve"> </w:t>
+            </w:r>
+            <w:proofErr w:type="spellStart"/>
+            <w:r>
+              <w:rPr>
+                <w:rFonts w:ascii="Tahoma" w:eastAsia="Times New Roman" w:hAnsi="Tahoma" w:cs="Tahoma"/>
+                <w:color w:val="000000"/>
+                <w:sz w:val="16"/>
+                <w:szCs w:val="16"/>
+                <w:lang w:eastAsia="ru-RU"/>
+              </w:rPr>
+              <w:t>тное</w:t>
+            </w:r>
+            <w:proofErr w:type="spellEnd"/>
           </w:p>
         </w:tc>
         <w:tc>
@@ -3505,7 +4025,29 @@
                 <w:szCs w:val="16"/>
                 <w:lang w:eastAsia="ru-RU"/>
               </w:rPr>
-              <w:t>Часов в з.е.</w:t>
+              <w:t xml:space="preserve">Часов в </w:t>
+            </w:r>
+            <w:proofErr w:type="spellStart"/>
+            <w:r>
+              <w:rPr>
+                <w:rFonts w:ascii="Tahoma" w:eastAsia="Times New Roman" w:hAnsi="Tahoma" w:cs="Tahoma"/>
+                <w:color w:val="000000"/>
+                <w:sz w:val="16"/>
+                <w:szCs w:val="16"/>
+                <w:lang w:eastAsia="ru-RU"/>
+              </w:rPr>
+              <w:t>з.е</w:t>
+            </w:r>
+            <w:proofErr w:type="spellEnd"/>
+            <w:r>
+              <w:rPr>
+                <w:rFonts w:ascii="Tahoma" w:eastAsia="Times New Roman" w:hAnsi="Tahoma" w:cs="Tahoma"/>
+                <w:color w:val="000000"/>
+                <w:sz w:val="16"/>
+                <w:szCs w:val="16"/>
+                <w:lang w:eastAsia="ru-RU"/>
+              </w:rPr>
+              <w:t>.</w:t>
             </w:r>
           </w:p>
         </w:tc>
@@ -3533,16 +4075,40 @@
                 <w:lang w:eastAsia="ru-RU"/>
               </w:rPr>
             </w:pPr>
-            <w:r>
-              <w:rPr>
-                <w:rFonts w:ascii="Tahoma" w:eastAsia="Times New Roman" w:hAnsi="Tahoma" w:cs="Tahoma"/>
-                <w:color w:val="000000"/>
-                <w:sz w:val="16"/>
-                <w:szCs w:val="16"/>
-                <w:lang w:eastAsia="ru-RU"/>
-              </w:rPr>
-              <w:t>Экспер тное</w:t>
-            </w:r>
+            <w:proofErr w:type="spellStart"/>
+            <w:r>
+              <w:rPr>
+                <w:rFonts w:ascii="Tahoma" w:eastAsia="Times New Roman" w:hAnsi="Tahoma" w:cs="Tahoma"/>
+                <w:color w:val="000000"/>
+                <w:sz w:val="16"/>
+                <w:szCs w:val="16"/>
+                <w:lang w:eastAsia="ru-RU"/>
+              </w:rPr>
+              <w:t>Экспер</w:t>
+            </w:r>
+            <w:proofErr w:type="spellEnd"/>
+            <w:r>
+              <w:rPr>
+                <w:rFonts w:ascii="Tahoma" w:eastAsia="Times New Roman" w:hAnsi="Tahoma" w:cs="Tahoma"/>
+                <w:color w:val="000000"/>
+                <w:sz w:val="16"/>
+                <w:szCs w:val="16"/>
+                <w:lang w:eastAsia="ru-RU"/>
+              </w:rPr>
+              <w:t xml:space="preserve"> </w:t>
+            </w:r>
+            <w:proofErr w:type="spellStart"/>
+            <w:r>
+              <w:rPr>
+                <w:rFonts w:ascii="Tahoma" w:eastAsia="Times New Roman" w:hAnsi="Tahoma" w:cs="Tahoma"/>
+                <w:color w:val="000000"/>
+                <w:sz w:val="16"/>
+                <w:szCs w:val="16"/>
+                <w:lang w:eastAsia="ru-RU"/>
+              </w:rPr>
+              <w:t>тное</w:t>
+            </w:r>
+            <w:proofErr w:type="spellEnd"/>
           </w:p>
         </w:tc>
         <w:tc>
@@ -3641,6 +4207,8 @@
                 <w:lang w:eastAsia="ru-RU"/>
               </w:rPr>
             </w:pPr>
+            <w:proofErr w:type="spellStart"/>
+            <w:proofErr w:type="gramStart"/>
             <w:r>
               <w:rPr>
                 <w:rFonts w:ascii="Tahoma" w:eastAsia="Times New Roman" w:hAnsi="Tahoma" w:cs="Tahoma"/>
@@ -3651,6 +4219,8 @@
               </w:rPr>
               <w:t>з.е</w:t>
             </w:r>
+            <w:proofErr w:type="spellEnd"/>
+            <w:proofErr w:type="gramEnd"/>
           </w:p>
         </w:tc>
         <w:tc>
@@ -3713,6 +4283,8 @@
                 <w:lang w:eastAsia="ru-RU"/>
               </w:rPr>
             </w:pPr>
+            <w:proofErr w:type="spellStart"/>
+            <w:proofErr w:type="gramStart"/>
             <w:r>
               <w:rPr>
                 <w:rFonts w:ascii="Tahoma" w:eastAsia="Times New Roman" w:hAnsi="Tahoma" w:cs="Tahoma"/>
@@ -3723,6 +4295,8 @@
               </w:rPr>
               <w:t>з.е</w:t>
             </w:r>
+            <w:proofErr w:type="spellEnd"/>
+            <w:proofErr w:type="gramEnd"/>
           </w:p>
         </w:tc>
         <w:tc>
@@ -3785,6 +4359,8 @@
                 <w:lang w:eastAsia="ru-RU"/>
               </w:rPr>
             </w:pPr>
+            <w:proofErr w:type="spellStart"/>
+            <w:proofErr w:type="gramStart"/>
             <w:r>
               <w:rPr>
                 <w:rFonts w:ascii="Tahoma" w:eastAsia="Times New Roman" w:hAnsi="Tahoma" w:cs="Tahoma"/>
@@ -3795,6 +4371,8 @@
               </w:rPr>
               <w:t>з.е</w:t>
             </w:r>
+            <w:proofErr w:type="spellEnd"/>
+            <w:proofErr w:type="gramEnd"/>
           </w:p>
         </w:tc>
         <w:tc>
@@ -3857,6 +4435,8 @@
                 <w:lang w:eastAsia="ru-RU"/>
               </w:rPr>
             </w:pPr>
+            <w:proofErr w:type="spellStart"/>
+            <w:proofErr w:type="gramStart"/>
             <w:r>
               <w:rPr>
                 <w:rFonts w:ascii="Tahoma" w:eastAsia="Times New Roman" w:hAnsi="Tahoma" w:cs="Tahoma"/>
@@ -3867,6 +4447,8 @@
               </w:rPr>
               <w:t>з.е</w:t>
             </w:r>
+            <w:proofErr w:type="spellEnd"/>
+            <w:proofErr w:type="gramEnd"/>
           </w:p>
         </w:tc>
         <w:tc>
@@ -3929,6 +4511,8 @@
                 <w:lang w:eastAsia="ru-RU"/>
               </w:rPr>
             </w:pPr>
+            <w:proofErr w:type="spellStart"/>
+            <w:proofErr w:type="gramStart"/>
             <w:r>
               <w:rPr>
                 <w:rFonts w:ascii="Tahoma" w:eastAsia="Times New Roman" w:hAnsi="Tahoma" w:cs="Tahoma"/>
@@ -3939,6 +4523,8 @@
               </w:rPr>
               <w:t>з.е</w:t>
             </w:r>
+            <w:proofErr w:type="spellEnd"/>
+            <w:proofErr w:type="gramEnd"/>
           </w:p>
         </w:tc>
         <w:tc>
@@ -4001,6 +4587,8 @@
                 <w:lang w:eastAsia="ru-RU"/>
               </w:rPr>
             </w:pPr>
+            <w:proofErr w:type="spellStart"/>
+            <w:proofErr w:type="gramStart"/>
             <w:r>
               <w:rPr>
                 <w:rFonts w:ascii="Tahoma" w:eastAsia="Times New Roman" w:hAnsi="Tahoma" w:cs="Tahoma"/>
@@ -4011,6 +4599,8 @@
               </w:rPr>
               <w:t>з.е</w:t>
             </w:r>
+            <w:proofErr w:type="spellEnd"/>
+            <w:proofErr w:type="gramEnd"/>
           </w:p>
         </w:tc>
         <w:tc>
@@ -4784,7 +5374,33 @@
                 <w:szCs w:val="18"/>
                 <w:lang w:eastAsia="ru-RU"/>
               </w:rPr>
-              <w:t xml:space="preserve">1.1.Научная деятельность, направленная на подготовку диссертации к защите </w:t>
+              <w:t>1.</w:t>
+            </w:r>
+            <w:proofErr w:type="gramStart"/>
+            <w:r>
+              <w:rPr>
+                <w:rFonts w:ascii="Tahoma" w:eastAsia="Times New Roman" w:hAnsi="Tahoma" w:cs="Tahoma"/>
+                <w:b/>
+                <w:bCs/>
+                <w:color w:val="000000"/>
+                <w:sz w:val="18"/>
+                <w:szCs w:val="18"/>
+                <w:lang w:eastAsia="ru-RU"/>
+              </w:rPr>
+              <w:t>1.Научная</w:t>
+            </w:r>
+            <w:proofErr w:type="gramEnd"/>
+            <w:r>
+              <w:rPr>
+                <w:rFonts w:ascii="Tahoma" w:eastAsia="Times New Roman" w:hAnsi="Tahoma" w:cs="Tahoma"/>
+                <w:b/>
+                <w:bCs/>
+                <w:color w:val="000000"/>
+                <w:sz w:val="18"/>
+                <w:szCs w:val="18"/>
+                <w:lang w:eastAsia="ru-RU"/>
+              </w:rPr>
+              <w:t xml:space="preserve"> деятельность, направленная на подготовку диссертации к защите </w:t>
             </w:r>
           </w:p>
         </w:tc>
@@ -5480,7 +6096,33 @@
                 <w:szCs w:val="18"/>
                 <w:lang w:eastAsia="ru-RU"/>
               </w:rPr>
-              <w:t xml:space="preserve">1.2.Подготовка публикаций и(или) заявок на патенты на изобретения, полезные модели, промышленные образцы, селекционные достижения, свидетельства о государственной регистрации программ для электронных вычислительных машин, баз данных, топологий интегральных микросхем </w:t>
+              <w:t>1.</w:t>
+            </w:r>
+            <w:proofErr w:type="gramStart"/>
+            <w:r>
+              <w:rPr>
+                <w:rFonts w:ascii="Tahoma" w:eastAsia="Times New Roman" w:hAnsi="Tahoma" w:cs="Tahoma"/>
+                <w:b/>
+                <w:bCs/>
+                <w:color w:val="000000"/>
+                <w:sz w:val="18"/>
+                <w:szCs w:val="18"/>
+                <w:lang w:eastAsia="ru-RU"/>
+              </w:rPr>
+              <w:t>2.Подготовка</w:t>
+            </w:r>
+            <w:proofErr w:type="gramEnd"/>
+            <w:r>
+              <w:rPr>
+                <w:rFonts w:ascii="Tahoma" w:eastAsia="Times New Roman" w:hAnsi="Tahoma" w:cs="Tahoma"/>
+                <w:b/>
+                <w:bCs/>
+                <w:color w:val="000000"/>
+                <w:sz w:val="18"/>
+                <w:szCs w:val="18"/>
+                <w:lang w:eastAsia="ru-RU"/>
+              </w:rPr>
+              <w:t xml:space="preserve"> публикаций и(или) заявок на патенты на изобретения, полезные модели, промышленные образцы, селекционные достижения, свидетельства о государственной регистрации программ для электронных вычислительных машин, баз данных, топологий интегральных микросхем </w:t>
             </w:r>
           </w:p>
         </w:tc>
@@ -6176,7 +6818,33 @@
                 <w:szCs w:val="18"/>
                 <w:lang w:eastAsia="ru-RU"/>
               </w:rPr>
-              <w:t xml:space="preserve">1.3.Промежуточная аттестация по этапам выполнения научного исследования </w:t>
+              <w:t>1.</w:t>
+            </w:r>
+            <w:proofErr w:type="gramStart"/>
+            <w:r>
+              <w:rPr>
+                <w:rFonts w:ascii="Tahoma" w:eastAsia="Times New Roman" w:hAnsi="Tahoma" w:cs="Tahoma"/>
+                <w:b/>
+                <w:bCs/>
+                <w:color w:val="000000"/>
+                <w:sz w:val="18"/>
+                <w:szCs w:val="18"/>
+                <w:lang w:eastAsia="ru-RU"/>
+              </w:rPr>
+              <w:t>3.Промежуточная</w:t>
+            </w:r>
+            <w:proofErr w:type="gramEnd"/>
+            <w:r>
+              <w:rPr>
+                <w:rFonts w:ascii="Tahoma" w:eastAsia="Times New Roman" w:hAnsi="Tahoma" w:cs="Tahoma"/>
+                <w:b/>
+                <w:bCs/>
+                <w:color w:val="000000"/>
+                <w:sz w:val="18"/>
+                <w:szCs w:val="18"/>
+                <w:lang w:eastAsia="ru-RU"/>
+              </w:rPr>
+              <w:t xml:space="preserve"> аттестация по этапам выполнения научного исследования </w:t>
             </w:r>
           </w:p>
         </w:tc>
@@ -10858,7 +11526,7 @@
       <w:pPr>
         <w:numPr>
           <w:ilvl w:val="0"/>
-          <w:numId w:val="3"/>
+          <w:numId w:val="1"/>
         </w:numPr>
         <w:jc w:val="both"/>
         <w:rPr>
@@ -10986,8 +11654,7 @@
       </w:tblPr>
       <w:tblGrid>
         <w:gridCol w:w="458"/>
-        <w:gridCol w:w="2089"/>
-        <w:gridCol w:w="6545"/>
+        <w:gridCol w:w="8634"/>
       </w:tblGrid>
       <w:tr>
         <w:trPr>
@@ -11036,7 +11703,7 @@
         </w:tc>
         <w:tc>
           <w:tcPr>
-            <w:tcW w:w="2089" w:type="dxa"/>
+            <w:tcW w:w="8634" w:type="dxa"/>
             <w:tcBorders>
               <w:bottom w:val="single" w:sz="4" w:space="0" w:color="auto"/>
             </w:tcBorders>
@@ -11071,18 +11738,20 @@
                 <w:szCs w:val="24"/>
                 <w:lang w:eastAsia="ru-RU"/>
               </w:rPr>
-              <w:t xml:space="preserve">Этап </w:t>
-            </w:r>
-          </w:p>
-        </w:tc>
-        <w:tc>
-          <w:tcPr>
-            <w:tcW w:w="6545" w:type="dxa"/>
-            <w:tcBorders>
-              <w:bottom w:val="single" w:sz="4" w:space="0" w:color="auto"/>
+              <w:t>Содержание планируемой работы</w:t>
+            </w:r>
+          </w:p>
+        </w:tc>
+      </w:tr>
+      <w:tr>
+        <w:tc>
+          <w:tcPr>
+            <w:tcW w:w="9092" w:type="dxa"/>
+            <w:gridSpan w:val="2"/>
+            <w:tcBorders>
+              <w:top w:val="single" w:sz="18" w:space="0" w:color="auto"/>
             </w:tcBorders>
             <w:shd w:val="clear" w:color="auto" w:fill="auto"/>
-            <w:vAlign w:val="center"/>
           </w:tcPr>
           <w:p>
             <w:pPr>
@@ -11096,23 +11765,39 @@
               <w:jc w:val="center"/>
               <w:rPr>
                 <w:rFonts w:eastAsia="Times New Roman" w:cs="Arial"/>
-                <w:b/>
-                <w:bCs/>
-                <w:color w:val="000000"/>
-                <w:szCs w:val="24"/>
-                <w:lang w:eastAsia="ru-RU"/>
+                <w:color w:val="000000"/>
+                <w:szCs w:val="24"/>
+                <w:lang w:val="en-US" w:eastAsia="ru-RU"/>
               </w:rPr>
             </w:pPr>
             <w:r>
               <w:rPr>
                 <w:rFonts w:eastAsia="Times New Roman" w:cs="Arial"/>
-                <w:b/>
-                <w:bCs/>
-                <w:color w:val="000000"/>
-                <w:szCs w:val="24"/>
-                <w:lang w:eastAsia="ru-RU"/>
-              </w:rPr>
-              <w:t>Содержание планируемой работы</w:t>
+                <w:color w:val="000000"/>
+                <w:szCs w:val="24"/>
+                <w:lang w:val="en-US" w:eastAsia="ru-RU"/>
+              </w:rPr>
+              <w:t xml:space="preserve">{%tr for items in </w:t>
+            </w:r>
+            <w:proofErr w:type="spellStart"/>
+            <w:r>
+              <w:rPr>
+                <w:rFonts w:eastAsia="Times New Roman" w:cs="Arial"/>
+                <w:color w:val="000000"/>
+                <w:szCs w:val="24"/>
+                <w:lang w:val="en-US" w:eastAsia="ru-RU"/>
+              </w:rPr>
+              <w:t>scientific_research</w:t>
+            </w:r>
+            <w:proofErr w:type="spellEnd"/>
+            <w:r>
+              <w:rPr>
+                <w:rFonts w:eastAsia="Times New Roman" w:cs="Arial"/>
+                <w:color w:val="000000"/>
+                <w:szCs w:val="24"/>
+                <w:lang w:val="en-US" w:eastAsia="ru-RU"/>
+              </w:rPr>
+              <w:t xml:space="preserve"> %}</w:t>
             </w:r>
           </w:p>
         </w:tc>
@@ -11121,10 +11806,7 @@
         <w:tc>
           <w:tcPr>
             <w:tcW w:w="9092" w:type="dxa"/>
-            <w:gridSpan w:val="3"/>
-            <w:tcBorders>
-              <w:top w:val="single" w:sz="18" w:space="0" w:color="auto"/>
-            </w:tcBorders>
+            <w:gridSpan w:val="2"/>
             <w:shd w:val="clear" w:color="auto" w:fill="auto"/>
           </w:tcPr>
           <w:p>
@@ -11139,37 +11821,71 @@
               <w:jc w:val="center"/>
               <w:rPr>
                 <w:rFonts w:eastAsia="Times New Roman" w:cs="Arial"/>
+                <w:b/>
+                <w:bCs/>
                 <w:color w:val="000000"/>
                 <w:szCs w:val="24"/>
                 <w:lang w:val="en-US" w:eastAsia="ru-RU"/>
               </w:rPr>
             </w:pPr>
+            <w:proofErr w:type="gramStart"/>
             <w:r>
               <w:rPr>
                 <w:rFonts w:eastAsia="Times New Roman" w:cs="Arial"/>
+                <w:b/>
+                <w:bCs/>
                 <w:color w:val="000000"/>
                 <w:szCs w:val="24"/>
                 <w:lang w:val="en-US" w:eastAsia="ru-RU"/>
               </w:rPr>
-              <w:t xml:space="preserve">{%tr for items in </w:t>
+              <w:t>{{</w:t>
             </w:r>
             <w:r>
               <w:rPr>
                 <w:rFonts w:eastAsia="Times New Roman" w:cs="Arial"/>
+                <w:b/>
+                <w:bCs/>
                 <w:color w:val="000000"/>
                 <w:szCs w:val="24"/>
                 <w:lang w:val="en-US" w:eastAsia="ru-RU"/>
               </w:rPr>
-              <w:t>scientific_research</w:t>
-            </w:r>
+              <w:t xml:space="preserve"> </w:t>
+            </w:r>
+            <w:proofErr w:type="spellStart"/>
             <w:r>
               <w:rPr>
                 <w:rFonts w:eastAsia="Times New Roman" w:cs="Arial"/>
+                <w:b/>
+                <w:bCs/>
                 <w:color w:val="000000"/>
                 <w:szCs w:val="24"/>
                 <w:lang w:val="en-US" w:eastAsia="ru-RU"/>
               </w:rPr>
-              <w:t xml:space="preserve"> %}</w:t>
+              <w:t>items</w:t>
+            </w:r>
+            <w:proofErr w:type="gramEnd"/>
+            <w:r>
+              <w:rPr>
+                <w:rFonts w:eastAsia="Times New Roman" w:cs="Arial"/>
+                <w:b/>
+                <w:bCs/>
+                <w:color w:val="000000"/>
+                <w:szCs w:val="24"/>
+                <w:lang w:val="en-US" w:eastAsia="ru-RU"/>
+              </w:rPr>
+              <w:t>.title</w:t>
+            </w:r>
+            <w:proofErr w:type="spellEnd"/>
+            <w:r>
+              <w:rPr>
+                <w:rFonts w:eastAsia="Times New Roman" w:cs="Arial"/>
+                <w:b/>
+                <w:bCs/>
+                <w:color w:val="000000"/>
+                <w:szCs w:val="24"/>
+                <w:lang w:val="en-US" w:eastAsia="ru-RU"/>
+              </w:rPr>
+              <w:t xml:space="preserve"> }}</w:t>
             </w:r>
           </w:p>
         </w:tc>
@@ -11178,7 +11894,7 @@
         <w:tc>
           <w:tcPr>
             <w:tcW w:w="9092" w:type="dxa"/>
-            <w:gridSpan w:val="3"/>
+            <w:gridSpan w:val="2"/>
             <w:shd w:val="clear" w:color="auto" w:fill="auto"/>
           </w:tcPr>
           <w:p>
@@ -11203,35 +11919,42 @@
             <w:r>
               <w:rPr>
                 <w:rFonts w:eastAsia="Times New Roman" w:cs="Arial"/>
-                <w:b/>
-                <w:bCs/>
                 <w:color w:val="000000"/>
                 <w:szCs w:val="24"/>
                 <w:lang w:val="en-US" w:eastAsia="ru-RU"/>
               </w:rPr>
-              <w:t>{{</w:t>
-            </w:r>
+              <w:t xml:space="preserve">{%tr for key, item in </w:t>
+            </w:r>
+            <w:proofErr w:type="spellStart"/>
+            <w:proofErr w:type="gramStart"/>
             <w:r>
               <w:rPr>
                 <w:rFonts w:eastAsia="Times New Roman" w:cs="Arial"/>
-                <w:b/>
-                <w:bCs/>
                 <w:color w:val="000000"/>
                 <w:szCs w:val="24"/>
                 <w:lang w:val="en-US" w:eastAsia="ru-RU"/>
               </w:rPr>
-              <w:t xml:space="preserve"> items.title</w:t>
-            </w:r>
+              <w:t>items.semesters</w:t>
+            </w:r>
+            <w:proofErr w:type="gramEnd"/>
             <w:r>
               <w:rPr>
                 <w:rFonts w:eastAsia="Times New Roman" w:cs="Arial"/>
-                <w:b/>
-                <w:bCs/>
                 <w:color w:val="000000"/>
                 <w:szCs w:val="24"/>
                 <w:lang w:val="en-US" w:eastAsia="ru-RU"/>
               </w:rPr>
-              <w:t xml:space="preserve"> }}</w:t>
+              <w:t>.items</w:t>
+            </w:r>
+            <w:proofErr w:type="spellEnd"/>
+            <w:r>
+              <w:rPr>
+                <w:rFonts w:eastAsia="Times New Roman" w:cs="Arial"/>
+                <w:color w:val="000000"/>
+                <w:szCs w:val="24"/>
+                <w:lang w:val="en-US" w:eastAsia="ru-RU"/>
+              </w:rPr>
+              <w:t>() %}</w:t>
             </w:r>
           </w:p>
         </w:tc>
@@ -11240,7 +11963,7 @@
         <w:tc>
           <w:tcPr>
             <w:tcW w:w="9092" w:type="dxa"/>
-            <w:gridSpan w:val="3"/>
+            <w:gridSpan w:val="2"/>
             <w:shd w:val="clear" w:color="auto" w:fill="auto"/>
           </w:tcPr>
           <w:p>
@@ -11255,8 +11978,6 @@
               <w:jc w:val="center"/>
               <w:rPr>
                 <w:rFonts w:eastAsia="Times New Roman" w:cs="Arial"/>
-                <w:b/>
-                <w:bCs/>
                 <w:color w:val="000000"/>
                 <w:szCs w:val="24"/>
                 <w:lang w:val="en-US" w:eastAsia="ru-RU"/>
@@ -11269,17 +11990,45 @@
                 <w:szCs w:val="24"/>
                 <w:lang w:val="en-US" w:eastAsia="ru-RU"/>
               </w:rPr>
-              <w:t>{%tr for key, item in items.semesters.items() %}</w:t>
+              <w:t xml:space="preserve">{%tr for </w:t>
+            </w:r>
+            <w:proofErr w:type="spellStart"/>
+            <w:r>
+              <w:rPr>
+                <w:rFonts w:eastAsia="Times New Roman" w:cs="Arial"/>
+                <w:color w:val="000000"/>
+                <w:szCs w:val="24"/>
+                <w:lang w:val="en-US" w:eastAsia="ru-RU"/>
+              </w:rPr>
+              <w:t>i</w:t>
+            </w:r>
+            <w:proofErr w:type="spellEnd"/>
+            <w:r>
+              <w:rPr>
+                <w:rFonts w:eastAsia="Times New Roman" w:cs="Arial"/>
+                <w:color w:val="000000"/>
+                <w:szCs w:val="24"/>
+                <w:lang w:val="en-US" w:eastAsia="ru-RU"/>
+              </w:rPr>
+              <w:t xml:space="preserve"> in item %}</w:t>
             </w:r>
           </w:p>
         </w:tc>
       </w:tr>
       <w:tr>
-        <w:tc>
-          <w:tcPr>
-            <w:tcW w:w="9092" w:type="dxa"/>
-            <w:gridSpan w:val="3"/>
+        <w:trPr>
+          <w:trHeight w:val="60"/>
+        </w:trPr>
+        <w:tc>
+          <w:tcPr>
+            <w:tcW w:w="458" w:type="dxa"/>
+            <w:tcBorders>
+              <w:top w:val="single" w:sz="8" w:space="0" w:color="auto"/>
+            </w:tcBorders>
             <w:shd w:val="clear" w:color="auto" w:fill="auto"/>
+            <w:noWrap/>
+            <w:textDirection w:val="btLr"/>
+            <w:tcFitText/>
           </w:tcPr>
           <w:p>
             <w:pPr>
@@ -11291,13 +12040,17 @@
               <w:autoSpaceDE w:val="0"/>
               <w:autoSpaceDN w:val="0"/>
               <w:jc w:val="center"/>
+            </w:pPr>
+            <w:r>
               <w:rPr>
                 <w:rFonts w:eastAsia="Times New Roman" w:cs="Arial"/>
                 <w:color w:val="000000"/>
                 <w:szCs w:val="24"/>
                 <w:lang w:val="en-US" w:eastAsia="ru-RU"/>
               </w:rPr>
-            </w:pPr>
+              <w:t xml:space="preserve">{% </w:t>
+            </w:r>
+            <w:proofErr w:type="spellStart"/>
             <w:r>
               <w:rPr>
                 <w:rFonts w:eastAsia="Times New Roman" w:cs="Arial"/>
@@ -11305,25 +12058,57 @@
                 <w:szCs w:val="24"/>
                 <w:lang w:val="en-US" w:eastAsia="ru-RU"/>
               </w:rPr>
-              <w:t>{%tr for i in item %}</w:t>
-            </w:r>
-          </w:p>
-        </w:tc>
-      </w:tr>
-      <w:tr>
-        <w:trPr>
-          <w:trHeight w:val="60"/>
-        </w:trPr>
-        <w:tc>
-          <w:tcPr>
-            <w:tcW w:w="458" w:type="dxa"/>
+              <w:t>vm</w:t>
+            </w:r>
+            <w:proofErr w:type="spellEnd"/>
+            <w:r>
+              <w:rPr>
+                <w:rFonts w:eastAsia="Times New Roman" w:cs="Arial"/>
+                <w:color w:val="000000"/>
+                <w:szCs w:val="24"/>
+                <w:lang w:val="en-US" w:eastAsia="ru-RU"/>
+              </w:rPr>
+              <w:t xml:space="preserve"> </w:t>
+            </w:r>
+            <w:proofErr w:type="gramStart"/>
+            <w:r>
+              <w:rPr>
+                <w:rFonts w:eastAsia="Times New Roman" w:cs="Arial"/>
+                <w:color w:val="000000"/>
+                <w:szCs w:val="24"/>
+                <w:lang w:val="en-US" w:eastAsia="ru-RU"/>
+              </w:rPr>
+              <w:t>%}{</w:t>
+            </w:r>
+            <w:proofErr w:type="gramEnd"/>
+            <w:r>
+              <w:rPr>
+                <w:rFonts w:eastAsia="Times New Roman" w:cs="Arial"/>
+                <w:color w:val="000000"/>
+                <w:szCs w:val="24"/>
+                <w:lang w:val="en-US" w:eastAsia="ru-RU"/>
+              </w:rPr>
+              <w:t>{ key }}</w:t>
+            </w:r>
+            <w:r>
+              <w:rPr>
+                <w:color w:val="000000"/>
+                <w:szCs w:val="24"/>
+                <w:lang w:eastAsia="ru-RU"/>
+              </w:rPr>
+              <w:t> Семестр</w:t>
+            </w:r>
+          </w:p>
+        </w:tc>
+        <w:tc>
+          <w:tcPr>
+            <w:tcW w:w="8634" w:type="dxa"/>
             <w:tcBorders>
               <w:top w:val="single" w:sz="8" w:space="0" w:color="auto"/>
+              <w:bottom w:val="single" w:sz="8" w:space="0" w:color="auto"/>
             </w:tcBorders>
             <w:shd w:val="clear" w:color="auto" w:fill="auto"/>
             <w:noWrap/>
-            <w:textDirection w:val="btLr"/>
-            <w:tcFitText/>
           </w:tcPr>
           <w:p>
             <w:pPr>
@@ -11334,37 +12119,62 @@
               </w:tabs>
               <w:autoSpaceDE w:val="0"/>
               <w:autoSpaceDN w:val="0"/>
-              <w:jc w:val="center"/>
-            </w:pPr>
-            <w:r>
               <w:rPr>
                 <w:rFonts w:eastAsia="Times New Roman" w:cs="Arial"/>
                 <w:color w:val="000000"/>
                 <w:szCs w:val="24"/>
                 <w:lang w:val="en-US" w:eastAsia="ru-RU"/>
               </w:rPr>
-              <w:t>{% vm %}{{ key }}</w:t>
-            </w:r>
-            <w:r>
-              <w:rPr>
-                <w:color w:val="000000"/>
-                <w:szCs w:val="24"/>
-                <w:lang w:eastAsia="ru-RU"/>
-              </w:rPr>
-              <w:t> Семестр</w:t>
-            </w:r>
-          </w:p>
-        </w:tc>
-        <w:tc>
-          <w:tcPr>
-            <w:tcW w:w="8634" w:type="dxa"/>
+            </w:pPr>
+            <w:proofErr w:type="gramStart"/>
+            <w:r>
+              <w:rPr>
+                <w:rFonts w:eastAsia="Times New Roman" w:cs="Arial"/>
+                <w:color w:val="000000"/>
+                <w:szCs w:val="24"/>
+                <w:lang w:val="en-US" w:eastAsia="ru-RU"/>
+              </w:rPr>
+              <w:t xml:space="preserve">{{ </w:t>
+            </w:r>
+            <w:proofErr w:type="spellStart"/>
+            <w:r>
+              <w:rPr>
+                <w:rFonts w:eastAsia="Times New Roman" w:cs="Arial"/>
+                <w:color w:val="000000"/>
+                <w:szCs w:val="24"/>
+                <w:lang w:val="en-US" w:eastAsia="ru-RU"/>
+              </w:rPr>
+              <w:t>i</w:t>
+            </w:r>
+            <w:proofErr w:type="gramEnd"/>
+            <w:r>
+              <w:rPr>
+                <w:rFonts w:eastAsia="Times New Roman" w:cs="Arial"/>
+                <w:color w:val="000000"/>
+                <w:szCs w:val="24"/>
+                <w:lang w:val="en-US" w:eastAsia="ru-RU"/>
+              </w:rPr>
+              <w:t>.text</w:t>
+            </w:r>
+            <w:proofErr w:type="spellEnd"/>
+            <w:r>
+              <w:rPr>
+                <w:rFonts w:eastAsia="Times New Roman" w:cs="Arial"/>
+                <w:color w:val="000000"/>
+                <w:szCs w:val="24"/>
+                <w:lang w:val="en-US" w:eastAsia="ru-RU"/>
+              </w:rPr>
+              <w:t xml:space="preserve"> }}</w:t>
+            </w:r>
+          </w:p>
+        </w:tc>
+      </w:tr>
+      <w:tr>
+        <w:tc>
+          <w:tcPr>
+            <w:tcW w:w="9092" w:type="dxa"/>
             <w:gridSpan w:val="2"/>
-            <w:tcBorders>
-              <w:top w:val="single" w:sz="8" w:space="0" w:color="auto"/>
-              <w:bottom w:val="single" w:sz="8" w:space="0" w:color="auto"/>
-            </w:tcBorders>
             <w:shd w:val="clear" w:color="auto" w:fill="auto"/>
-            <w:noWrap/>
           </w:tcPr>
           <w:p>
             <w:pPr>
@@ -11375,6 +12185,7 @@
               </w:tabs>
               <w:autoSpaceDE w:val="0"/>
               <w:autoSpaceDN w:val="0"/>
+              <w:jc w:val="center"/>
               <w:rPr>
                 <w:rFonts w:eastAsia="Times New Roman" w:cs="Arial"/>
                 <w:color w:val="000000"/>
@@ -11389,7 +12200,27 @@
                 <w:szCs w:val="24"/>
                 <w:lang w:val="en-US" w:eastAsia="ru-RU"/>
               </w:rPr>
-              <w:t>{{ i.text }}</w:t>
+              <w:t xml:space="preserve">{%tr </w:t>
+            </w:r>
+            <w:proofErr w:type="spellStart"/>
+            <w:r>
+              <w:rPr>
+                <w:rFonts w:eastAsia="Times New Roman" w:cs="Arial"/>
+                <w:color w:val="000000"/>
+                <w:szCs w:val="24"/>
+                <w:lang w:val="en-US" w:eastAsia="ru-RU"/>
+              </w:rPr>
+              <w:t>endfor</w:t>
+            </w:r>
+            <w:proofErr w:type="spellEnd"/>
+            <w:r>
+              <w:rPr>
+                <w:rFonts w:eastAsia="Times New Roman" w:cs="Arial"/>
+                <w:color w:val="000000"/>
+                <w:szCs w:val="24"/>
+                <w:lang w:val="en-US" w:eastAsia="ru-RU"/>
+              </w:rPr>
+              <w:t xml:space="preserve"> %}</w:t>
             </w:r>
           </w:p>
         </w:tc>
@@ -11398,7 +12229,7 @@
         <w:tc>
           <w:tcPr>
             <w:tcW w:w="9092" w:type="dxa"/>
-            <w:gridSpan w:val="3"/>
+            <w:gridSpan w:val="2"/>
             <w:shd w:val="clear" w:color="auto" w:fill="auto"/>
           </w:tcPr>
           <w:p>
@@ -11425,7 +12256,27 @@
                 <w:szCs w:val="24"/>
                 <w:lang w:val="en-US" w:eastAsia="ru-RU"/>
               </w:rPr>
-              <w:t>{%tr endfor %}</w:t>
+              <w:t xml:space="preserve">{%tr </w:t>
+            </w:r>
+            <w:proofErr w:type="spellStart"/>
+            <w:r>
+              <w:rPr>
+                <w:rFonts w:eastAsia="Times New Roman" w:cs="Arial"/>
+                <w:color w:val="000000"/>
+                <w:szCs w:val="24"/>
+                <w:lang w:val="en-US" w:eastAsia="ru-RU"/>
+              </w:rPr>
+              <w:t>endfor</w:t>
+            </w:r>
+            <w:proofErr w:type="spellEnd"/>
+            <w:r>
+              <w:rPr>
+                <w:rFonts w:eastAsia="Times New Roman" w:cs="Arial"/>
+                <w:color w:val="000000"/>
+                <w:szCs w:val="24"/>
+                <w:lang w:val="en-US" w:eastAsia="ru-RU"/>
+              </w:rPr>
+              <w:t xml:space="preserve"> %}</w:t>
             </w:r>
           </w:p>
         </w:tc>
@@ -11434,7 +12285,10 @@
         <w:tc>
           <w:tcPr>
             <w:tcW w:w="9092" w:type="dxa"/>
-            <w:gridSpan w:val="3"/>
+            <w:gridSpan w:val="2"/>
+            <w:tcBorders>
+              <w:bottom w:val="single" w:sz="4" w:space="0" w:color="auto"/>
+            </w:tcBorders>
             <w:shd w:val="clear" w:color="auto" w:fill="auto"/>
           </w:tcPr>
           <w:p>
@@ -11461,38 +12315,19 @@
                 <w:szCs w:val="24"/>
                 <w:lang w:val="en-US" w:eastAsia="ru-RU"/>
               </w:rPr>
-              <w:t>{%tr endfor %}</w:t>
-            </w:r>
-          </w:p>
-        </w:tc>
-      </w:tr>
-      <w:tr>
-        <w:tc>
-          <w:tcPr>
-            <w:tcW w:w="9092" w:type="dxa"/>
-            <w:gridSpan w:val="3"/>
-            <w:tcBorders>
-              <w:bottom w:val="single" w:sz="4" w:space="0" w:color="auto"/>
-            </w:tcBorders>
-            <w:shd w:val="clear" w:color="auto" w:fill="auto"/>
-          </w:tcPr>
-          <w:p>
-            <w:pPr>
-              <w:widowControl w:val="0"/>
-              <w:tabs>
-                <w:tab w:val="left" w:pos="993"/>
-                <w:tab w:val="left" w:pos="1134"/>
-              </w:tabs>
-              <w:autoSpaceDE w:val="0"/>
-              <w:autoSpaceDN w:val="0"/>
-              <w:jc w:val="center"/>
+              <w:t xml:space="preserve">{%tr </w:t>
+            </w:r>
+            <w:proofErr w:type="spellStart"/>
+            <w:r>
               <w:rPr>
                 <w:rFonts w:eastAsia="Times New Roman" w:cs="Arial"/>
                 <w:color w:val="000000"/>
                 <w:szCs w:val="24"/>
                 <w:lang w:val="en-US" w:eastAsia="ru-RU"/>
               </w:rPr>
-            </w:pPr>
+              <w:t>endfor</w:t>
+            </w:r>
+            <w:proofErr w:type="spellEnd"/>
             <w:r>
               <w:rPr>
                 <w:rFonts w:eastAsia="Times New Roman" w:cs="Arial"/>
@@ -11500,7 +12335,7 @@
                 <w:szCs w:val="24"/>
                 <w:lang w:val="en-US" w:eastAsia="ru-RU"/>
               </w:rPr>
-              <w:t>{%tr endfor %}</w:t>
+              <w:t xml:space="preserve"> %}</w:t>
             </w:r>
           </w:p>
         </w:tc>
@@ -11553,7 +12388,35 @@
         <w:rPr>
           <w:lang w:val="en-US"/>
         </w:rPr>
-        <w:t xml:space="preserve"> for i in scientific_dissert %}</w:t>
+        <w:t xml:space="preserve"> for </w:t>
+      </w:r>
+      <w:proofErr w:type="spellStart"/>
+      <w:r>
+        <w:rPr>
+          <w:lang w:val="en-US"/>
+        </w:rPr>
+        <w:t>i</w:t>
+      </w:r>
+      <w:proofErr w:type="spellEnd"/>
+      <w:r>
+        <w:rPr>
+          <w:lang w:val="en-US"/>
+        </w:rPr>
+        <w:t xml:space="preserve"> in </w:t>
+      </w:r>
+      <w:proofErr w:type="spellStart"/>
+      <w:r>
+        <w:rPr>
+          <w:lang w:val="en-US"/>
+        </w:rPr>
+        <w:t>scientific_dissert</w:t>
+      </w:r>
+      <w:proofErr w:type="spellEnd"/>
+      <w:r>
+        <w:rPr>
+          <w:lang w:val="en-US"/>
+        </w:rPr>
+        <w:t xml:space="preserve"> %}</w:t>
       </w:r>
     </w:p>
     <w:p>
@@ -11571,11 +12434,33 @@
           <w:lang w:val="en-US"/>
         </w:rPr>
       </w:pPr>
+      <w:proofErr w:type="gramStart"/>
       <w:r>
         <w:rPr>
           <w:lang w:val="en-US"/>
         </w:rPr>
-        <w:t>{{ i.text }}</w:t>
+        <w:t xml:space="preserve">{{ </w:t>
+      </w:r>
+      <w:proofErr w:type="spellStart"/>
+      <w:r>
+        <w:rPr>
+          <w:lang w:val="en-US"/>
+        </w:rPr>
+        <w:t>i</w:t>
+      </w:r>
+      <w:proofErr w:type="gramEnd"/>
+      <w:r>
+        <w:rPr>
+          <w:lang w:val="en-US"/>
+        </w:rPr>
+        <w:t>.text</w:t>
+      </w:r>
+      <w:proofErr w:type="spellEnd"/>
+      <w:r>
+        <w:rPr>
+          <w:lang w:val="en-US"/>
+        </w:rPr>
+        <w:t xml:space="preserve"> }}</w:t>
       </w:r>
     </w:p>
     <w:p>
@@ -11591,7 +12476,21 @@
         <w:rPr>
           <w:lang w:val="en-US"/>
         </w:rPr>
-        <w:t>- endfor %}</w:t>
+        <w:t xml:space="preserve">- </w:t>
+      </w:r>
+      <w:proofErr w:type="spellStart"/>
+      <w:r>
+        <w:rPr>
+          <w:lang w:val="en-US"/>
+        </w:rPr>
+        <w:t>endfor</w:t>
+      </w:r>
+      <w:proofErr w:type="spellEnd"/>
+      <w:r>
+        <w:rPr>
+          <w:lang w:val="en-US"/>
+        </w:rPr>
+        <w:t xml:space="preserve"> %}</w:t>
       </w:r>
     </w:p>
     <w:p/>
@@ -11642,7 +12541,35 @@
         <w:rPr>
           <w:lang w:val="en-US"/>
         </w:rPr>
-        <w:t xml:space="preserve"> for i in scientific_publish %}</w:t>
+        <w:t xml:space="preserve"> for </w:t>
+      </w:r>
+      <w:proofErr w:type="spellStart"/>
+      <w:r>
+        <w:rPr>
+          <w:lang w:val="en-US"/>
+        </w:rPr>
+        <w:t>i</w:t>
+      </w:r>
+      <w:proofErr w:type="spellEnd"/>
+      <w:r>
+        <w:rPr>
+          <w:lang w:val="en-US"/>
+        </w:rPr>
+        <w:t xml:space="preserve"> in </w:t>
+      </w:r>
+      <w:proofErr w:type="spellStart"/>
+      <w:r>
+        <w:rPr>
+          <w:lang w:val="en-US"/>
+        </w:rPr>
+        <w:t>scientific_publish</w:t>
+      </w:r>
+      <w:proofErr w:type="spellEnd"/>
+      <w:r>
+        <w:rPr>
+          <w:lang w:val="en-US"/>
+        </w:rPr>
+        <w:t xml:space="preserve"> %}</w:t>
       </w:r>
     </w:p>
     <w:p>
@@ -11660,11 +12587,33 @@
           <w:lang w:val="en-US"/>
         </w:rPr>
       </w:pPr>
+      <w:proofErr w:type="gramStart"/>
       <w:r>
         <w:rPr>
           <w:lang w:val="en-US"/>
         </w:rPr>
-        <w:t>{{ i.text }}</w:t>
+        <w:t xml:space="preserve">{{ </w:t>
+      </w:r>
+      <w:proofErr w:type="spellStart"/>
+      <w:r>
+        <w:rPr>
+          <w:lang w:val="en-US"/>
+        </w:rPr>
+        <w:t>i</w:t>
+      </w:r>
+      <w:proofErr w:type="gramEnd"/>
+      <w:r>
+        <w:rPr>
+          <w:lang w:val="en-US"/>
+        </w:rPr>
+        <w:t>.text</w:t>
+      </w:r>
+      <w:proofErr w:type="spellEnd"/>
+      <w:r>
+        <w:rPr>
+          <w:lang w:val="en-US"/>
+        </w:rPr>
+        <w:t xml:space="preserve"> }}</w:t>
       </w:r>
     </w:p>
     <w:p>
@@ -11675,7 +12624,21 @@
         <w:rPr>
           <w:lang w:val="en-US"/>
         </w:rPr>
-        <w:t>- endfor %}</w:t>
+        <w:t xml:space="preserve">- </w:t>
+      </w:r>
+      <w:proofErr w:type="spellStart"/>
+      <w:r>
+        <w:rPr>
+          <w:lang w:val="en-US"/>
+        </w:rPr>
+        <w:t>endfor</w:t>
+      </w:r>
+      <w:proofErr w:type="spellEnd"/>
+      <w:r>
+        <w:rPr>
+          <w:lang w:val="en-US"/>
+        </w:rPr>
+        <w:t xml:space="preserve"> %}</w:t>
       </w:r>
     </w:p>
     <w:p>
@@ -12774,7 +13737,7 @@
   <w:abstractNum w:abstractNumId="3" w15:restartNumberingAfterBreak="0">
     <w:nsid w:val="705C5A38"/>
     <w:multiLevelType w:val="hybridMultilevel"/>
-    <w:tmpl w:val="C5782FF0"/>
+    <w:tmpl w:val="327E76C4"/>
     <w:lvl w:ilvl="0" w:tplc="E85EEA5A">
       <w:start w:val="1"/>
       <w:numFmt w:val="decimal"/>
@@ -12863,33 +13826,6 @@
   </w:abstractNum>
   <w:num w:numId="1">
     <w:abstractNumId w:val="3"/>
-    <w:lvlOverride w:ilvl="0">
-      <w:startOverride w:val="1"/>
-    </w:lvlOverride>
-    <w:lvlOverride w:ilvl="1">
-      <w:startOverride w:val="1"/>
-    </w:lvlOverride>
-    <w:lvlOverride w:ilvl="2">
-      <w:startOverride w:val="1"/>
-    </w:lvlOverride>
-    <w:lvlOverride w:ilvl="3">
-      <w:startOverride w:val="1"/>
-    </w:lvlOverride>
-    <w:lvlOverride w:ilvl="4">
-      <w:startOverride w:val="1"/>
-    </w:lvlOverride>
-    <w:lvlOverride w:ilvl="5">
-      <w:startOverride w:val="1"/>
-    </w:lvlOverride>
-    <w:lvlOverride w:ilvl="6">
-      <w:startOverride w:val="1"/>
-    </w:lvlOverride>
-    <w:lvlOverride w:ilvl="7">
-      <w:startOverride w:val="1"/>
-    </w:lvlOverride>
-    <w:lvlOverride w:ilvl="8">
-      <w:startOverride w:val="1"/>
-    </w:lvlOverride>
   </w:num>
   <w:num w:numId="2">
     <w:abstractNumId w:val="2"/>
@@ -12926,6 +13862,12 @@
   </w:num>
   <w:num w:numId="4">
     <w:abstractNumId w:val="0"/>
+  </w:num>
+  <w:num w:numId="5">
+    <w:abstractNumId w:val="1"/>
+  </w:num>
+  <w:num w:numId="6">
+    <w:abstractNumId w:val="3"/>
   </w:num>
 </w:numbering>
 </file>

--- a/templates/docxRPD/scientific_third.docx
+++ b/templates/docxRPD/scientific_third.docx
@@ -1,6 +1,6 @@
 
 <file path=word/document.xml><?xml version="1.0" encoding="utf-8"?>
-<w:document xmlns:wpc="http://schemas.microsoft.com/office/word/2010/wordprocessingCanvas" xmlns:cx="http://schemas.microsoft.com/office/drawing/2014/chartex" xmlns:cx1="http://schemas.microsoft.com/office/drawing/2015/9/8/chartex" xmlns:cx2="http://schemas.microsoft.com/office/drawing/2015/10/21/chartex" xmlns:cx3="http://schemas.microsoft.com/office/drawing/2016/5/9/chartex" xmlns:cx4="http://schemas.microsoft.com/office/drawing/2016/5/10/chartex" xmlns:cx5="http://schemas.microsoft.com/office/drawing/2016/5/11/chartex" xmlns:cx6="http://schemas.microsoft.com/office/drawing/2016/5/12/chartex" xmlns:cx7="http://schemas.microsoft.com/office/drawing/2016/5/13/chartex" xmlns:cx8="http://schemas.microsoft.com/office/drawing/2016/5/14/chartex" xmlns:mc="http://schemas.openxmlformats.org/markup-compatibility/2006" xmlns:aink="http://schemas.microsoft.com/office/drawing/2016/ink" xmlns:am3d="http://schemas.microsoft.com/office/drawing/2017/model3d" xmlns:o="urn:schemas-microsoft-com:office:office" xmlns:r="http://schemas.openxmlformats.org/officeDocument/2006/relationships" xmlns:m="http://schemas.openxmlformats.org/officeDocument/2006/math" xmlns:v="urn:schemas-microsoft-com:vml" xmlns:wp14="http://schemas.microsoft.com/office/word/2010/wordprocessingDrawing" xmlns:wp="http://schemas.openxmlformats.org/drawingml/2006/wordprocessingDrawing" xmlns:w10="urn:schemas-microsoft-com:office:word" xmlns:w="http://schemas.openxmlformats.org/wordprocessingml/2006/main" xmlns:w14="http://schemas.microsoft.com/office/word/2010/wordml" xmlns:w15="http://schemas.microsoft.com/office/word/2012/wordml" xmlns:w16cex="http://schemas.microsoft.com/office/word/2018/wordml/cex" xmlns:w16cid="http://schemas.microsoft.com/office/word/2016/wordml/cid" xmlns:w16="http://schemas.microsoft.com/office/word/2018/wordml" xmlns:w16sdtdh="http://schemas.microsoft.com/office/word/2020/wordml/sdtdatahash" xmlns:w16se="http://schemas.microsoft.com/office/word/2015/wordml/symex" xmlns:wpg="http://schemas.microsoft.com/office/word/2010/wordprocessingGroup" xmlns:wpi="http://schemas.microsoft.com/office/word/2010/wordprocessingInk" xmlns:wne="http://schemas.microsoft.com/office/word/2006/wordml" xmlns:wps="http://schemas.microsoft.com/office/word/2010/wordprocessingShape" mc:Ignorable="w14 w15 w16se w16cid w16 w16cex w16sdtdh wp14">
+<w:document xmlns:wpc="http://schemas.microsoft.com/office/word/2010/wordprocessingCanvas" xmlns:cx="http://schemas.microsoft.com/office/drawing/2014/chartex" xmlns:cx1="http://schemas.microsoft.com/office/drawing/2015/9/8/chartex" xmlns:cx2="http://schemas.microsoft.com/office/drawing/2015/10/21/chartex" xmlns:cx3="http://schemas.microsoft.com/office/drawing/2016/5/9/chartex" xmlns:cx4="http://schemas.microsoft.com/office/drawing/2016/5/10/chartex" xmlns:cx5="http://schemas.microsoft.com/office/drawing/2016/5/11/chartex" xmlns:cx6="http://schemas.microsoft.com/office/drawing/2016/5/12/chartex" xmlns:cx7="http://schemas.microsoft.com/office/drawing/2016/5/13/chartex" xmlns:cx8="http://schemas.microsoft.com/office/drawing/2016/5/14/chartex" xmlns:mc="http://schemas.openxmlformats.org/markup-compatibility/2006" xmlns:aink="http://schemas.microsoft.com/office/drawing/2016/ink" xmlns:am3d="http://schemas.microsoft.com/office/drawing/2017/model3d" xmlns:o="urn:schemas-microsoft-com:office:office" xmlns:oel="http://schemas.microsoft.com/office/2019/extlst" xmlns:r="http://schemas.openxmlformats.org/officeDocument/2006/relationships" xmlns:m="http://schemas.openxmlformats.org/officeDocument/2006/math" xmlns:v="urn:schemas-microsoft-com:vml" xmlns:wp14="http://schemas.microsoft.com/office/word/2010/wordprocessingDrawing" xmlns:wp="http://schemas.openxmlformats.org/drawingml/2006/wordprocessingDrawing" xmlns:w10="urn:schemas-microsoft-com:office:word" xmlns:w="http://schemas.openxmlformats.org/wordprocessingml/2006/main" xmlns:w14="http://schemas.microsoft.com/office/word/2010/wordml" xmlns:w15="http://schemas.microsoft.com/office/word/2012/wordml" xmlns:w16cex="http://schemas.microsoft.com/office/word/2018/wordml/cex" xmlns:w16cid="http://schemas.microsoft.com/office/word/2016/wordml/cid" xmlns:w16="http://schemas.microsoft.com/office/word/2018/wordml" xmlns:w16du="http://schemas.microsoft.com/office/word/2023/wordml/word16du" xmlns:w16sdtdh="http://schemas.microsoft.com/office/word/2020/wordml/sdtdatahash" xmlns:w16sdtfl="http://schemas.microsoft.com/office/word/2024/wordml/sdtformatlock" xmlns:w16se="http://schemas.microsoft.com/office/word/2015/wordml/symex" xmlns:wpg="http://schemas.microsoft.com/office/word/2010/wordprocessingGroup" xmlns:wpi="http://schemas.microsoft.com/office/word/2010/wordprocessingInk" xmlns:wne="http://schemas.microsoft.com/office/word/2006/wordml" xmlns:wps="http://schemas.microsoft.com/office/word/2010/wordprocessingShape" mc:Ignorable="w14 w15 w16se w16cid w16 w16cex w16sdtdh w16sdtfl w16du wp14">
   <w:body>
     <w:p>
       <w:pPr>
@@ -170,25 +170,7 @@
           <w:szCs w:val="24"/>
           <w:lang w:eastAsia="ru-RU"/>
         </w:rPr>
-        <w:t xml:space="preserve"> «__</w:t>
-      </w:r>
-      <w:proofErr w:type="gramStart"/>
-      <w:r>
-        <w:rPr>
-          <w:rFonts w:eastAsia="Times New Roman"/>
-          <w:szCs w:val="24"/>
-          <w:lang w:eastAsia="ru-RU"/>
-        </w:rPr>
-        <w:t>_»_</w:t>
-      </w:r>
-      <w:proofErr w:type="gramEnd"/>
-      <w:r>
-        <w:rPr>
-          <w:rFonts w:eastAsia="Times New Roman"/>
-          <w:szCs w:val="24"/>
-          <w:lang w:eastAsia="ru-RU"/>
-        </w:rPr>
-        <w:t>__________ 202   г.</w:t>
+        <w:t xml:space="preserve"> «___»___________ 202   г.</w:t>
       </w:r>
     </w:p>
     <w:p>
@@ -262,7 +244,6 @@
           <w:lang w:val="en-US" w:eastAsia="ru-RU"/>
         </w:rPr>
       </w:pPr>
-      <w:proofErr w:type="gramStart"/>
       <w:r>
         <w:rPr>
           <w:rFonts w:eastAsia="Times New Roman"/>
@@ -271,18 +252,7 @@
           <w:u w:val="single"/>
           <w:lang w:val="en-US" w:eastAsia="ru-RU"/>
         </w:rPr>
-        <w:t>{{ name</w:t>
-      </w:r>
-      <w:proofErr w:type="gramEnd"/>
-      <w:r>
-        <w:rPr>
-          <w:rFonts w:eastAsia="Times New Roman"/>
-          <w:i/>
-          <w:szCs w:val="24"/>
-          <w:u w:val="single"/>
-          <w:lang w:val="en-US" w:eastAsia="ru-RU"/>
-        </w:rPr>
-        <w:t xml:space="preserve"> }}</w:t>
+        <w:t>{{ name }}</w:t>
       </w:r>
     </w:p>
     <w:p>
@@ -431,7 +401,6 @@
                 <w:lang w:eastAsia="ru-RU"/>
               </w:rPr>
             </w:pPr>
-            <w:proofErr w:type="gramStart"/>
             <w:r>
               <w:rPr>
                 <w:rFonts w:eastAsia="Times New Roman" w:cs="Arial"/>
@@ -439,28 +408,7 @@
                 <w:szCs w:val="24"/>
                 <w:lang w:val="en-US" w:eastAsia="ru-RU"/>
               </w:rPr>
-              <w:t xml:space="preserve">{{ </w:t>
-            </w:r>
-            <w:proofErr w:type="spellStart"/>
-            <w:r>
-              <w:rPr>
-                <w:rFonts w:eastAsia="Times New Roman" w:cs="Arial"/>
-                <w:color w:val="000000"/>
-                <w:szCs w:val="24"/>
-                <w:lang w:val="en-US" w:eastAsia="ru-RU"/>
-              </w:rPr>
-              <w:t>ckaf</w:t>
-            </w:r>
-            <w:proofErr w:type="spellEnd"/>
-            <w:proofErr w:type="gramEnd"/>
-            <w:r>
-              <w:rPr>
-                <w:rFonts w:eastAsia="Times New Roman" w:cs="Arial"/>
-                <w:color w:val="000000"/>
-                <w:szCs w:val="24"/>
-                <w:lang w:val="en-US" w:eastAsia="ru-RU"/>
-              </w:rPr>
-              <w:t xml:space="preserve"> }}</w:t>
+              <w:t>{{ ckaf }}</w:t>
             </w:r>
           </w:p>
         </w:tc>
@@ -523,7 +471,6 @@
                 <w:lang w:eastAsia="ru-RU"/>
               </w:rPr>
             </w:pPr>
-            <w:proofErr w:type="gramStart"/>
             <w:r>
               <w:rPr>
                 <w:rFonts w:eastAsia="Times New Roman" w:cs="Arial"/>
@@ -531,28 +478,7 @@
                 <w:szCs w:val="24"/>
                 <w:lang w:val="en-US" w:eastAsia="ru-RU"/>
               </w:rPr>
-              <w:t xml:space="preserve">{{ </w:t>
-            </w:r>
-            <w:proofErr w:type="spellStart"/>
-            <w:r>
-              <w:rPr>
-                <w:rFonts w:eastAsia="Times New Roman" w:cs="Arial"/>
-                <w:color w:val="000000"/>
-                <w:szCs w:val="24"/>
-                <w:lang w:val="en-US" w:eastAsia="ru-RU"/>
-              </w:rPr>
-              <w:t>cfac</w:t>
-            </w:r>
-            <w:proofErr w:type="spellEnd"/>
-            <w:proofErr w:type="gramEnd"/>
-            <w:r>
-              <w:rPr>
-                <w:rFonts w:eastAsia="Times New Roman" w:cs="Arial"/>
-                <w:color w:val="000000"/>
-                <w:szCs w:val="24"/>
-                <w:lang w:val="en-US" w:eastAsia="ru-RU"/>
-              </w:rPr>
-              <w:t xml:space="preserve"> }}</w:t>
+              <w:t>{{ cfac }}</w:t>
             </w:r>
           </w:p>
         </w:tc>
@@ -698,7 +624,6 @@
                 <w:lang w:val="en-US" w:eastAsia="ru-RU"/>
               </w:rPr>
             </w:pPr>
-            <w:proofErr w:type="gramStart"/>
             <w:r>
               <w:rPr>
                 <w:rFonts w:eastAsia="Times New Roman" w:cs="Arial"/>
@@ -708,22 +633,27 @@
                 <w:szCs w:val="24"/>
                 <w:lang w:val="en-US" w:eastAsia="ru-RU"/>
               </w:rPr>
-              <w:t xml:space="preserve">{{ </w:t>
-            </w:r>
-            <w:proofErr w:type="spellStart"/>
-            <w:r>
+              <w:t>{{ cfob }}</w:t>
+            </w:r>
+          </w:p>
+        </w:tc>
+        <w:tc>
+          <w:tcPr>
+            <w:tcW w:w="3368" w:type="dxa"/>
+            <w:hideMark/>
+          </w:tcPr>
+          <w:p>
+            <w:pPr>
+              <w:spacing w:line="256" w:lineRule="auto"/>
               <w:rPr>
                 <w:rFonts w:eastAsia="Times New Roman" w:cs="Arial"/>
                 <w:i/>
                 <w:iCs/>
                 <w:color w:val="000000"/>
                 <w:szCs w:val="24"/>
-                <w:lang w:val="en-US" w:eastAsia="ru-RU"/>
-              </w:rPr>
-              <w:t>cfob</w:t>
-            </w:r>
-            <w:proofErr w:type="spellEnd"/>
-            <w:proofErr w:type="gramEnd"/>
+                <w:lang w:eastAsia="ru-RU"/>
+              </w:rPr>
+            </w:pPr>
             <w:r>
               <w:rPr>
                 <w:rFonts w:eastAsia="Times New Roman" w:cs="Arial"/>
@@ -731,15 +661,21 @@
                 <w:iCs/>
                 <w:color w:val="000000"/>
                 <w:szCs w:val="24"/>
-                <w:lang w:val="en-US" w:eastAsia="ru-RU"/>
-              </w:rPr>
-              <w:t xml:space="preserve"> }}</w:t>
-            </w:r>
-          </w:p>
-        </w:tc>
-        <w:tc>
-          <w:tcPr>
-            <w:tcW w:w="3368" w:type="dxa"/>
+                <w:lang w:eastAsia="ru-RU"/>
+              </w:rPr>
+              <w:t>Год начала освоения</w:t>
+            </w:r>
+          </w:p>
+        </w:tc>
+        <w:tc>
+          <w:tcPr>
+            <w:tcW w:w="2552" w:type="dxa"/>
+            <w:tcBorders>
+              <w:top w:val="nil"/>
+              <w:left w:val="nil"/>
+              <w:bottom w:val="single" w:sz="4" w:space="0" w:color="auto"/>
+              <w:right w:val="nil"/>
+            </w:tcBorders>
             <w:hideMark/>
           </w:tcPr>
           <w:p>
@@ -751,7 +687,7 @@
                 <w:iCs/>
                 <w:color w:val="000000"/>
                 <w:szCs w:val="24"/>
-                <w:lang w:eastAsia="ru-RU"/>
+                <w:lang w:val="en-US" w:eastAsia="ru-RU"/>
               </w:rPr>
             </w:pPr>
             <w:r>
@@ -761,71 +697,9 @@
                 <w:iCs/>
                 <w:color w:val="000000"/>
                 <w:szCs w:val="24"/>
-                <w:lang w:eastAsia="ru-RU"/>
-              </w:rPr>
-              <w:t>Год начала освоения</w:t>
-            </w:r>
-          </w:p>
-        </w:tc>
-        <w:tc>
-          <w:tcPr>
-            <w:tcW w:w="2552" w:type="dxa"/>
-            <w:tcBorders>
-              <w:top w:val="nil"/>
-              <w:left w:val="nil"/>
-              <w:bottom w:val="single" w:sz="4" w:space="0" w:color="auto"/>
-              <w:right w:val="nil"/>
-            </w:tcBorders>
-            <w:hideMark/>
-          </w:tcPr>
-          <w:p>
-            <w:pPr>
-              <w:spacing w:line="256" w:lineRule="auto"/>
-              <w:rPr>
-                <w:rFonts w:eastAsia="Times New Roman" w:cs="Arial"/>
-                <w:i/>
-                <w:iCs/>
-                <w:color w:val="000000"/>
-                <w:szCs w:val="24"/>
                 <w:lang w:val="en-US" w:eastAsia="ru-RU"/>
               </w:rPr>
-            </w:pPr>
-            <w:proofErr w:type="gramStart"/>
-            <w:r>
-              <w:rPr>
-                <w:rFonts w:eastAsia="Times New Roman" w:cs="Arial"/>
-                <w:i/>
-                <w:iCs/>
-                <w:color w:val="000000"/>
-                <w:szCs w:val="24"/>
-                <w:lang w:val="en-US" w:eastAsia="ru-RU"/>
-              </w:rPr>
-              <w:t xml:space="preserve">{{ </w:t>
-            </w:r>
-            <w:proofErr w:type="spellStart"/>
-            <w:r>
-              <w:rPr>
-                <w:rFonts w:eastAsia="Times New Roman" w:cs="Arial"/>
-                <w:i/>
-                <w:iCs/>
-                <w:color w:val="000000"/>
-                <w:szCs w:val="24"/>
-                <w:lang w:val="en-US" w:eastAsia="ru-RU"/>
-              </w:rPr>
-              <w:t>startyear</w:t>
-            </w:r>
-            <w:proofErr w:type="spellEnd"/>
-            <w:proofErr w:type="gramEnd"/>
-            <w:r>
-              <w:rPr>
-                <w:rFonts w:eastAsia="Times New Roman" w:cs="Arial"/>
-                <w:i/>
-                <w:iCs/>
-                <w:color w:val="000000"/>
-                <w:szCs w:val="24"/>
-                <w:lang w:val="en-US" w:eastAsia="ru-RU"/>
-              </w:rPr>
-              <w:t xml:space="preserve"> }}</w:t>
+              <w:t>{{ startyear }}</w:t>
             </w:r>
           </w:p>
         </w:tc>
@@ -863,7 +737,6 @@
                 <w:lang w:eastAsia="ru-RU"/>
               </w:rPr>
             </w:pPr>
-            <w:proofErr w:type="gramStart"/>
             <w:r>
               <w:rPr>
                 <w:rFonts w:eastAsia="Times New Roman" w:cs="Arial"/>
@@ -873,38 +746,36 @@
                 <w:szCs w:val="24"/>
                 <w:lang w:eastAsia="ru-RU"/>
               </w:rPr>
-              <w:t>Срок  освоения</w:t>
-            </w:r>
-            <w:proofErr w:type="gramEnd"/>
-            <w:r>
+              <w:t>Срок  освоения:</w:t>
+            </w:r>
+          </w:p>
+        </w:tc>
+        <w:tc>
+          <w:tcPr>
+            <w:tcW w:w="2869" w:type="dxa"/>
+            <w:tcBorders>
+              <w:top w:val="single" w:sz="4" w:space="0" w:color="auto"/>
+              <w:left w:val="nil"/>
+              <w:bottom w:val="single" w:sz="4" w:space="0" w:color="auto"/>
+              <w:right w:val="nil"/>
+            </w:tcBorders>
+            <w:noWrap/>
+            <w:vAlign w:val="bottom"/>
+            <w:hideMark/>
+          </w:tcPr>
+          <w:p>
+            <w:pPr>
+              <w:spacing w:line="256" w:lineRule="auto"/>
               <w:rPr>
                 <w:rFonts w:eastAsia="Times New Roman" w:cs="Arial"/>
                 <w:i/>
                 <w:iCs/>
                 <w:color w:val="000000"/>
                 <w:szCs w:val="24"/>
-                <w:lang w:eastAsia="ru-RU"/>
-              </w:rPr>
-              <w:t>:</w:t>
-            </w:r>
-          </w:p>
-        </w:tc>
-        <w:tc>
-          <w:tcPr>
-            <w:tcW w:w="2869" w:type="dxa"/>
-            <w:tcBorders>
-              <w:top w:val="single" w:sz="4" w:space="0" w:color="auto"/>
-              <w:left w:val="nil"/>
-              <w:bottom w:val="single" w:sz="4" w:space="0" w:color="auto"/>
-              <w:right w:val="nil"/>
-            </w:tcBorders>
-            <w:noWrap/>
-            <w:vAlign w:val="bottom"/>
-            <w:hideMark/>
-          </w:tcPr>
-          <w:p>
-            <w:pPr>
-              <w:spacing w:line="256" w:lineRule="auto"/>
+                <w:lang w:val="en-US" w:eastAsia="ru-RU"/>
+              </w:rPr>
+            </w:pPr>
+            <w:r>
               <w:rPr>
                 <w:rFonts w:eastAsia="Times New Roman" w:cs="Arial"/>
                 <w:i/>
@@ -913,20 +784,27 @@
                 <w:szCs w:val="24"/>
                 <w:lang w:val="en-US" w:eastAsia="ru-RU"/>
               </w:rPr>
-            </w:pPr>
-            <w:proofErr w:type="gramStart"/>
-            <w:r>
+              <w:t>{{ rng }}</w:t>
+            </w:r>
+          </w:p>
+        </w:tc>
+        <w:tc>
+          <w:tcPr>
+            <w:tcW w:w="3368" w:type="dxa"/>
+            <w:hideMark/>
+          </w:tcPr>
+          <w:p>
+            <w:pPr>
+              <w:spacing w:line="256" w:lineRule="auto"/>
               <w:rPr>
                 <w:rFonts w:eastAsia="Times New Roman" w:cs="Arial"/>
                 <w:i/>
                 <w:iCs/>
                 <w:color w:val="000000"/>
                 <w:szCs w:val="24"/>
-                <w:lang w:val="en-US" w:eastAsia="ru-RU"/>
-              </w:rPr>
-              <w:t xml:space="preserve">{{ </w:t>
-            </w:r>
-            <w:proofErr w:type="spellStart"/>
+                <w:lang w:eastAsia="ru-RU"/>
+              </w:rPr>
+            </w:pPr>
             <w:r>
               <w:rPr>
                 <w:rFonts w:eastAsia="Times New Roman" w:cs="Arial"/>
@@ -934,116 +812,51 @@
                 <w:iCs/>
                 <w:color w:val="000000"/>
                 <w:szCs w:val="24"/>
-                <w:lang w:val="en-US" w:eastAsia="ru-RU"/>
-              </w:rPr>
-              <w:t>rng</w:t>
-            </w:r>
-            <w:proofErr w:type="spellEnd"/>
-            <w:proofErr w:type="gramEnd"/>
-            <w:r>
+                <w:lang w:eastAsia="ru-RU"/>
+              </w:rPr>
+              <w:t>Федеральные государственные требования</w:t>
+            </w:r>
+          </w:p>
+        </w:tc>
+        <w:tc>
+          <w:tcPr>
+            <w:tcW w:w="2552" w:type="dxa"/>
+            <w:tcBorders>
+              <w:top w:val="single" w:sz="4" w:space="0" w:color="auto"/>
+              <w:left w:val="nil"/>
+              <w:bottom w:val="single" w:sz="4" w:space="0" w:color="auto"/>
+              <w:right w:val="nil"/>
+            </w:tcBorders>
+          </w:tcPr>
+          <w:p>
+            <w:pPr>
+              <w:spacing w:line="256" w:lineRule="auto"/>
               <w:rPr>
                 <w:rFonts w:eastAsia="Times New Roman" w:cs="Arial"/>
-                <w:i/>
-                <w:iCs/>
+                <w:color w:val="000000"/>
+                <w:szCs w:val="24"/>
+                <w:lang w:eastAsia="ru-RU"/>
+              </w:rPr>
+            </w:pPr>
+          </w:p>
+          <w:p>
+            <w:pPr>
+              <w:spacing w:line="256" w:lineRule="auto"/>
+              <w:rPr>
+                <w:rFonts w:eastAsia="Times New Roman" w:cs="Arial"/>
                 <w:color w:val="000000"/>
                 <w:szCs w:val="24"/>
                 <w:lang w:val="en-US" w:eastAsia="ru-RU"/>
               </w:rPr>
-              <w:t xml:space="preserve"> }}</w:t>
-            </w:r>
-          </w:p>
-        </w:tc>
-        <w:tc>
-          <w:tcPr>
-            <w:tcW w:w="3368" w:type="dxa"/>
-            <w:hideMark/>
-          </w:tcPr>
-          <w:p>
-            <w:pPr>
-              <w:spacing w:line="256" w:lineRule="auto"/>
-              <w:rPr>
-                <w:rFonts w:eastAsia="Times New Roman" w:cs="Arial"/>
-                <w:i/>
-                <w:iCs/>
-                <w:color w:val="000000"/>
-                <w:szCs w:val="24"/>
-                <w:lang w:eastAsia="ru-RU"/>
-              </w:rPr>
-            </w:pPr>
-            <w:r>
-              <w:rPr>
-                <w:rFonts w:eastAsia="Times New Roman" w:cs="Arial"/>
-                <w:i/>
-                <w:iCs/>
-                <w:color w:val="000000"/>
-                <w:szCs w:val="24"/>
-                <w:lang w:eastAsia="ru-RU"/>
-              </w:rPr>
-              <w:t>Федеральные государственные требования</w:t>
-            </w:r>
-          </w:p>
-        </w:tc>
-        <w:tc>
-          <w:tcPr>
-            <w:tcW w:w="2552" w:type="dxa"/>
-            <w:tcBorders>
-              <w:top w:val="single" w:sz="4" w:space="0" w:color="auto"/>
-              <w:left w:val="nil"/>
-              <w:bottom w:val="single" w:sz="4" w:space="0" w:color="auto"/>
-              <w:right w:val="nil"/>
-            </w:tcBorders>
-          </w:tcPr>
-          <w:p>
-            <w:pPr>
-              <w:spacing w:line="256" w:lineRule="auto"/>
-              <w:rPr>
-                <w:rFonts w:eastAsia="Times New Roman" w:cs="Arial"/>
-                <w:color w:val="000000"/>
-                <w:szCs w:val="24"/>
-                <w:lang w:eastAsia="ru-RU"/>
-              </w:rPr>
-            </w:pPr>
-          </w:p>
-          <w:p>
-            <w:pPr>
-              <w:spacing w:line="256" w:lineRule="auto"/>
+            </w:pPr>
+            <w:r>
               <w:rPr>
                 <w:rFonts w:eastAsia="Times New Roman" w:cs="Arial"/>
                 <w:color w:val="000000"/>
                 <w:szCs w:val="24"/>
                 <w:lang w:val="en-US" w:eastAsia="ru-RU"/>
               </w:rPr>
-            </w:pPr>
-            <w:proofErr w:type="gramStart"/>
-            <w:r>
-              <w:rPr>
-                <w:rFonts w:eastAsia="Times New Roman" w:cs="Arial"/>
-                <w:color w:val="000000"/>
-                <w:szCs w:val="24"/>
-                <w:lang w:val="en-US" w:eastAsia="ru-RU"/>
-              </w:rPr>
-              <w:t xml:space="preserve">{{ </w:t>
-            </w:r>
-            <w:proofErr w:type="spellStart"/>
-            <w:r>
-              <w:rPr>
-                <w:rFonts w:eastAsia="Times New Roman" w:cs="Arial"/>
-                <w:color w:val="000000"/>
-                <w:szCs w:val="24"/>
-                <w:lang w:val="en-US" w:eastAsia="ru-RU"/>
-              </w:rPr>
-              <w:t>fgt</w:t>
-            </w:r>
-            <w:proofErr w:type="spellEnd"/>
-            <w:proofErr w:type="gramEnd"/>
-            <w:r>
-              <w:rPr>
-                <w:rFonts w:eastAsia="Times New Roman" w:cs="Arial"/>
-                <w:color w:val="000000"/>
-                <w:szCs w:val="24"/>
-                <w:lang w:val="en-US" w:eastAsia="ru-RU"/>
-              </w:rPr>
-              <w:t xml:space="preserve"> }}</w:t>
+              <w:t>{{ fgt }}</w:t>
             </w:r>
           </w:p>
         </w:tc>
@@ -1271,7 +1084,6 @@
                 <w:lang w:val="en-US" w:eastAsia="ru-RU"/>
               </w:rPr>
             </w:pPr>
-            <w:proofErr w:type="gramStart"/>
             <w:r>
               <w:rPr>
                 <w:rFonts w:eastAsia="Times New Roman" w:cs="Arial"/>
@@ -1281,32 +1093,7 @@
                 <w:szCs w:val="24"/>
                 <w:lang w:val="en-US" w:eastAsia="ru-RU"/>
               </w:rPr>
-              <w:t xml:space="preserve">{{ </w:t>
-            </w:r>
-            <w:proofErr w:type="spellStart"/>
-            <w:r>
-              <w:rPr>
-                <w:rFonts w:eastAsia="Times New Roman" w:cs="Arial"/>
-                <w:i/>
-                <w:iCs/>
-                <w:color w:val="000000"/>
-                <w:szCs w:val="24"/>
-                <w:lang w:val="en-US" w:eastAsia="ru-RU"/>
-              </w:rPr>
-              <w:t>viceRector</w:t>
-            </w:r>
-            <w:proofErr w:type="spellEnd"/>
-            <w:proofErr w:type="gramEnd"/>
-            <w:r>
-              <w:rPr>
-                <w:rFonts w:eastAsia="Times New Roman" w:cs="Arial"/>
-                <w:i/>
-                <w:iCs/>
-                <w:color w:val="000000"/>
-                <w:szCs w:val="24"/>
-                <w:lang w:val="en-US" w:eastAsia="ru-RU"/>
-              </w:rPr>
-              <w:t xml:space="preserve"> }}</w:t>
+              <w:t>{{ viceRector }}</w:t>
             </w:r>
           </w:p>
         </w:tc>
@@ -1492,7 +1279,6 @@
                 <w:lang w:val="en-US" w:eastAsia="ru-RU"/>
               </w:rPr>
             </w:pPr>
-            <w:proofErr w:type="gramStart"/>
             <w:r>
               <w:rPr>
                 <w:rFonts w:eastAsia="Times New Roman" w:cs="Arial"/>
@@ -1502,19 +1288,7 @@
                 <w:szCs w:val="24"/>
                 <w:lang w:val="en-US" w:eastAsia="ru-RU"/>
               </w:rPr>
-              <w:t>{{ director</w:t>
-            </w:r>
-            <w:proofErr w:type="gramEnd"/>
-            <w:r>
-              <w:rPr>
-                <w:rFonts w:eastAsia="Times New Roman" w:cs="Arial"/>
-                <w:i/>
-                <w:iCs/>
-                <w:color w:val="000000"/>
-                <w:szCs w:val="24"/>
-                <w:lang w:val="en-US" w:eastAsia="ru-RU"/>
-              </w:rPr>
-              <w:t xml:space="preserve"> }}</w:t>
+              <w:t>{{ director }}</w:t>
             </w:r>
           </w:p>
         </w:tc>
@@ -1700,7 +1474,6 @@
                 <w:lang w:val="en-US" w:eastAsia="ru-RU"/>
               </w:rPr>
             </w:pPr>
-            <w:proofErr w:type="gramStart"/>
             <w:r>
               <w:rPr>
                 <w:rFonts w:eastAsia="Times New Roman" w:cs="Arial"/>
@@ -1710,32 +1483,7 @@
                 <w:szCs w:val="24"/>
                 <w:lang w:val="en-US" w:eastAsia="ru-RU"/>
               </w:rPr>
-              <w:t xml:space="preserve">{{ </w:t>
-            </w:r>
-            <w:proofErr w:type="spellStart"/>
-            <w:r>
-              <w:rPr>
-                <w:rFonts w:eastAsia="Times New Roman" w:cs="Arial"/>
-                <w:i/>
-                <w:iCs/>
-                <w:color w:val="000000"/>
-                <w:szCs w:val="24"/>
-                <w:lang w:val="en-US" w:eastAsia="ru-RU"/>
-              </w:rPr>
-              <w:t>zavkaf</w:t>
-            </w:r>
-            <w:proofErr w:type="spellEnd"/>
-            <w:proofErr w:type="gramEnd"/>
-            <w:r>
-              <w:rPr>
-                <w:rFonts w:eastAsia="Times New Roman" w:cs="Arial"/>
-                <w:i/>
-                <w:iCs/>
-                <w:color w:val="000000"/>
-                <w:szCs w:val="24"/>
-                <w:lang w:val="en-US" w:eastAsia="ru-RU"/>
-              </w:rPr>
-              <w:t xml:space="preserve"> }}</w:t>
+              <w:t>{{ zavkaf }}</w:t>
             </w:r>
           </w:p>
         </w:tc>
@@ -1921,7 +1669,6 @@
                 <w:lang w:val="en-US" w:eastAsia="ru-RU"/>
               </w:rPr>
             </w:pPr>
-            <w:proofErr w:type="gramStart"/>
             <w:r>
               <w:rPr>
                 <w:rFonts w:eastAsia="Times New Roman" w:cs="Arial"/>
@@ -1931,32 +1678,7 @@
                 <w:szCs w:val="24"/>
                 <w:lang w:val="en-US" w:eastAsia="ru-RU"/>
               </w:rPr>
-              <w:t xml:space="preserve">{{ </w:t>
-            </w:r>
-            <w:proofErr w:type="spellStart"/>
-            <w:r>
-              <w:rPr>
-                <w:rFonts w:eastAsia="Times New Roman" w:cs="Arial"/>
-                <w:i/>
-                <w:iCs/>
-                <w:color w:val="000000"/>
-                <w:szCs w:val="24"/>
-                <w:lang w:val="en-US" w:eastAsia="ru-RU"/>
-              </w:rPr>
-              <w:t>rop</w:t>
-            </w:r>
-            <w:proofErr w:type="spellEnd"/>
-            <w:proofErr w:type="gramEnd"/>
-            <w:r>
-              <w:rPr>
-                <w:rFonts w:eastAsia="Times New Roman" w:cs="Arial"/>
-                <w:i/>
-                <w:iCs/>
-                <w:color w:val="000000"/>
-                <w:szCs w:val="24"/>
-                <w:lang w:val="en-US" w:eastAsia="ru-RU"/>
-              </w:rPr>
-              <w:t xml:space="preserve"> }}</w:t>
+              <w:t>{{ rop }}</w:t>
             </w:r>
           </w:p>
         </w:tc>
@@ -2137,18 +1859,6 @@
       <w:pPr>
         <w:ind w:firstLine="709"/>
         <w:jc w:val="both"/>
-      </w:pPr>
-    </w:p>
-    <w:p>
-      <w:pPr>
-        <w:ind w:firstLine="709"/>
-        <w:jc w:val="both"/>
-        <w:rPr>
-          <w:rFonts w:eastAsia="Times New Roman"/>
-          <w:b/>
-          <w:bCs/>
-          <w:szCs w:val="24"/>
-        </w:rPr>
       </w:pPr>
     </w:p>
     <w:p>
@@ -2396,9 +2106,40 @@
                 <w:szCs w:val="24"/>
                 <w:lang w:val="en-US" w:eastAsia="ru-RU"/>
               </w:rPr>
-              <w:t xml:space="preserve"> </w:t>
-            </w:r>
-            <w:proofErr w:type="gramStart"/>
+              <w:t xml:space="preserve"> {{ p2 }}</w:t>
+            </w:r>
+          </w:p>
+        </w:tc>
+        <w:tc>
+          <w:tcPr>
+            <w:tcW w:w="2977" w:type="dxa"/>
+            <w:tcBorders>
+              <w:top w:val="single" w:sz="4" w:space="0" w:color="auto"/>
+              <w:left w:val="single" w:sz="4" w:space="0" w:color="auto"/>
+              <w:bottom w:val="single" w:sz="4" w:space="0" w:color="auto"/>
+              <w:right w:val="single" w:sz="4" w:space="0" w:color="auto"/>
+            </w:tcBorders>
+            <w:hideMark/>
+          </w:tcPr>
+          <w:p>
+            <w:pPr>
+              <w:spacing w:line="256" w:lineRule="auto"/>
+              <w:jc w:val="both"/>
+              <w:rPr>
+                <w:rFonts w:eastAsia="Times New Roman"/>
+                <w:szCs w:val="24"/>
+                <w:lang w:val="en-US" w:eastAsia="ru-RU"/>
+              </w:rPr>
+            </w:pPr>
+            <w:r>
+              <w:rPr>
+                <w:rFonts w:eastAsia="Times New Roman"/>
+                <w:b/>
+                <w:szCs w:val="24"/>
+                <w:lang w:eastAsia="ru-RU"/>
+              </w:rPr>
+              <w:t xml:space="preserve">Р–2.1 </w:t>
+            </w:r>
             <w:r>
               <w:rPr>
                 <w:rFonts w:eastAsia="Times New Roman"/>
@@ -2406,9 +2147,99 @@
                 <w:szCs w:val="24"/>
                 <w:lang w:val="en-US" w:eastAsia="ru-RU"/>
               </w:rPr>
-              <w:t>{{ p</w:t>
-            </w:r>
-            <w:proofErr w:type="gramEnd"/>
+              <w:t>{{ p21 }}</w:t>
+            </w:r>
+          </w:p>
+        </w:tc>
+        <w:tc>
+          <w:tcPr>
+            <w:tcW w:w="3969" w:type="dxa"/>
+            <w:tcBorders>
+              <w:top w:val="single" w:sz="4" w:space="0" w:color="auto"/>
+              <w:left w:val="single" w:sz="4" w:space="0" w:color="auto"/>
+              <w:bottom w:val="single" w:sz="4" w:space="0" w:color="auto"/>
+              <w:right w:val="single" w:sz="4" w:space="0" w:color="auto"/>
+            </w:tcBorders>
+            <w:hideMark/>
+          </w:tcPr>
+          <w:p>
+            <w:pPr>
+              <w:spacing w:line="256" w:lineRule="auto"/>
+              <w:jc w:val="both"/>
+              <w:rPr>
+                <w:rFonts w:eastAsia="Times New Roman"/>
+                <w:b/>
+                <w:szCs w:val="24"/>
+                <w:lang w:eastAsia="ru-RU"/>
+              </w:rPr>
+            </w:pPr>
+            <w:r>
+              <w:rPr>
+                <w:rFonts w:eastAsia="Times New Roman"/>
+                <w:szCs w:val="24"/>
+                <w:lang w:eastAsia="ru-RU"/>
+              </w:rPr>
+              <w:t>Научная деятельность, направленная на подготовку диссертации к защите</w:t>
+            </w:r>
+          </w:p>
+        </w:tc>
+      </w:tr>
+      <w:tr>
+        <w:tc>
+          <w:tcPr>
+            <w:tcW w:w="0" w:type="auto"/>
+            <w:vMerge/>
+            <w:tcBorders>
+              <w:top w:val="single" w:sz="4" w:space="0" w:color="auto"/>
+              <w:left w:val="single" w:sz="4" w:space="0" w:color="auto"/>
+              <w:bottom w:val="single" w:sz="4" w:space="0" w:color="auto"/>
+              <w:right w:val="single" w:sz="4" w:space="0" w:color="auto"/>
+            </w:tcBorders>
+            <w:vAlign w:val="center"/>
+            <w:hideMark/>
+          </w:tcPr>
+          <w:p>
+            <w:pPr>
+              <w:spacing w:line="256" w:lineRule="auto"/>
+              <w:rPr>
+                <w:rFonts w:eastAsia="Times New Roman"/>
+                <w:b/>
+                <w:szCs w:val="24"/>
+                <w:lang w:eastAsia="ru-RU"/>
+              </w:rPr>
+            </w:pPr>
+          </w:p>
+        </w:tc>
+        <w:tc>
+          <w:tcPr>
+            <w:tcW w:w="2977" w:type="dxa"/>
+            <w:tcBorders>
+              <w:top w:val="single" w:sz="4" w:space="0" w:color="auto"/>
+              <w:left w:val="single" w:sz="4" w:space="0" w:color="auto"/>
+              <w:bottom w:val="single" w:sz="4" w:space="0" w:color="auto"/>
+              <w:right w:val="single" w:sz="4" w:space="0" w:color="auto"/>
+            </w:tcBorders>
+            <w:hideMark/>
+          </w:tcPr>
+          <w:p>
+            <w:pPr>
+              <w:spacing w:line="256" w:lineRule="auto"/>
+              <w:jc w:val="both"/>
+              <w:rPr>
+                <w:rFonts w:eastAsia="Times New Roman"/>
+                <w:szCs w:val="24"/>
+                <w:lang w:val="en-US" w:eastAsia="ru-RU"/>
+              </w:rPr>
+            </w:pPr>
+            <w:r>
+              <w:rPr>
+                <w:rFonts w:eastAsia="Times New Roman"/>
+                <w:b/>
+                <w:szCs w:val="24"/>
+                <w:lang w:eastAsia="ru-RU"/>
+              </w:rPr>
+              <w:t xml:space="preserve">Р–2.2 </w:t>
+            </w:r>
             <w:r>
               <w:rPr>
                 <w:rFonts w:eastAsia="Times New Roman"/>
@@ -2416,170 +2247,7 @@
                 <w:szCs w:val="24"/>
                 <w:lang w:val="en-US" w:eastAsia="ru-RU"/>
               </w:rPr>
-              <w:t>2 }}</w:t>
-            </w:r>
-          </w:p>
-        </w:tc>
-        <w:tc>
-          <w:tcPr>
-            <w:tcW w:w="2977" w:type="dxa"/>
-            <w:tcBorders>
-              <w:top w:val="single" w:sz="4" w:space="0" w:color="auto"/>
-              <w:left w:val="single" w:sz="4" w:space="0" w:color="auto"/>
-              <w:bottom w:val="single" w:sz="4" w:space="0" w:color="auto"/>
-              <w:right w:val="single" w:sz="4" w:space="0" w:color="auto"/>
-            </w:tcBorders>
-            <w:hideMark/>
-          </w:tcPr>
-          <w:p>
-            <w:pPr>
-              <w:spacing w:line="256" w:lineRule="auto"/>
-              <w:jc w:val="both"/>
-              <w:rPr>
-                <w:rFonts w:eastAsia="Times New Roman"/>
-                <w:szCs w:val="24"/>
-                <w:lang w:val="en-US" w:eastAsia="ru-RU"/>
-              </w:rPr>
-            </w:pPr>
-            <w:r>
-              <w:rPr>
-                <w:rFonts w:eastAsia="Times New Roman"/>
-                <w:b/>
-                <w:szCs w:val="24"/>
-                <w:lang w:eastAsia="ru-RU"/>
-              </w:rPr>
-              <w:t xml:space="preserve">Р–2.1 </w:t>
-            </w:r>
-            <w:proofErr w:type="gramStart"/>
-            <w:r>
-              <w:rPr>
-                <w:rFonts w:eastAsia="Times New Roman"/>
-                <w:b/>
-                <w:szCs w:val="24"/>
-                <w:lang w:val="en-US" w:eastAsia="ru-RU"/>
-              </w:rPr>
-              <w:t>{{ p</w:t>
-            </w:r>
-            <w:proofErr w:type="gramEnd"/>
-            <w:r>
-              <w:rPr>
-                <w:rFonts w:eastAsia="Times New Roman"/>
-                <w:b/>
-                <w:szCs w:val="24"/>
-                <w:lang w:val="en-US" w:eastAsia="ru-RU"/>
-              </w:rPr>
-              <w:t>21 }}</w:t>
-            </w:r>
-          </w:p>
-        </w:tc>
-        <w:tc>
-          <w:tcPr>
-            <w:tcW w:w="3969" w:type="dxa"/>
-            <w:tcBorders>
-              <w:top w:val="single" w:sz="4" w:space="0" w:color="auto"/>
-              <w:left w:val="single" w:sz="4" w:space="0" w:color="auto"/>
-              <w:bottom w:val="single" w:sz="4" w:space="0" w:color="auto"/>
-              <w:right w:val="single" w:sz="4" w:space="0" w:color="auto"/>
-            </w:tcBorders>
-            <w:hideMark/>
-          </w:tcPr>
-          <w:p>
-            <w:pPr>
-              <w:spacing w:line="256" w:lineRule="auto"/>
-              <w:jc w:val="both"/>
-              <w:rPr>
-                <w:rFonts w:eastAsia="Times New Roman"/>
-                <w:b/>
-                <w:szCs w:val="24"/>
-                <w:lang w:eastAsia="ru-RU"/>
-              </w:rPr>
-            </w:pPr>
-            <w:r>
-              <w:rPr>
-                <w:rFonts w:eastAsia="Times New Roman"/>
-                <w:szCs w:val="24"/>
-                <w:lang w:eastAsia="ru-RU"/>
-              </w:rPr>
-              <w:t>Научная деятельность, направленная на подготовку диссертации к защите</w:t>
-            </w:r>
-          </w:p>
-        </w:tc>
-      </w:tr>
-      <w:tr>
-        <w:tc>
-          <w:tcPr>
-            <w:tcW w:w="0" w:type="auto"/>
-            <w:vMerge/>
-            <w:tcBorders>
-              <w:top w:val="single" w:sz="4" w:space="0" w:color="auto"/>
-              <w:left w:val="single" w:sz="4" w:space="0" w:color="auto"/>
-              <w:bottom w:val="single" w:sz="4" w:space="0" w:color="auto"/>
-              <w:right w:val="single" w:sz="4" w:space="0" w:color="auto"/>
-            </w:tcBorders>
-            <w:vAlign w:val="center"/>
-            <w:hideMark/>
-          </w:tcPr>
-          <w:p>
-            <w:pPr>
-              <w:spacing w:line="256" w:lineRule="auto"/>
-              <w:rPr>
-                <w:rFonts w:eastAsia="Times New Roman"/>
-                <w:b/>
-                <w:szCs w:val="24"/>
-                <w:lang w:eastAsia="ru-RU"/>
-              </w:rPr>
-            </w:pPr>
-          </w:p>
-        </w:tc>
-        <w:tc>
-          <w:tcPr>
-            <w:tcW w:w="2977" w:type="dxa"/>
-            <w:tcBorders>
-              <w:top w:val="single" w:sz="4" w:space="0" w:color="auto"/>
-              <w:left w:val="single" w:sz="4" w:space="0" w:color="auto"/>
-              <w:bottom w:val="single" w:sz="4" w:space="0" w:color="auto"/>
-              <w:right w:val="single" w:sz="4" w:space="0" w:color="auto"/>
-            </w:tcBorders>
-            <w:hideMark/>
-          </w:tcPr>
-          <w:p>
-            <w:pPr>
-              <w:spacing w:line="256" w:lineRule="auto"/>
-              <w:jc w:val="both"/>
-              <w:rPr>
-                <w:rFonts w:eastAsia="Times New Roman"/>
-                <w:szCs w:val="24"/>
-                <w:lang w:val="en-US" w:eastAsia="ru-RU"/>
-              </w:rPr>
-            </w:pPr>
-            <w:r>
-              <w:rPr>
-                <w:rFonts w:eastAsia="Times New Roman"/>
-                <w:b/>
-                <w:szCs w:val="24"/>
-                <w:lang w:eastAsia="ru-RU"/>
-              </w:rPr>
-              <w:t xml:space="preserve">Р–2.2 </w:t>
-            </w:r>
-            <w:proofErr w:type="gramStart"/>
-            <w:r>
-              <w:rPr>
-                <w:rFonts w:eastAsia="Times New Roman"/>
-                <w:b/>
-                <w:szCs w:val="24"/>
-                <w:lang w:val="en-US" w:eastAsia="ru-RU"/>
-              </w:rPr>
-              <w:t>{{ p</w:t>
-            </w:r>
-            <w:proofErr w:type="gramEnd"/>
-            <w:r>
-              <w:rPr>
-                <w:rFonts w:eastAsia="Times New Roman"/>
-                <w:b/>
-                <w:szCs w:val="24"/>
-                <w:lang w:val="en-US" w:eastAsia="ru-RU"/>
-              </w:rPr>
-              <w:t>22}}</w:t>
+              <w:t>{{ p22}}</w:t>
             </w:r>
           </w:p>
         </w:tc>
@@ -2730,79 +2398,7 @@
           <w:szCs w:val="24"/>
           <w:lang w:eastAsia="ru-RU"/>
         </w:rPr>
-        <w:t xml:space="preserve">подготовка публикаций, в которых излагаются основные научные результаты диссертации, в рецензируемых научных изданиях, в приравненных к ним научных изданиях, индексируемых в международных базах данных Web </w:t>
-      </w:r>
-      <w:proofErr w:type="spellStart"/>
-      <w:r>
-        <w:rPr>
-          <w:rFonts w:eastAsia="Times New Roman"/>
-          <w:szCs w:val="24"/>
-          <w:lang w:eastAsia="ru-RU"/>
-        </w:rPr>
-        <w:t>of</w:t>
-      </w:r>
-      <w:proofErr w:type="spellEnd"/>
-      <w:r>
-        <w:rPr>
-          <w:rFonts w:eastAsia="Times New Roman"/>
-          <w:szCs w:val="24"/>
-          <w:lang w:eastAsia="ru-RU"/>
-        </w:rPr>
-        <w:t xml:space="preserve"> Science и </w:t>
-      </w:r>
-      <w:proofErr w:type="spellStart"/>
-      <w:r>
-        <w:rPr>
-          <w:rFonts w:eastAsia="Times New Roman"/>
-          <w:szCs w:val="24"/>
-          <w:lang w:eastAsia="ru-RU"/>
-        </w:rPr>
-        <w:t>Scopus</w:t>
-      </w:r>
-      <w:proofErr w:type="spellEnd"/>
-      <w:r>
-        <w:rPr>
-          <w:rFonts w:eastAsia="Times New Roman"/>
-          <w:szCs w:val="24"/>
-          <w:lang w:eastAsia="ru-RU"/>
-        </w:rPr>
-        <w:t xml:space="preserve"> и международных базах данных, определяемых в соответствии с рекомендацией Высшей аттестационной комиссии при Министерстве науки и высшего образования Российской Федерации, а также в научных изданиях, индексируемых в </w:t>
-      </w:r>
-      <w:proofErr w:type="spellStart"/>
-      <w:r>
-        <w:rPr>
-          <w:rFonts w:eastAsia="Times New Roman"/>
-          <w:szCs w:val="24"/>
-          <w:lang w:eastAsia="ru-RU"/>
-        </w:rPr>
-        <w:t>наукометрической</w:t>
-      </w:r>
-      <w:proofErr w:type="spellEnd"/>
-      <w:r>
-        <w:rPr>
-          <w:rFonts w:eastAsia="Times New Roman"/>
-          <w:szCs w:val="24"/>
-          <w:lang w:eastAsia="ru-RU"/>
-        </w:rPr>
-        <w:t xml:space="preserve"> базе данных Russian Science </w:t>
-      </w:r>
-      <w:proofErr w:type="spellStart"/>
-      <w:r>
-        <w:rPr>
-          <w:rFonts w:eastAsia="Times New Roman"/>
-          <w:szCs w:val="24"/>
-          <w:lang w:eastAsia="ru-RU"/>
-        </w:rPr>
-        <w:t>Citation</w:t>
-      </w:r>
-      <w:proofErr w:type="spellEnd"/>
-      <w:r>
-        <w:rPr>
-          <w:rFonts w:eastAsia="Times New Roman"/>
-          <w:szCs w:val="24"/>
-          <w:lang w:eastAsia="ru-RU"/>
-        </w:rPr>
-        <w:t xml:space="preserve"> Index (RSCI), и (или) заявок на патенты на изобретения, полезные модели, промышленные образцы, селекционные достижения, свидетельства о государственной регистрации программ для электронных вычислительных машин, баз данных, топологий интегральных микросхем (подготовка публикаций и (или) заявок на патенты на изобретения и другие виды интеллектуальной собственности);</w:t>
+        <w:t>подготовка публикаций, в которых излагаются основные научные результаты диссертации, в рецензируемых научных изданиях, в приравненных к ним научных изданиях, индексируемых в международных базах данных Web of Science и Scopus и международных базах данных, определяемых в соответствии с рекомендацией Высшей аттестационной комиссии при Министерстве науки и высшего образования Российской Федерации, а также в научных изданиях, индексируемых в наукометрической базе данных Russian Science Citation Index (RSCI), и (или) заявок на патенты на изобретения, полезные модели, промышленные образцы, селекционные достижения, свидетельства о государственной регистрации программ для электронных вычислительных машин, баз данных, топологий интегральных микросхем (подготовка публикаций и (или) заявок на патенты на изобретения и другие виды интеллектуальной собственности);</w:t>
       </w:r>
     </w:p>
     <w:p>
@@ -3036,51 +2632,7 @@
                 <w:szCs w:val="16"/>
                 <w:lang w:eastAsia="ru-RU"/>
               </w:rPr>
-              <w:t xml:space="preserve">Формы </w:t>
-            </w:r>
-            <w:proofErr w:type="spellStart"/>
-            <w:r>
-              <w:rPr>
-                <w:rFonts w:ascii="Tahoma" w:eastAsia="Times New Roman" w:hAnsi="Tahoma" w:cs="Tahoma"/>
-                <w:color w:val="000000"/>
-                <w:sz w:val="16"/>
-                <w:szCs w:val="16"/>
-                <w:lang w:eastAsia="ru-RU"/>
-              </w:rPr>
-              <w:t>пром</w:t>
-            </w:r>
-            <w:proofErr w:type="spellEnd"/>
-            <w:r>
-              <w:rPr>
-                <w:rFonts w:ascii="Tahoma" w:eastAsia="Times New Roman" w:hAnsi="Tahoma" w:cs="Tahoma"/>
-                <w:color w:val="000000"/>
-                <w:sz w:val="16"/>
-                <w:szCs w:val="16"/>
-                <w:lang w:eastAsia="ru-RU"/>
-              </w:rPr>
-              <w:t xml:space="preserve">. </w:t>
-            </w:r>
-            <w:proofErr w:type="spellStart"/>
-            <w:r>
-              <w:rPr>
-                <w:rFonts w:ascii="Tahoma" w:eastAsia="Times New Roman" w:hAnsi="Tahoma" w:cs="Tahoma"/>
-                <w:color w:val="000000"/>
-                <w:sz w:val="16"/>
-                <w:szCs w:val="16"/>
-                <w:lang w:eastAsia="ru-RU"/>
-              </w:rPr>
-              <w:t>атт</w:t>
-            </w:r>
-            <w:proofErr w:type="spellEnd"/>
-            <w:r>
-              <w:rPr>
-                <w:rFonts w:ascii="Tahoma" w:eastAsia="Times New Roman" w:hAnsi="Tahoma" w:cs="Tahoma"/>
-                <w:color w:val="000000"/>
-                <w:sz w:val="16"/>
-                <w:szCs w:val="16"/>
-                <w:lang w:eastAsia="ru-RU"/>
-              </w:rPr>
-              <w:t>.</w:t>
+              <w:t>Формы пром. атт.</w:t>
             </w:r>
           </w:p>
         </w:tc>
@@ -3110,27 +2662,15 @@
                 <w:lang w:eastAsia="ru-RU"/>
               </w:rPr>
             </w:pPr>
-            <w:proofErr w:type="spellStart"/>
-            <w:r>
-              <w:rPr>
-                <w:rFonts w:ascii="Tahoma" w:eastAsia="Times New Roman" w:hAnsi="Tahoma" w:cs="Tahoma"/>
-                <w:color w:val="000000"/>
-                <w:sz w:val="16"/>
-                <w:szCs w:val="16"/>
-                <w:lang w:eastAsia="ru-RU"/>
-              </w:rPr>
-              <w:t>з.е</w:t>
-            </w:r>
-            <w:proofErr w:type="spellEnd"/>
-            <w:r>
-              <w:rPr>
-                <w:rFonts w:ascii="Tahoma" w:eastAsia="Times New Roman" w:hAnsi="Tahoma" w:cs="Tahoma"/>
-                <w:color w:val="000000"/>
-                <w:sz w:val="16"/>
-                <w:szCs w:val="16"/>
-                <w:lang w:eastAsia="ru-RU"/>
-              </w:rPr>
-              <w:t>.</w:t>
+            <w:r>
+              <w:rPr>
+                <w:rFonts w:ascii="Tahoma" w:eastAsia="Times New Roman" w:hAnsi="Tahoma" w:cs="Tahoma"/>
+                <w:color w:val="000000"/>
+                <w:sz w:val="16"/>
+                <w:szCs w:val="16"/>
+                <w:lang w:eastAsia="ru-RU"/>
+              </w:rPr>
+              <w:t>з.е.</w:t>
             </w:r>
           </w:p>
         </w:tc>
@@ -3205,22 +2745,8 @@
                 <w:szCs w:val="16"/>
                 <w:lang w:eastAsia="ru-RU"/>
               </w:rPr>
-              <w:t xml:space="preserve">Итого </w:t>
-            </w:r>
-            <w:proofErr w:type="spellStart"/>
-            <w:proofErr w:type="gramStart"/>
-            <w:r>
-              <w:rPr>
-                <w:rFonts w:ascii="Tahoma" w:eastAsia="Times New Roman" w:hAnsi="Tahoma" w:cs="Tahoma"/>
-                <w:color w:val="000000"/>
-                <w:sz w:val="16"/>
-                <w:szCs w:val="16"/>
-                <w:lang w:eastAsia="ru-RU"/>
-              </w:rPr>
-              <w:t>акад.часов</w:t>
-            </w:r>
-            <w:proofErr w:type="spellEnd"/>
-            <w:proofErr w:type="gramEnd"/>
+              <w:t>Итого акад.часов</w:t>
+            </w:r>
           </w:p>
         </w:tc>
         <w:tc>
@@ -3815,27 +3341,15 @@
                 <w:lang w:eastAsia="ru-RU"/>
               </w:rPr>
             </w:pPr>
-            <w:proofErr w:type="spellStart"/>
-            <w:r>
-              <w:rPr>
-                <w:rFonts w:ascii="Tahoma" w:eastAsia="Times New Roman" w:hAnsi="Tahoma" w:cs="Tahoma"/>
-                <w:color w:val="000000"/>
-                <w:sz w:val="16"/>
-                <w:szCs w:val="16"/>
-                <w:lang w:eastAsia="ru-RU"/>
-              </w:rPr>
-              <w:t>Экза</w:t>
-            </w:r>
-            <w:proofErr w:type="spellEnd"/>
-            <w:r>
-              <w:rPr>
-                <w:rFonts w:ascii="Tahoma" w:eastAsia="Times New Roman" w:hAnsi="Tahoma" w:cs="Tahoma"/>
-                <w:color w:val="000000"/>
-                <w:sz w:val="16"/>
-                <w:szCs w:val="16"/>
-                <w:lang w:eastAsia="ru-RU"/>
-              </w:rPr>
-              <w:t xml:space="preserve"> мен</w:t>
+            <w:r>
+              <w:rPr>
+                <w:rFonts w:ascii="Tahoma" w:eastAsia="Times New Roman" w:hAnsi="Tahoma" w:cs="Tahoma"/>
+                <w:color w:val="000000"/>
+                <w:sz w:val="16"/>
+                <w:szCs w:val="16"/>
+                <w:lang w:eastAsia="ru-RU"/>
+              </w:rPr>
+              <w:t>Экза мен</w:t>
             </w:r>
           </w:p>
         </w:tc>
@@ -3871,29 +3385,7 @@
                 <w:szCs w:val="16"/>
                 <w:lang w:eastAsia="ru-RU"/>
               </w:rPr>
-              <w:t xml:space="preserve">Зачет с </w:t>
-            </w:r>
-            <w:proofErr w:type="spellStart"/>
-            <w:r>
-              <w:rPr>
-                <w:rFonts w:ascii="Tahoma" w:eastAsia="Times New Roman" w:hAnsi="Tahoma" w:cs="Tahoma"/>
-                <w:color w:val="000000"/>
-                <w:sz w:val="16"/>
-                <w:szCs w:val="16"/>
-                <w:lang w:eastAsia="ru-RU"/>
-              </w:rPr>
-              <w:t>оц</w:t>
-            </w:r>
-            <w:proofErr w:type="spellEnd"/>
-            <w:r>
-              <w:rPr>
-                <w:rFonts w:ascii="Tahoma" w:eastAsia="Times New Roman" w:hAnsi="Tahoma" w:cs="Tahoma"/>
-                <w:color w:val="000000"/>
-                <w:sz w:val="16"/>
-                <w:szCs w:val="16"/>
-                <w:lang w:eastAsia="ru-RU"/>
-              </w:rPr>
-              <w:t>.</w:t>
+              <w:t>Зачет с оц.</w:t>
             </w:r>
           </w:p>
         </w:tc>
@@ -3921,40 +3413,16 @@
                 <w:lang w:eastAsia="ru-RU"/>
               </w:rPr>
             </w:pPr>
-            <w:proofErr w:type="spellStart"/>
-            <w:r>
-              <w:rPr>
-                <w:rFonts w:ascii="Tahoma" w:eastAsia="Times New Roman" w:hAnsi="Tahoma" w:cs="Tahoma"/>
-                <w:color w:val="000000"/>
-                <w:sz w:val="16"/>
-                <w:szCs w:val="16"/>
-                <w:lang w:eastAsia="ru-RU"/>
-              </w:rPr>
-              <w:t>Экспер</w:t>
-            </w:r>
-            <w:proofErr w:type="spellEnd"/>
-            <w:r>
-              <w:rPr>
-                <w:rFonts w:ascii="Tahoma" w:eastAsia="Times New Roman" w:hAnsi="Tahoma" w:cs="Tahoma"/>
-                <w:color w:val="000000"/>
-                <w:sz w:val="16"/>
-                <w:szCs w:val="16"/>
-                <w:lang w:eastAsia="ru-RU"/>
-              </w:rPr>
-              <w:t xml:space="preserve"> </w:t>
-            </w:r>
-            <w:proofErr w:type="spellStart"/>
-            <w:r>
-              <w:rPr>
-                <w:rFonts w:ascii="Tahoma" w:eastAsia="Times New Roman" w:hAnsi="Tahoma" w:cs="Tahoma"/>
-                <w:color w:val="000000"/>
-                <w:sz w:val="16"/>
-                <w:szCs w:val="16"/>
-                <w:lang w:eastAsia="ru-RU"/>
-              </w:rPr>
-              <w:t>тное</w:t>
-            </w:r>
-            <w:proofErr w:type="spellEnd"/>
+            <w:r>
+              <w:rPr>
+                <w:rFonts w:ascii="Tahoma" w:eastAsia="Times New Roman" w:hAnsi="Tahoma" w:cs="Tahoma"/>
+                <w:color w:val="000000"/>
+                <w:sz w:val="16"/>
+                <w:szCs w:val="16"/>
+                <w:lang w:eastAsia="ru-RU"/>
+              </w:rPr>
+              <w:t>Экспер тное</w:t>
+            </w:r>
           </w:p>
         </w:tc>
         <w:tc>
@@ -4025,9 +3493,142 @@
                 <w:szCs w:val="16"/>
                 <w:lang w:eastAsia="ru-RU"/>
               </w:rPr>
-              <w:t xml:space="preserve">Часов в </w:t>
-            </w:r>
-            <w:proofErr w:type="spellStart"/>
+              <w:t>Часов в з.е.</w:t>
+            </w:r>
+          </w:p>
+        </w:tc>
+        <w:tc>
+          <w:tcPr>
+            <w:tcW w:w="729" w:type="dxa"/>
+            <w:tcBorders>
+              <w:top w:val="nil"/>
+              <w:left w:val="nil"/>
+              <w:bottom w:val="single" w:sz="4" w:space="0" w:color="000000"/>
+              <w:right w:val="single" w:sz="4" w:space="0" w:color="000000"/>
+            </w:tcBorders>
+            <w:shd w:val="clear" w:color="000000" w:fill="FFFFFF"/>
+            <w:vAlign w:val="center"/>
+            <w:hideMark/>
+          </w:tcPr>
+          <w:p>
+            <w:pPr>
+              <w:jc w:val="center"/>
+              <w:rPr>
+                <w:rFonts w:ascii="Tahoma" w:eastAsia="Times New Roman" w:hAnsi="Tahoma" w:cs="Tahoma"/>
+                <w:color w:val="000000"/>
+                <w:sz w:val="16"/>
+                <w:szCs w:val="16"/>
+                <w:lang w:eastAsia="ru-RU"/>
+              </w:rPr>
+            </w:pPr>
+            <w:r>
+              <w:rPr>
+                <w:rFonts w:ascii="Tahoma" w:eastAsia="Times New Roman" w:hAnsi="Tahoma" w:cs="Tahoma"/>
+                <w:color w:val="000000"/>
+                <w:sz w:val="16"/>
+                <w:szCs w:val="16"/>
+                <w:lang w:eastAsia="ru-RU"/>
+              </w:rPr>
+              <w:t>Экспер тное</w:t>
+            </w:r>
+          </w:p>
+        </w:tc>
+        <w:tc>
+          <w:tcPr>
+            <w:tcW w:w="700" w:type="dxa"/>
+            <w:tcBorders>
+              <w:top w:val="nil"/>
+              <w:left w:val="nil"/>
+              <w:bottom w:val="single" w:sz="4" w:space="0" w:color="000000"/>
+              <w:right w:val="single" w:sz="4" w:space="0" w:color="000000"/>
+            </w:tcBorders>
+            <w:shd w:val="clear" w:color="000000" w:fill="FFFFFF"/>
+            <w:vAlign w:val="center"/>
+            <w:hideMark/>
+          </w:tcPr>
+          <w:p>
+            <w:pPr>
+              <w:jc w:val="center"/>
+              <w:rPr>
+                <w:rFonts w:ascii="Tahoma" w:eastAsia="Times New Roman" w:hAnsi="Tahoma" w:cs="Tahoma"/>
+                <w:color w:val="000000"/>
+                <w:sz w:val="16"/>
+                <w:szCs w:val="16"/>
+                <w:lang w:eastAsia="ru-RU"/>
+              </w:rPr>
+            </w:pPr>
+            <w:r>
+              <w:rPr>
+                <w:rFonts w:ascii="Tahoma" w:eastAsia="Times New Roman" w:hAnsi="Tahoma" w:cs="Tahoma"/>
+                <w:color w:val="000000"/>
+                <w:sz w:val="16"/>
+                <w:szCs w:val="16"/>
+                <w:lang w:eastAsia="ru-RU"/>
+              </w:rPr>
+              <w:t>По плану</w:t>
+            </w:r>
+          </w:p>
+        </w:tc>
+        <w:tc>
+          <w:tcPr>
+            <w:tcW w:w="700" w:type="dxa"/>
+            <w:tcBorders>
+              <w:top w:val="nil"/>
+              <w:left w:val="nil"/>
+              <w:bottom w:val="single" w:sz="4" w:space="0" w:color="000000"/>
+              <w:right w:val="single" w:sz="4" w:space="0" w:color="000000"/>
+            </w:tcBorders>
+            <w:shd w:val="clear" w:color="000000" w:fill="FFFFFF"/>
+            <w:vAlign w:val="center"/>
+            <w:hideMark/>
+          </w:tcPr>
+          <w:p>
+            <w:pPr>
+              <w:jc w:val="center"/>
+              <w:rPr>
+                <w:rFonts w:ascii="Tahoma" w:eastAsia="Times New Roman" w:hAnsi="Tahoma" w:cs="Tahoma"/>
+                <w:color w:val="000000"/>
+                <w:sz w:val="16"/>
+                <w:szCs w:val="16"/>
+                <w:lang w:eastAsia="ru-RU"/>
+              </w:rPr>
+            </w:pPr>
+            <w:r>
+              <w:rPr>
+                <w:rFonts w:ascii="Tahoma" w:eastAsia="Times New Roman" w:hAnsi="Tahoma" w:cs="Tahoma"/>
+                <w:color w:val="000000"/>
+                <w:sz w:val="16"/>
+                <w:szCs w:val="16"/>
+                <w:lang w:eastAsia="ru-RU"/>
+              </w:rPr>
+              <w:t>СР</w:t>
+            </w:r>
+          </w:p>
+        </w:tc>
+        <w:tc>
+          <w:tcPr>
+            <w:tcW w:w="431" w:type="dxa"/>
+            <w:tcBorders>
+              <w:top w:val="nil"/>
+              <w:left w:val="nil"/>
+              <w:bottom w:val="single" w:sz="4" w:space="0" w:color="000000"/>
+              <w:right w:val="single" w:sz="4" w:space="0" w:color="000000"/>
+            </w:tcBorders>
+            <w:shd w:val="clear" w:color="000000" w:fill="FFFFFF"/>
+            <w:vAlign w:val="center"/>
+            <w:hideMark/>
+          </w:tcPr>
+          <w:p>
+            <w:pPr>
+              <w:jc w:val="center"/>
+              <w:rPr>
+                <w:rFonts w:ascii="Tahoma" w:eastAsia="Times New Roman" w:hAnsi="Tahoma" w:cs="Tahoma"/>
+                <w:color w:val="000000"/>
+                <w:sz w:val="16"/>
+                <w:szCs w:val="16"/>
+                <w:lang w:eastAsia="ru-RU"/>
+              </w:rPr>
+            </w:pPr>
             <w:r>
               <w:rPr>
                 <w:rFonts w:ascii="Tahoma" w:eastAsia="Times New Roman" w:hAnsi="Tahoma" w:cs="Tahoma"/>
@@ -4038,118 +3639,11 @@
               </w:rPr>
               <w:t>з.е</w:t>
             </w:r>
-            <w:proofErr w:type="spellEnd"/>
-            <w:r>
-              <w:rPr>
-                <w:rFonts w:ascii="Tahoma" w:eastAsia="Times New Roman" w:hAnsi="Tahoma" w:cs="Tahoma"/>
-                <w:color w:val="000000"/>
-                <w:sz w:val="16"/>
-                <w:szCs w:val="16"/>
-                <w:lang w:eastAsia="ru-RU"/>
-              </w:rPr>
-              <w:t>.</w:t>
-            </w:r>
-          </w:p>
-        </w:tc>
-        <w:tc>
-          <w:tcPr>
-            <w:tcW w:w="729" w:type="dxa"/>
-            <w:tcBorders>
-              <w:top w:val="nil"/>
-              <w:left w:val="nil"/>
-              <w:bottom w:val="single" w:sz="4" w:space="0" w:color="000000"/>
-              <w:right w:val="single" w:sz="4" w:space="0" w:color="000000"/>
-            </w:tcBorders>
-            <w:shd w:val="clear" w:color="000000" w:fill="FFFFFF"/>
-            <w:vAlign w:val="center"/>
-            <w:hideMark/>
-          </w:tcPr>
-          <w:p>
-            <w:pPr>
-              <w:jc w:val="center"/>
-              <w:rPr>
-                <w:rFonts w:ascii="Tahoma" w:eastAsia="Times New Roman" w:hAnsi="Tahoma" w:cs="Tahoma"/>
-                <w:color w:val="000000"/>
-                <w:sz w:val="16"/>
-                <w:szCs w:val="16"/>
-                <w:lang w:eastAsia="ru-RU"/>
-              </w:rPr>
-            </w:pPr>
-            <w:proofErr w:type="spellStart"/>
-            <w:r>
-              <w:rPr>
-                <w:rFonts w:ascii="Tahoma" w:eastAsia="Times New Roman" w:hAnsi="Tahoma" w:cs="Tahoma"/>
-                <w:color w:val="000000"/>
-                <w:sz w:val="16"/>
-                <w:szCs w:val="16"/>
-                <w:lang w:eastAsia="ru-RU"/>
-              </w:rPr>
-              <w:t>Экспер</w:t>
-            </w:r>
-            <w:proofErr w:type="spellEnd"/>
-            <w:r>
-              <w:rPr>
-                <w:rFonts w:ascii="Tahoma" w:eastAsia="Times New Roman" w:hAnsi="Tahoma" w:cs="Tahoma"/>
-                <w:color w:val="000000"/>
-                <w:sz w:val="16"/>
-                <w:szCs w:val="16"/>
-                <w:lang w:eastAsia="ru-RU"/>
-              </w:rPr>
-              <w:t xml:space="preserve"> </w:t>
-            </w:r>
-            <w:proofErr w:type="spellStart"/>
-            <w:r>
-              <w:rPr>
-                <w:rFonts w:ascii="Tahoma" w:eastAsia="Times New Roman" w:hAnsi="Tahoma" w:cs="Tahoma"/>
-                <w:color w:val="000000"/>
-                <w:sz w:val="16"/>
-                <w:szCs w:val="16"/>
-                <w:lang w:eastAsia="ru-RU"/>
-              </w:rPr>
-              <w:t>тное</w:t>
-            </w:r>
-            <w:proofErr w:type="spellEnd"/>
-          </w:p>
-        </w:tc>
-        <w:tc>
-          <w:tcPr>
-            <w:tcW w:w="700" w:type="dxa"/>
-            <w:tcBorders>
-              <w:top w:val="nil"/>
-              <w:left w:val="nil"/>
-              <w:bottom w:val="single" w:sz="4" w:space="0" w:color="000000"/>
-              <w:right w:val="single" w:sz="4" w:space="0" w:color="000000"/>
-            </w:tcBorders>
-            <w:shd w:val="clear" w:color="000000" w:fill="FFFFFF"/>
-            <w:vAlign w:val="center"/>
-            <w:hideMark/>
-          </w:tcPr>
-          <w:p>
-            <w:pPr>
-              <w:jc w:val="center"/>
-              <w:rPr>
-                <w:rFonts w:ascii="Tahoma" w:eastAsia="Times New Roman" w:hAnsi="Tahoma" w:cs="Tahoma"/>
-                <w:color w:val="000000"/>
-                <w:sz w:val="16"/>
-                <w:szCs w:val="16"/>
-                <w:lang w:eastAsia="ru-RU"/>
-              </w:rPr>
-            </w:pPr>
-            <w:r>
-              <w:rPr>
-                <w:rFonts w:ascii="Tahoma" w:eastAsia="Times New Roman" w:hAnsi="Tahoma" w:cs="Tahoma"/>
-                <w:color w:val="000000"/>
-                <w:sz w:val="16"/>
-                <w:szCs w:val="16"/>
-                <w:lang w:eastAsia="ru-RU"/>
-              </w:rPr>
-              <w:t>По плану</w:t>
-            </w:r>
-          </w:p>
-        </w:tc>
-        <w:tc>
-          <w:tcPr>
-            <w:tcW w:w="700" w:type="dxa"/>
+          </w:p>
+        </w:tc>
+        <w:tc>
+          <w:tcPr>
+            <w:tcW w:w="567" w:type="dxa"/>
             <w:tcBorders>
               <w:top w:val="nil"/>
               <w:left w:val="nil"/>
@@ -4185,30 +3679,28 @@
         </w:tc>
         <w:tc>
           <w:tcPr>
-            <w:tcW w:w="431" w:type="dxa"/>
-            <w:tcBorders>
-              <w:top w:val="nil"/>
-              <w:left w:val="nil"/>
-              <w:bottom w:val="single" w:sz="4" w:space="0" w:color="000000"/>
-              <w:right w:val="single" w:sz="4" w:space="0" w:color="000000"/>
-            </w:tcBorders>
-            <w:shd w:val="clear" w:color="000000" w:fill="FFFFFF"/>
-            <w:vAlign w:val="center"/>
-            <w:hideMark/>
-          </w:tcPr>
-          <w:p>
-            <w:pPr>
-              <w:jc w:val="center"/>
-              <w:rPr>
-                <w:rFonts w:ascii="Tahoma" w:eastAsia="Times New Roman" w:hAnsi="Tahoma" w:cs="Tahoma"/>
-                <w:color w:val="000000"/>
-                <w:sz w:val="16"/>
-                <w:szCs w:val="16"/>
-                <w:lang w:eastAsia="ru-RU"/>
-              </w:rPr>
-            </w:pPr>
-            <w:proofErr w:type="spellStart"/>
-            <w:proofErr w:type="gramStart"/>
+            <w:tcW w:w="425" w:type="dxa"/>
+            <w:tcBorders>
+              <w:top w:val="nil"/>
+              <w:left w:val="nil"/>
+              <w:bottom w:val="single" w:sz="4" w:space="0" w:color="000000"/>
+              <w:right w:val="single" w:sz="4" w:space="0" w:color="000000"/>
+            </w:tcBorders>
+            <w:shd w:val="clear" w:color="000000" w:fill="FFFFFF"/>
+            <w:vAlign w:val="center"/>
+            <w:hideMark/>
+          </w:tcPr>
+          <w:p>
+            <w:pPr>
+              <w:jc w:val="center"/>
+              <w:rPr>
+                <w:rFonts w:ascii="Tahoma" w:eastAsia="Times New Roman" w:hAnsi="Tahoma" w:cs="Tahoma"/>
+                <w:color w:val="000000"/>
+                <w:sz w:val="16"/>
+                <w:szCs w:val="16"/>
+                <w:lang w:eastAsia="ru-RU"/>
+              </w:rPr>
+            </w:pPr>
             <w:r>
               <w:rPr>
                 <w:rFonts w:ascii="Tahoma" w:eastAsia="Times New Roman" w:hAnsi="Tahoma" w:cs="Tahoma"/>
@@ -4219,8 +3711,78 @@
               </w:rPr>
               <w:t>з.е</w:t>
             </w:r>
-            <w:proofErr w:type="spellEnd"/>
-            <w:proofErr w:type="gramEnd"/>
+          </w:p>
+        </w:tc>
+        <w:tc>
+          <w:tcPr>
+            <w:tcW w:w="709" w:type="dxa"/>
+            <w:tcBorders>
+              <w:top w:val="nil"/>
+              <w:left w:val="nil"/>
+              <w:bottom w:val="single" w:sz="4" w:space="0" w:color="000000"/>
+              <w:right w:val="single" w:sz="4" w:space="0" w:color="000000"/>
+            </w:tcBorders>
+            <w:shd w:val="clear" w:color="000000" w:fill="FFFFFF"/>
+            <w:vAlign w:val="center"/>
+            <w:hideMark/>
+          </w:tcPr>
+          <w:p>
+            <w:pPr>
+              <w:jc w:val="center"/>
+              <w:rPr>
+                <w:rFonts w:ascii="Tahoma" w:eastAsia="Times New Roman" w:hAnsi="Tahoma" w:cs="Tahoma"/>
+                <w:color w:val="000000"/>
+                <w:sz w:val="16"/>
+                <w:szCs w:val="16"/>
+                <w:lang w:eastAsia="ru-RU"/>
+              </w:rPr>
+            </w:pPr>
+            <w:r>
+              <w:rPr>
+                <w:rFonts w:ascii="Tahoma" w:eastAsia="Times New Roman" w:hAnsi="Tahoma" w:cs="Tahoma"/>
+                <w:color w:val="000000"/>
+                <w:sz w:val="16"/>
+                <w:szCs w:val="16"/>
+                <w:lang w:eastAsia="ru-RU"/>
+              </w:rPr>
+              <w:t>СР</w:t>
+            </w:r>
+          </w:p>
+        </w:tc>
+        <w:tc>
+          <w:tcPr>
+            <w:tcW w:w="425" w:type="dxa"/>
+            <w:tcBorders>
+              <w:top w:val="nil"/>
+              <w:left w:val="nil"/>
+              <w:bottom w:val="single" w:sz="4" w:space="0" w:color="000000"/>
+              <w:right w:val="single" w:sz="4" w:space="0" w:color="000000"/>
+            </w:tcBorders>
+            <w:shd w:val="clear" w:color="000000" w:fill="FFFFFF"/>
+            <w:vAlign w:val="center"/>
+            <w:hideMark/>
+          </w:tcPr>
+          <w:p>
+            <w:pPr>
+              <w:jc w:val="center"/>
+              <w:rPr>
+                <w:rFonts w:ascii="Tahoma" w:eastAsia="Times New Roman" w:hAnsi="Tahoma" w:cs="Tahoma"/>
+                <w:color w:val="000000"/>
+                <w:sz w:val="16"/>
+                <w:szCs w:val="16"/>
+                <w:lang w:eastAsia="ru-RU"/>
+              </w:rPr>
+            </w:pPr>
+            <w:r>
+              <w:rPr>
+                <w:rFonts w:ascii="Tahoma" w:eastAsia="Times New Roman" w:hAnsi="Tahoma" w:cs="Tahoma"/>
+                <w:color w:val="000000"/>
+                <w:sz w:val="16"/>
+                <w:szCs w:val="16"/>
+                <w:lang w:eastAsia="ru-RU"/>
+              </w:rPr>
+              <w:t>з.е</w:t>
+            </w:r>
           </w:p>
         </w:tc>
         <w:tc>
@@ -4261,6 +3823,78 @@
         </w:tc>
         <w:tc>
           <w:tcPr>
+            <w:tcW w:w="426" w:type="dxa"/>
+            <w:tcBorders>
+              <w:top w:val="nil"/>
+              <w:left w:val="nil"/>
+              <w:bottom w:val="single" w:sz="4" w:space="0" w:color="000000"/>
+              <w:right w:val="single" w:sz="4" w:space="0" w:color="000000"/>
+            </w:tcBorders>
+            <w:shd w:val="clear" w:color="000000" w:fill="FFFFFF"/>
+            <w:vAlign w:val="center"/>
+            <w:hideMark/>
+          </w:tcPr>
+          <w:p>
+            <w:pPr>
+              <w:jc w:val="center"/>
+              <w:rPr>
+                <w:rFonts w:ascii="Tahoma" w:eastAsia="Times New Roman" w:hAnsi="Tahoma" w:cs="Tahoma"/>
+                <w:color w:val="000000"/>
+                <w:sz w:val="16"/>
+                <w:szCs w:val="16"/>
+                <w:lang w:eastAsia="ru-RU"/>
+              </w:rPr>
+            </w:pPr>
+            <w:r>
+              <w:rPr>
+                <w:rFonts w:ascii="Tahoma" w:eastAsia="Times New Roman" w:hAnsi="Tahoma" w:cs="Tahoma"/>
+                <w:color w:val="000000"/>
+                <w:sz w:val="16"/>
+                <w:szCs w:val="16"/>
+                <w:lang w:eastAsia="ru-RU"/>
+              </w:rPr>
+              <w:t>з.е</w:t>
+            </w:r>
+          </w:p>
+        </w:tc>
+        <w:tc>
+          <w:tcPr>
+            <w:tcW w:w="567" w:type="dxa"/>
+            <w:tcBorders>
+              <w:top w:val="nil"/>
+              <w:left w:val="nil"/>
+              <w:bottom w:val="single" w:sz="4" w:space="0" w:color="000000"/>
+              <w:right w:val="single" w:sz="4" w:space="0" w:color="000000"/>
+            </w:tcBorders>
+            <w:shd w:val="clear" w:color="000000" w:fill="FFFFFF"/>
+            <w:vAlign w:val="center"/>
+            <w:hideMark/>
+          </w:tcPr>
+          <w:p>
+            <w:pPr>
+              <w:jc w:val="center"/>
+              <w:rPr>
+                <w:rFonts w:ascii="Tahoma" w:eastAsia="Times New Roman" w:hAnsi="Tahoma" w:cs="Tahoma"/>
+                <w:color w:val="000000"/>
+                <w:sz w:val="16"/>
+                <w:szCs w:val="16"/>
+                <w:lang w:eastAsia="ru-RU"/>
+              </w:rPr>
+            </w:pPr>
+            <w:r>
+              <w:rPr>
+                <w:rFonts w:ascii="Tahoma" w:eastAsia="Times New Roman" w:hAnsi="Tahoma" w:cs="Tahoma"/>
+                <w:color w:val="000000"/>
+                <w:sz w:val="16"/>
+                <w:szCs w:val="16"/>
+                <w:lang w:eastAsia="ru-RU"/>
+              </w:rPr>
+              <w:t>СР</w:t>
+            </w:r>
+          </w:p>
+        </w:tc>
+        <w:tc>
+          <w:tcPr>
             <w:tcW w:w="425" w:type="dxa"/>
             <w:tcBorders>
               <w:top w:val="nil"/>
@@ -4283,8 +3917,6 @@
                 <w:lang w:eastAsia="ru-RU"/>
               </w:rPr>
             </w:pPr>
-            <w:proofErr w:type="spellStart"/>
-            <w:proofErr w:type="gramStart"/>
             <w:r>
               <w:rPr>
                 <w:rFonts w:ascii="Tahoma" w:eastAsia="Times New Roman" w:hAnsi="Tahoma" w:cs="Tahoma"/>
@@ -4295,13 +3927,11 @@
               </w:rPr>
               <w:t>з.е</w:t>
             </w:r>
-            <w:proofErr w:type="spellEnd"/>
-            <w:proofErr w:type="gramEnd"/>
-          </w:p>
-        </w:tc>
-        <w:tc>
-          <w:tcPr>
-            <w:tcW w:w="709" w:type="dxa"/>
+          </w:p>
+        </w:tc>
+        <w:tc>
+          <w:tcPr>
+            <w:tcW w:w="567" w:type="dxa"/>
             <w:tcBorders>
               <w:top w:val="nil"/>
               <w:left w:val="nil"/>
@@ -4359,8 +3989,6 @@
                 <w:lang w:eastAsia="ru-RU"/>
               </w:rPr>
             </w:pPr>
-            <w:proofErr w:type="spellStart"/>
-            <w:proofErr w:type="gramStart"/>
             <w:r>
               <w:rPr>
                 <w:rFonts w:ascii="Tahoma" w:eastAsia="Times New Roman" w:hAnsi="Tahoma" w:cs="Tahoma"/>
@@ -4371,236 +3999,6 @@
               </w:rPr>
               <w:t>з.е</w:t>
             </w:r>
-            <w:proofErr w:type="spellEnd"/>
-            <w:proofErr w:type="gramEnd"/>
-          </w:p>
-        </w:tc>
-        <w:tc>
-          <w:tcPr>
-            <w:tcW w:w="567" w:type="dxa"/>
-            <w:tcBorders>
-              <w:top w:val="nil"/>
-              <w:left w:val="nil"/>
-              <w:bottom w:val="single" w:sz="4" w:space="0" w:color="000000"/>
-              <w:right w:val="single" w:sz="4" w:space="0" w:color="000000"/>
-            </w:tcBorders>
-            <w:shd w:val="clear" w:color="000000" w:fill="FFFFFF"/>
-            <w:vAlign w:val="center"/>
-            <w:hideMark/>
-          </w:tcPr>
-          <w:p>
-            <w:pPr>
-              <w:jc w:val="center"/>
-              <w:rPr>
-                <w:rFonts w:ascii="Tahoma" w:eastAsia="Times New Roman" w:hAnsi="Tahoma" w:cs="Tahoma"/>
-                <w:color w:val="000000"/>
-                <w:sz w:val="16"/>
-                <w:szCs w:val="16"/>
-                <w:lang w:eastAsia="ru-RU"/>
-              </w:rPr>
-            </w:pPr>
-            <w:r>
-              <w:rPr>
-                <w:rFonts w:ascii="Tahoma" w:eastAsia="Times New Roman" w:hAnsi="Tahoma" w:cs="Tahoma"/>
-                <w:color w:val="000000"/>
-                <w:sz w:val="16"/>
-                <w:szCs w:val="16"/>
-                <w:lang w:eastAsia="ru-RU"/>
-              </w:rPr>
-              <w:t>СР</w:t>
-            </w:r>
-          </w:p>
-        </w:tc>
-        <w:tc>
-          <w:tcPr>
-            <w:tcW w:w="426" w:type="dxa"/>
-            <w:tcBorders>
-              <w:top w:val="nil"/>
-              <w:left w:val="nil"/>
-              <w:bottom w:val="single" w:sz="4" w:space="0" w:color="000000"/>
-              <w:right w:val="single" w:sz="4" w:space="0" w:color="000000"/>
-            </w:tcBorders>
-            <w:shd w:val="clear" w:color="000000" w:fill="FFFFFF"/>
-            <w:vAlign w:val="center"/>
-            <w:hideMark/>
-          </w:tcPr>
-          <w:p>
-            <w:pPr>
-              <w:jc w:val="center"/>
-              <w:rPr>
-                <w:rFonts w:ascii="Tahoma" w:eastAsia="Times New Roman" w:hAnsi="Tahoma" w:cs="Tahoma"/>
-                <w:color w:val="000000"/>
-                <w:sz w:val="16"/>
-                <w:szCs w:val="16"/>
-                <w:lang w:eastAsia="ru-RU"/>
-              </w:rPr>
-            </w:pPr>
-            <w:proofErr w:type="spellStart"/>
-            <w:proofErr w:type="gramStart"/>
-            <w:r>
-              <w:rPr>
-                <w:rFonts w:ascii="Tahoma" w:eastAsia="Times New Roman" w:hAnsi="Tahoma" w:cs="Tahoma"/>
-                <w:color w:val="000000"/>
-                <w:sz w:val="16"/>
-                <w:szCs w:val="16"/>
-                <w:lang w:eastAsia="ru-RU"/>
-              </w:rPr>
-              <w:t>з.е</w:t>
-            </w:r>
-            <w:proofErr w:type="spellEnd"/>
-            <w:proofErr w:type="gramEnd"/>
-          </w:p>
-        </w:tc>
-        <w:tc>
-          <w:tcPr>
-            <w:tcW w:w="567" w:type="dxa"/>
-            <w:tcBorders>
-              <w:top w:val="nil"/>
-              <w:left w:val="nil"/>
-              <w:bottom w:val="single" w:sz="4" w:space="0" w:color="000000"/>
-              <w:right w:val="single" w:sz="4" w:space="0" w:color="000000"/>
-            </w:tcBorders>
-            <w:shd w:val="clear" w:color="000000" w:fill="FFFFFF"/>
-            <w:vAlign w:val="center"/>
-            <w:hideMark/>
-          </w:tcPr>
-          <w:p>
-            <w:pPr>
-              <w:jc w:val="center"/>
-              <w:rPr>
-                <w:rFonts w:ascii="Tahoma" w:eastAsia="Times New Roman" w:hAnsi="Tahoma" w:cs="Tahoma"/>
-                <w:color w:val="000000"/>
-                <w:sz w:val="16"/>
-                <w:szCs w:val="16"/>
-                <w:lang w:eastAsia="ru-RU"/>
-              </w:rPr>
-            </w:pPr>
-            <w:r>
-              <w:rPr>
-                <w:rFonts w:ascii="Tahoma" w:eastAsia="Times New Roman" w:hAnsi="Tahoma" w:cs="Tahoma"/>
-                <w:color w:val="000000"/>
-                <w:sz w:val="16"/>
-                <w:szCs w:val="16"/>
-                <w:lang w:eastAsia="ru-RU"/>
-              </w:rPr>
-              <w:t>СР</w:t>
-            </w:r>
-          </w:p>
-        </w:tc>
-        <w:tc>
-          <w:tcPr>
-            <w:tcW w:w="425" w:type="dxa"/>
-            <w:tcBorders>
-              <w:top w:val="nil"/>
-              <w:left w:val="nil"/>
-              <w:bottom w:val="single" w:sz="4" w:space="0" w:color="000000"/>
-              <w:right w:val="single" w:sz="4" w:space="0" w:color="000000"/>
-            </w:tcBorders>
-            <w:shd w:val="clear" w:color="000000" w:fill="FFFFFF"/>
-            <w:vAlign w:val="center"/>
-            <w:hideMark/>
-          </w:tcPr>
-          <w:p>
-            <w:pPr>
-              <w:jc w:val="center"/>
-              <w:rPr>
-                <w:rFonts w:ascii="Tahoma" w:eastAsia="Times New Roman" w:hAnsi="Tahoma" w:cs="Tahoma"/>
-                <w:color w:val="000000"/>
-                <w:sz w:val="16"/>
-                <w:szCs w:val="16"/>
-                <w:lang w:eastAsia="ru-RU"/>
-              </w:rPr>
-            </w:pPr>
-            <w:proofErr w:type="spellStart"/>
-            <w:proofErr w:type="gramStart"/>
-            <w:r>
-              <w:rPr>
-                <w:rFonts w:ascii="Tahoma" w:eastAsia="Times New Roman" w:hAnsi="Tahoma" w:cs="Tahoma"/>
-                <w:color w:val="000000"/>
-                <w:sz w:val="16"/>
-                <w:szCs w:val="16"/>
-                <w:lang w:eastAsia="ru-RU"/>
-              </w:rPr>
-              <w:t>з.е</w:t>
-            </w:r>
-            <w:proofErr w:type="spellEnd"/>
-            <w:proofErr w:type="gramEnd"/>
-          </w:p>
-        </w:tc>
-        <w:tc>
-          <w:tcPr>
-            <w:tcW w:w="567" w:type="dxa"/>
-            <w:tcBorders>
-              <w:top w:val="nil"/>
-              <w:left w:val="nil"/>
-              <w:bottom w:val="single" w:sz="4" w:space="0" w:color="000000"/>
-              <w:right w:val="single" w:sz="4" w:space="0" w:color="000000"/>
-            </w:tcBorders>
-            <w:shd w:val="clear" w:color="000000" w:fill="FFFFFF"/>
-            <w:vAlign w:val="center"/>
-            <w:hideMark/>
-          </w:tcPr>
-          <w:p>
-            <w:pPr>
-              <w:jc w:val="center"/>
-              <w:rPr>
-                <w:rFonts w:ascii="Tahoma" w:eastAsia="Times New Roman" w:hAnsi="Tahoma" w:cs="Tahoma"/>
-                <w:color w:val="000000"/>
-                <w:sz w:val="16"/>
-                <w:szCs w:val="16"/>
-                <w:lang w:eastAsia="ru-RU"/>
-              </w:rPr>
-            </w:pPr>
-            <w:r>
-              <w:rPr>
-                <w:rFonts w:ascii="Tahoma" w:eastAsia="Times New Roman" w:hAnsi="Tahoma" w:cs="Tahoma"/>
-                <w:color w:val="000000"/>
-                <w:sz w:val="16"/>
-                <w:szCs w:val="16"/>
-                <w:lang w:eastAsia="ru-RU"/>
-              </w:rPr>
-              <w:t>СР</w:t>
-            </w:r>
-          </w:p>
-        </w:tc>
-        <w:tc>
-          <w:tcPr>
-            <w:tcW w:w="425" w:type="dxa"/>
-            <w:tcBorders>
-              <w:top w:val="nil"/>
-              <w:left w:val="nil"/>
-              <w:bottom w:val="single" w:sz="4" w:space="0" w:color="000000"/>
-              <w:right w:val="single" w:sz="4" w:space="0" w:color="000000"/>
-            </w:tcBorders>
-            <w:shd w:val="clear" w:color="000000" w:fill="FFFFFF"/>
-            <w:vAlign w:val="center"/>
-            <w:hideMark/>
-          </w:tcPr>
-          <w:p>
-            <w:pPr>
-              <w:jc w:val="center"/>
-              <w:rPr>
-                <w:rFonts w:ascii="Tahoma" w:eastAsia="Times New Roman" w:hAnsi="Tahoma" w:cs="Tahoma"/>
-                <w:color w:val="000000"/>
-                <w:sz w:val="16"/>
-                <w:szCs w:val="16"/>
-                <w:lang w:eastAsia="ru-RU"/>
-              </w:rPr>
-            </w:pPr>
-            <w:proofErr w:type="spellStart"/>
-            <w:proofErr w:type="gramStart"/>
-            <w:r>
-              <w:rPr>
-                <w:rFonts w:ascii="Tahoma" w:eastAsia="Times New Roman" w:hAnsi="Tahoma" w:cs="Tahoma"/>
-                <w:color w:val="000000"/>
-                <w:sz w:val="16"/>
-                <w:szCs w:val="16"/>
-                <w:lang w:eastAsia="ru-RU"/>
-              </w:rPr>
-              <w:t>з.е</w:t>
-            </w:r>
-            <w:proofErr w:type="spellEnd"/>
-            <w:proofErr w:type="gramEnd"/>
           </w:p>
         </w:tc>
         <w:tc>
@@ -5374,33 +4772,7 @@
                 <w:szCs w:val="18"/>
                 <w:lang w:eastAsia="ru-RU"/>
               </w:rPr>
-              <w:t>1.</w:t>
-            </w:r>
-            <w:proofErr w:type="gramStart"/>
-            <w:r>
-              <w:rPr>
-                <w:rFonts w:ascii="Tahoma" w:eastAsia="Times New Roman" w:hAnsi="Tahoma" w:cs="Tahoma"/>
-                <w:b/>
-                <w:bCs/>
-                <w:color w:val="000000"/>
-                <w:sz w:val="18"/>
-                <w:szCs w:val="18"/>
-                <w:lang w:eastAsia="ru-RU"/>
-              </w:rPr>
-              <w:t>1.Научная</w:t>
-            </w:r>
-            <w:proofErr w:type="gramEnd"/>
-            <w:r>
-              <w:rPr>
-                <w:rFonts w:ascii="Tahoma" w:eastAsia="Times New Roman" w:hAnsi="Tahoma" w:cs="Tahoma"/>
-                <w:b/>
-                <w:bCs/>
-                <w:color w:val="000000"/>
-                <w:sz w:val="18"/>
-                <w:szCs w:val="18"/>
-                <w:lang w:eastAsia="ru-RU"/>
-              </w:rPr>
-              <w:t xml:space="preserve"> деятельность, направленная на подготовку диссертации к защите </w:t>
+              <w:t xml:space="preserve">1.1.Научная деятельность, направленная на подготовку диссертации к защите </w:t>
             </w:r>
           </w:p>
         </w:tc>
@@ -6096,33 +5468,7 @@
                 <w:szCs w:val="18"/>
                 <w:lang w:eastAsia="ru-RU"/>
               </w:rPr>
-              <w:t>1.</w:t>
-            </w:r>
-            <w:proofErr w:type="gramStart"/>
-            <w:r>
-              <w:rPr>
-                <w:rFonts w:ascii="Tahoma" w:eastAsia="Times New Roman" w:hAnsi="Tahoma" w:cs="Tahoma"/>
-                <w:b/>
-                <w:bCs/>
-                <w:color w:val="000000"/>
-                <w:sz w:val="18"/>
-                <w:szCs w:val="18"/>
-                <w:lang w:eastAsia="ru-RU"/>
-              </w:rPr>
-              <w:t>2.Подготовка</w:t>
-            </w:r>
-            <w:proofErr w:type="gramEnd"/>
-            <w:r>
-              <w:rPr>
-                <w:rFonts w:ascii="Tahoma" w:eastAsia="Times New Roman" w:hAnsi="Tahoma" w:cs="Tahoma"/>
-                <w:b/>
-                <w:bCs/>
-                <w:color w:val="000000"/>
-                <w:sz w:val="18"/>
-                <w:szCs w:val="18"/>
-                <w:lang w:eastAsia="ru-RU"/>
-              </w:rPr>
-              <w:t xml:space="preserve"> публикаций и(или) заявок на патенты на изобретения, полезные модели, промышленные образцы, селекционные достижения, свидетельства о государственной регистрации программ для электронных вычислительных машин, баз данных, топологий интегральных микросхем </w:t>
+              <w:t xml:space="preserve">1.2.Подготовка публикаций и(или) заявок на патенты на изобретения, полезные модели, промышленные образцы, селекционные достижения, свидетельства о государственной регистрации программ для электронных вычислительных машин, баз данных, топологий интегральных микросхем </w:t>
             </w:r>
           </w:p>
         </w:tc>
@@ -6818,33 +6164,7 @@
                 <w:szCs w:val="18"/>
                 <w:lang w:eastAsia="ru-RU"/>
               </w:rPr>
-              <w:t>1.</w:t>
-            </w:r>
-            <w:proofErr w:type="gramStart"/>
-            <w:r>
-              <w:rPr>
-                <w:rFonts w:ascii="Tahoma" w:eastAsia="Times New Roman" w:hAnsi="Tahoma" w:cs="Tahoma"/>
-                <w:b/>
-                <w:bCs/>
-                <w:color w:val="000000"/>
-                <w:sz w:val="18"/>
-                <w:szCs w:val="18"/>
-                <w:lang w:eastAsia="ru-RU"/>
-              </w:rPr>
-              <w:t>3.Промежуточная</w:t>
-            </w:r>
-            <w:proofErr w:type="gramEnd"/>
-            <w:r>
-              <w:rPr>
-                <w:rFonts w:ascii="Tahoma" w:eastAsia="Times New Roman" w:hAnsi="Tahoma" w:cs="Tahoma"/>
-                <w:b/>
-                <w:bCs/>
-                <w:color w:val="000000"/>
-                <w:sz w:val="18"/>
-                <w:szCs w:val="18"/>
-                <w:lang w:eastAsia="ru-RU"/>
-              </w:rPr>
-              <w:t xml:space="preserve"> аттестация по этапам выполнения научного исследования </w:t>
+              <w:t xml:space="preserve">1.3.Промежуточная аттестация по этапам выполнения научного исследования </w:t>
             </w:r>
           </w:p>
         </w:tc>
@@ -11779,7 +11099,6 @@
               </w:rPr>
               <w:t xml:space="preserve">{%tr for items in </w:t>
             </w:r>
-            <w:proofErr w:type="spellStart"/>
             <w:r>
               <w:rPr>
                 <w:rFonts w:eastAsia="Times New Roman" w:cs="Arial"/>
@@ -11789,7 +11108,6 @@
               </w:rPr>
               <w:t>scientific_research</w:t>
             </w:r>
-            <w:proofErr w:type="spellEnd"/>
             <w:r>
               <w:rPr>
                 <w:rFonts w:eastAsia="Times New Roman" w:cs="Arial"/>
@@ -11828,7 +11146,6 @@
                 <w:lang w:val="en-US" w:eastAsia="ru-RU"/>
               </w:rPr>
             </w:pPr>
-            <w:proofErr w:type="gramStart"/>
             <w:r>
               <w:rPr>
                 <w:rFonts w:eastAsia="Times New Roman" w:cs="Arial"/>
@@ -11849,33 +11166,8 @@
                 <w:szCs w:val="24"/>
                 <w:lang w:val="en-US" w:eastAsia="ru-RU"/>
               </w:rPr>
-              <w:t xml:space="preserve"> </w:t>
-            </w:r>
-            <w:proofErr w:type="spellStart"/>
-            <w:r>
-              <w:rPr>
-                <w:rFonts w:eastAsia="Times New Roman" w:cs="Arial"/>
-                <w:b/>
-                <w:bCs/>
-                <w:color w:val="000000"/>
-                <w:szCs w:val="24"/>
-                <w:lang w:val="en-US" w:eastAsia="ru-RU"/>
-              </w:rPr>
-              <w:t>items</w:t>
-            </w:r>
-            <w:proofErr w:type="gramEnd"/>
-            <w:r>
-              <w:rPr>
-                <w:rFonts w:eastAsia="Times New Roman" w:cs="Arial"/>
-                <w:b/>
-                <w:bCs/>
-                <w:color w:val="000000"/>
-                <w:szCs w:val="24"/>
-                <w:lang w:val="en-US" w:eastAsia="ru-RU"/>
-              </w:rPr>
-              <w:t>.title</w:t>
-            </w:r>
-            <w:proofErr w:type="spellEnd"/>
+              <w:t xml:space="preserve"> items.title</w:t>
+            </w:r>
             <w:r>
               <w:rPr>
                 <w:rFonts w:eastAsia="Times New Roman" w:cs="Arial"/>
@@ -11923,38 +11215,7 @@
                 <w:szCs w:val="24"/>
                 <w:lang w:val="en-US" w:eastAsia="ru-RU"/>
               </w:rPr>
-              <w:t xml:space="preserve">{%tr for key, item in </w:t>
-            </w:r>
-            <w:proofErr w:type="spellStart"/>
-            <w:proofErr w:type="gramStart"/>
-            <w:r>
-              <w:rPr>
-                <w:rFonts w:eastAsia="Times New Roman" w:cs="Arial"/>
-                <w:color w:val="000000"/>
-                <w:szCs w:val="24"/>
-                <w:lang w:val="en-US" w:eastAsia="ru-RU"/>
-              </w:rPr>
-              <w:t>items.semesters</w:t>
-            </w:r>
-            <w:proofErr w:type="gramEnd"/>
-            <w:r>
-              <w:rPr>
-                <w:rFonts w:eastAsia="Times New Roman" w:cs="Arial"/>
-                <w:color w:val="000000"/>
-                <w:szCs w:val="24"/>
-                <w:lang w:val="en-US" w:eastAsia="ru-RU"/>
-              </w:rPr>
-              <w:t>.items</w:t>
-            </w:r>
-            <w:proofErr w:type="spellEnd"/>
-            <w:r>
-              <w:rPr>
-                <w:rFonts w:eastAsia="Times New Roman" w:cs="Arial"/>
-                <w:color w:val="000000"/>
-                <w:szCs w:val="24"/>
-                <w:lang w:val="en-US" w:eastAsia="ru-RU"/>
-              </w:rPr>
-              <w:t>() %}</w:t>
+              <w:t>{%tr for key, item in items.semesters.items() %}</w:t>
             </w:r>
           </w:p>
         </w:tc>
@@ -11990,27 +11251,7 @@
                 <w:szCs w:val="24"/>
                 <w:lang w:val="en-US" w:eastAsia="ru-RU"/>
               </w:rPr>
-              <w:t xml:space="preserve">{%tr for </w:t>
-            </w:r>
-            <w:proofErr w:type="spellStart"/>
-            <w:r>
-              <w:rPr>
-                <w:rFonts w:eastAsia="Times New Roman" w:cs="Arial"/>
-                <w:color w:val="000000"/>
-                <w:szCs w:val="24"/>
-                <w:lang w:val="en-US" w:eastAsia="ru-RU"/>
-              </w:rPr>
-              <w:t>i</w:t>
-            </w:r>
-            <w:proofErr w:type="spellEnd"/>
-            <w:r>
-              <w:rPr>
-                <w:rFonts w:eastAsia="Times New Roman" w:cs="Arial"/>
-                <w:color w:val="000000"/>
-                <w:szCs w:val="24"/>
-                <w:lang w:val="en-US" w:eastAsia="ru-RU"/>
-              </w:rPr>
-              <w:t xml:space="preserve"> in item %}</w:t>
+              <w:t>{%tr for i in item %}</w:t>
             </w:r>
           </w:p>
         </w:tc>
@@ -12048,47 +11289,7 @@
                 <w:szCs w:val="24"/>
                 <w:lang w:val="en-US" w:eastAsia="ru-RU"/>
               </w:rPr>
-              <w:t xml:space="preserve">{% </w:t>
-            </w:r>
-            <w:proofErr w:type="spellStart"/>
-            <w:r>
-              <w:rPr>
-                <w:rFonts w:eastAsia="Times New Roman" w:cs="Arial"/>
-                <w:color w:val="000000"/>
-                <w:szCs w:val="24"/>
-                <w:lang w:val="en-US" w:eastAsia="ru-RU"/>
-              </w:rPr>
-              <w:t>vm</w:t>
-            </w:r>
-            <w:proofErr w:type="spellEnd"/>
-            <w:r>
-              <w:rPr>
-                <w:rFonts w:eastAsia="Times New Roman" w:cs="Arial"/>
-                <w:color w:val="000000"/>
-                <w:szCs w:val="24"/>
-                <w:lang w:val="en-US" w:eastAsia="ru-RU"/>
-              </w:rPr>
-              <w:t xml:space="preserve"> </w:t>
-            </w:r>
-            <w:proofErr w:type="gramStart"/>
-            <w:r>
-              <w:rPr>
-                <w:rFonts w:eastAsia="Times New Roman" w:cs="Arial"/>
-                <w:color w:val="000000"/>
-                <w:szCs w:val="24"/>
-                <w:lang w:val="en-US" w:eastAsia="ru-RU"/>
-              </w:rPr>
-              <w:t>%}{</w:t>
-            </w:r>
-            <w:proofErr w:type="gramEnd"/>
-            <w:r>
-              <w:rPr>
-                <w:rFonts w:eastAsia="Times New Roman" w:cs="Arial"/>
-                <w:color w:val="000000"/>
-                <w:szCs w:val="24"/>
-                <w:lang w:val="en-US" w:eastAsia="ru-RU"/>
-              </w:rPr>
-              <w:t>{ key }}</w:t>
+              <w:t>{% vm %}{{ key }}</w:t>
             </w:r>
             <w:r>
               <w:rPr>
@@ -12126,7 +11327,6 @@
                 <w:lang w:val="en-US" w:eastAsia="ru-RU"/>
               </w:rPr>
             </w:pPr>
-            <w:proofErr w:type="gramStart"/>
             <w:r>
               <w:rPr>
                 <w:rFonts w:eastAsia="Times New Roman" w:cs="Arial"/>
@@ -12134,37 +11334,7 @@
                 <w:szCs w:val="24"/>
                 <w:lang w:val="en-US" w:eastAsia="ru-RU"/>
               </w:rPr>
-              <w:t xml:space="preserve">{{ </w:t>
-            </w:r>
-            <w:proofErr w:type="spellStart"/>
-            <w:r>
-              <w:rPr>
-                <w:rFonts w:eastAsia="Times New Roman" w:cs="Arial"/>
-                <w:color w:val="000000"/>
-                <w:szCs w:val="24"/>
-                <w:lang w:val="en-US" w:eastAsia="ru-RU"/>
-              </w:rPr>
-              <w:t>i</w:t>
-            </w:r>
-            <w:proofErr w:type="gramEnd"/>
-            <w:r>
-              <w:rPr>
-                <w:rFonts w:eastAsia="Times New Roman" w:cs="Arial"/>
-                <w:color w:val="000000"/>
-                <w:szCs w:val="24"/>
-                <w:lang w:val="en-US" w:eastAsia="ru-RU"/>
-              </w:rPr>
-              <w:t>.text</w:t>
-            </w:r>
-            <w:proofErr w:type="spellEnd"/>
-            <w:r>
-              <w:rPr>
-                <w:rFonts w:eastAsia="Times New Roman" w:cs="Arial"/>
-                <w:color w:val="000000"/>
-                <w:szCs w:val="24"/>
-                <w:lang w:val="en-US" w:eastAsia="ru-RU"/>
-              </w:rPr>
-              <w:t xml:space="preserve"> }}</w:t>
+              <w:t>{{ i.text }}</w:t>
             </w:r>
           </w:p>
         </w:tc>
@@ -12200,27 +11370,7 @@
                 <w:szCs w:val="24"/>
                 <w:lang w:val="en-US" w:eastAsia="ru-RU"/>
               </w:rPr>
-              <w:t xml:space="preserve">{%tr </w:t>
-            </w:r>
-            <w:proofErr w:type="spellStart"/>
-            <w:r>
-              <w:rPr>
-                <w:rFonts w:eastAsia="Times New Roman" w:cs="Arial"/>
-                <w:color w:val="000000"/>
-                <w:szCs w:val="24"/>
-                <w:lang w:val="en-US" w:eastAsia="ru-RU"/>
-              </w:rPr>
-              <w:t>endfor</w:t>
-            </w:r>
-            <w:proofErr w:type="spellEnd"/>
-            <w:r>
-              <w:rPr>
-                <w:rFonts w:eastAsia="Times New Roman" w:cs="Arial"/>
-                <w:color w:val="000000"/>
-                <w:szCs w:val="24"/>
-                <w:lang w:val="en-US" w:eastAsia="ru-RU"/>
-              </w:rPr>
-              <w:t xml:space="preserve"> %}</w:t>
+              <w:t>{%tr endfor %}</w:t>
             </w:r>
           </w:p>
         </w:tc>
@@ -12256,27 +11406,7 @@
                 <w:szCs w:val="24"/>
                 <w:lang w:val="en-US" w:eastAsia="ru-RU"/>
               </w:rPr>
-              <w:t xml:space="preserve">{%tr </w:t>
-            </w:r>
-            <w:proofErr w:type="spellStart"/>
-            <w:r>
-              <w:rPr>
-                <w:rFonts w:eastAsia="Times New Roman" w:cs="Arial"/>
-                <w:color w:val="000000"/>
-                <w:szCs w:val="24"/>
-                <w:lang w:val="en-US" w:eastAsia="ru-RU"/>
-              </w:rPr>
-              <w:t>endfor</w:t>
-            </w:r>
-            <w:proofErr w:type="spellEnd"/>
-            <w:r>
-              <w:rPr>
-                <w:rFonts w:eastAsia="Times New Roman" w:cs="Arial"/>
-                <w:color w:val="000000"/>
-                <w:szCs w:val="24"/>
-                <w:lang w:val="en-US" w:eastAsia="ru-RU"/>
-              </w:rPr>
-              <w:t xml:space="preserve"> %}</w:t>
+              <w:t>{%tr endfor %}</w:t>
             </w:r>
           </w:p>
         </w:tc>
@@ -12315,27 +11445,7 @@
                 <w:szCs w:val="24"/>
                 <w:lang w:val="en-US" w:eastAsia="ru-RU"/>
               </w:rPr>
-              <w:t xml:space="preserve">{%tr </w:t>
-            </w:r>
-            <w:proofErr w:type="spellStart"/>
-            <w:r>
-              <w:rPr>
-                <w:rFonts w:eastAsia="Times New Roman" w:cs="Arial"/>
-                <w:color w:val="000000"/>
-                <w:szCs w:val="24"/>
-                <w:lang w:val="en-US" w:eastAsia="ru-RU"/>
-              </w:rPr>
-              <w:t>endfor</w:t>
-            </w:r>
-            <w:proofErr w:type="spellEnd"/>
-            <w:r>
-              <w:rPr>
-                <w:rFonts w:eastAsia="Times New Roman" w:cs="Arial"/>
-                <w:color w:val="000000"/>
-                <w:szCs w:val="24"/>
-                <w:lang w:val="en-US" w:eastAsia="ru-RU"/>
-              </w:rPr>
-              <w:t xml:space="preserve"> %}</w:t>
+              <w:t>{%tr endfor %}</w:t>
             </w:r>
           </w:p>
         </w:tc>
@@ -12388,35 +11498,7 @@
         <w:rPr>
           <w:lang w:val="en-US"/>
         </w:rPr>
-        <w:t xml:space="preserve"> for </w:t>
-      </w:r>
-      <w:proofErr w:type="spellStart"/>
-      <w:r>
-        <w:rPr>
-          <w:lang w:val="en-US"/>
-        </w:rPr>
-        <w:t>i</w:t>
-      </w:r>
-      <w:proofErr w:type="spellEnd"/>
-      <w:r>
-        <w:rPr>
-          <w:lang w:val="en-US"/>
-        </w:rPr>
-        <w:t xml:space="preserve"> in </w:t>
-      </w:r>
-      <w:proofErr w:type="spellStart"/>
-      <w:r>
-        <w:rPr>
-          <w:lang w:val="en-US"/>
-        </w:rPr>
-        <w:t>scientific_dissert</w:t>
-      </w:r>
-      <w:proofErr w:type="spellEnd"/>
-      <w:r>
-        <w:rPr>
-          <w:lang w:val="en-US"/>
-        </w:rPr>
-        <w:t xml:space="preserve"> %}</w:t>
+        <w:t xml:space="preserve"> for i in scientific_dissert %}</w:t>
       </w:r>
     </w:p>
     <w:p>
@@ -12434,33 +11516,11 @@
           <w:lang w:val="en-US"/>
         </w:rPr>
       </w:pPr>
-      <w:proofErr w:type="gramStart"/>
       <w:r>
         <w:rPr>
           <w:lang w:val="en-US"/>
         </w:rPr>
-        <w:t xml:space="preserve">{{ </w:t>
-      </w:r>
-      <w:proofErr w:type="spellStart"/>
-      <w:r>
-        <w:rPr>
-          <w:lang w:val="en-US"/>
-        </w:rPr>
-        <w:t>i</w:t>
-      </w:r>
-      <w:proofErr w:type="gramEnd"/>
-      <w:r>
-        <w:rPr>
-          <w:lang w:val="en-US"/>
-        </w:rPr>
-        <w:t>.text</w:t>
-      </w:r>
-      <w:proofErr w:type="spellEnd"/>
-      <w:r>
-        <w:rPr>
-          <w:lang w:val="en-US"/>
-        </w:rPr>
-        <w:t xml:space="preserve"> }}</w:t>
+        <w:t>{{ i.text }}</w:t>
       </w:r>
     </w:p>
     <w:p>
@@ -12476,21 +11536,7 @@
         <w:rPr>
           <w:lang w:val="en-US"/>
         </w:rPr>
-        <w:t xml:space="preserve">- </w:t>
-      </w:r>
-      <w:proofErr w:type="spellStart"/>
-      <w:r>
-        <w:rPr>
-          <w:lang w:val="en-US"/>
-        </w:rPr>
-        <w:t>endfor</w:t>
-      </w:r>
-      <w:proofErr w:type="spellEnd"/>
-      <w:r>
-        <w:rPr>
-          <w:lang w:val="en-US"/>
-        </w:rPr>
-        <w:t xml:space="preserve"> %}</w:t>
+        <w:t>- endfor %}</w:t>
       </w:r>
     </w:p>
     <w:p/>
@@ -12541,35 +11587,7 @@
         <w:rPr>
           <w:lang w:val="en-US"/>
         </w:rPr>
-        <w:t xml:space="preserve"> for </w:t>
-      </w:r>
-      <w:proofErr w:type="spellStart"/>
-      <w:r>
-        <w:rPr>
-          <w:lang w:val="en-US"/>
-        </w:rPr>
-        <w:t>i</w:t>
-      </w:r>
-      <w:proofErr w:type="spellEnd"/>
-      <w:r>
-        <w:rPr>
-          <w:lang w:val="en-US"/>
-        </w:rPr>
-        <w:t xml:space="preserve"> in </w:t>
-      </w:r>
-      <w:proofErr w:type="spellStart"/>
-      <w:r>
-        <w:rPr>
-          <w:lang w:val="en-US"/>
-        </w:rPr>
-        <w:t>scientific_publish</w:t>
-      </w:r>
-      <w:proofErr w:type="spellEnd"/>
-      <w:r>
-        <w:rPr>
-          <w:lang w:val="en-US"/>
-        </w:rPr>
-        <w:t xml:space="preserve"> %}</w:t>
+        <w:t xml:space="preserve"> for i in scientific_publish %}</w:t>
       </w:r>
     </w:p>
     <w:p>
@@ -12587,33 +11605,11 @@
           <w:lang w:val="en-US"/>
         </w:rPr>
       </w:pPr>
-      <w:proofErr w:type="gramStart"/>
       <w:r>
         <w:rPr>
           <w:lang w:val="en-US"/>
         </w:rPr>
-        <w:t xml:space="preserve">{{ </w:t>
-      </w:r>
-      <w:proofErr w:type="spellStart"/>
-      <w:r>
-        <w:rPr>
-          <w:lang w:val="en-US"/>
-        </w:rPr>
-        <w:t>i</w:t>
-      </w:r>
-      <w:proofErr w:type="gramEnd"/>
-      <w:r>
-        <w:rPr>
-          <w:lang w:val="en-US"/>
-        </w:rPr>
-        <w:t>.text</w:t>
-      </w:r>
-      <w:proofErr w:type="spellEnd"/>
-      <w:r>
-        <w:rPr>
-          <w:lang w:val="en-US"/>
-        </w:rPr>
-        <w:t xml:space="preserve"> }}</w:t>
+        <w:t>{{ i.text }}</w:t>
       </w:r>
     </w:p>
     <w:p>
@@ -12624,21 +11620,7 @@
         <w:rPr>
           <w:lang w:val="en-US"/>
         </w:rPr>
-        <w:t xml:space="preserve">- </w:t>
-      </w:r>
-      <w:proofErr w:type="spellStart"/>
-      <w:r>
-        <w:rPr>
-          <w:lang w:val="en-US"/>
-        </w:rPr>
-        <w:t>endfor</w:t>
-      </w:r>
-      <w:proofErr w:type="spellEnd"/>
-      <w:r>
-        <w:rPr>
-          <w:lang w:val="en-US"/>
-        </w:rPr>
-        <w:t xml:space="preserve"> %}</w:t>
+        <w:t>- endfor %}</w:t>
       </w:r>
     </w:p>
     <w:p>
@@ -13417,7 +12399,7 @@
 </file>
 
 <file path=word/numbering.xml><?xml version="1.0" encoding="utf-8"?>
-<w:numbering xmlns:wpc="http://schemas.microsoft.com/office/word/2010/wordprocessingCanvas" xmlns:cx="http://schemas.microsoft.com/office/drawing/2014/chartex" xmlns:cx1="http://schemas.microsoft.com/office/drawing/2015/9/8/chartex" xmlns:cx2="http://schemas.microsoft.com/office/drawing/2015/10/21/chartex" xmlns:cx3="http://schemas.microsoft.com/office/drawing/2016/5/9/chartex" xmlns:cx4="http://schemas.microsoft.com/office/drawing/2016/5/10/chartex" xmlns:cx5="http://schemas.microsoft.com/office/drawing/2016/5/11/chartex" xmlns:cx6="http://schemas.microsoft.com/office/drawing/2016/5/12/chartex" xmlns:cx7="http://schemas.microsoft.com/office/drawing/2016/5/13/chartex" xmlns:cx8="http://schemas.microsoft.com/office/drawing/2016/5/14/chartex" xmlns:mc="http://schemas.openxmlformats.org/markup-compatibility/2006" xmlns:aink="http://schemas.microsoft.com/office/drawing/2016/ink" xmlns:am3d="http://schemas.microsoft.com/office/drawing/2017/model3d" xmlns:o="urn:schemas-microsoft-com:office:office" xmlns:r="http://schemas.openxmlformats.org/officeDocument/2006/relationships" xmlns:m="http://schemas.openxmlformats.org/officeDocument/2006/math" xmlns:v="urn:schemas-microsoft-com:vml" xmlns:wp14="http://schemas.microsoft.com/office/word/2010/wordprocessingDrawing" xmlns:wp="http://schemas.openxmlformats.org/drawingml/2006/wordprocessingDrawing" xmlns:w10="urn:schemas-microsoft-com:office:word" xmlns:w="http://schemas.openxmlformats.org/wordprocessingml/2006/main" xmlns:w14="http://schemas.microsoft.com/office/word/2010/wordml" xmlns:w15="http://schemas.microsoft.com/office/word/2012/wordml" xmlns:w16cex="http://schemas.microsoft.com/office/word/2018/wordml/cex" xmlns:w16cid="http://schemas.microsoft.com/office/word/2016/wordml/cid" xmlns:w16="http://schemas.microsoft.com/office/word/2018/wordml" xmlns:w16sdtdh="http://schemas.microsoft.com/office/word/2020/wordml/sdtdatahash" xmlns:w16se="http://schemas.microsoft.com/office/word/2015/wordml/symex" xmlns:wpg="http://schemas.microsoft.com/office/word/2010/wordprocessingGroup" xmlns:wpi="http://schemas.microsoft.com/office/word/2010/wordprocessingInk" xmlns:wne="http://schemas.microsoft.com/office/word/2006/wordml" xmlns:wps="http://schemas.microsoft.com/office/word/2010/wordprocessingShape" mc:Ignorable="w14 w15 w16se w16cid w16 w16cex w16sdtdh wp14">
+<w:numbering xmlns:wpc="http://schemas.microsoft.com/office/word/2010/wordprocessingCanvas" xmlns:cx="http://schemas.microsoft.com/office/drawing/2014/chartex" xmlns:cx1="http://schemas.microsoft.com/office/drawing/2015/9/8/chartex" xmlns:cx2="http://schemas.microsoft.com/office/drawing/2015/10/21/chartex" xmlns:cx3="http://schemas.microsoft.com/office/drawing/2016/5/9/chartex" xmlns:cx4="http://schemas.microsoft.com/office/drawing/2016/5/10/chartex" xmlns:cx5="http://schemas.microsoft.com/office/drawing/2016/5/11/chartex" xmlns:cx6="http://schemas.microsoft.com/office/drawing/2016/5/12/chartex" xmlns:cx7="http://schemas.microsoft.com/office/drawing/2016/5/13/chartex" xmlns:cx8="http://schemas.microsoft.com/office/drawing/2016/5/14/chartex" xmlns:mc="http://schemas.openxmlformats.org/markup-compatibility/2006" xmlns:aink="http://schemas.microsoft.com/office/drawing/2016/ink" xmlns:am3d="http://schemas.microsoft.com/office/drawing/2017/model3d" xmlns:o="urn:schemas-microsoft-com:office:office" xmlns:oel="http://schemas.microsoft.com/office/2019/extlst" xmlns:r="http://schemas.openxmlformats.org/officeDocument/2006/relationships" xmlns:m="http://schemas.openxmlformats.org/officeDocument/2006/math" xmlns:v="urn:schemas-microsoft-com:vml" xmlns:wp14="http://schemas.microsoft.com/office/word/2010/wordprocessingDrawing" xmlns:wp="http://schemas.openxmlformats.org/drawingml/2006/wordprocessingDrawing" xmlns:w10="urn:schemas-microsoft-com:office:word" xmlns:w="http://schemas.openxmlformats.org/wordprocessingml/2006/main" xmlns:w14="http://schemas.microsoft.com/office/word/2010/wordml" xmlns:w15="http://schemas.microsoft.com/office/word/2012/wordml" xmlns:w16cex="http://schemas.microsoft.com/office/word/2018/wordml/cex" xmlns:w16cid="http://schemas.microsoft.com/office/word/2016/wordml/cid" xmlns:w16="http://schemas.microsoft.com/office/word/2018/wordml" xmlns:w16du="http://schemas.microsoft.com/office/word/2023/wordml/word16du" xmlns:w16sdtdh="http://schemas.microsoft.com/office/word/2020/wordml/sdtdatahash" xmlns:w16sdtfl="http://schemas.microsoft.com/office/word/2024/wordml/sdtformatlock" xmlns:w16se="http://schemas.microsoft.com/office/word/2015/wordml/symex" xmlns:wpg="http://schemas.microsoft.com/office/word/2010/wordprocessingGroup" xmlns:wpi="http://schemas.microsoft.com/office/word/2010/wordprocessingInk" xmlns:wne="http://schemas.microsoft.com/office/word/2006/wordml" xmlns:wps="http://schemas.microsoft.com/office/word/2010/wordprocessingShape" mc:Ignorable="w14 w15 w16se w16cid w16 w16cex w16sdtdh w16sdtfl w16du wp14">
   <w:abstractNum w:abstractNumId="0" w15:restartNumberingAfterBreak="0">
     <w:nsid w:val="38E848D4"/>
     <w:multiLevelType w:val="hybridMultilevel"/>
@@ -13824,13 +12806,13 @@
       </w:pPr>
     </w:lvl>
   </w:abstractNum>
-  <w:num w:numId="1">
+  <w:num w:numId="1" w16cid:durableId="2065639845">
     <w:abstractNumId w:val="3"/>
   </w:num>
-  <w:num w:numId="2">
+  <w:num w:numId="2" w16cid:durableId="928346844">
     <w:abstractNumId w:val="2"/>
   </w:num>
-  <w:num w:numId="3">
+  <w:num w:numId="3" w16cid:durableId="981932702">
     <w:abstractNumId w:val="1"/>
     <w:lvlOverride w:ilvl="0">
       <w:startOverride w:val="1"/>
@@ -13860,20 +12842,20 @@
       <w:startOverride w:val="1"/>
     </w:lvlOverride>
   </w:num>
-  <w:num w:numId="4">
+  <w:num w:numId="4" w16cid:durableId="164370155">
     <w:abstractNumId w:val="0"/>
   </w:num>
-  <w:num w:numId="5">
+  <w:num w:numId="5" w16cid:durableId="1799030823">
     <w:abstractNumId w:val="1"/>
   </w:num>
-  <w:num w:numId="6">
+  <w:num w:numId="6" w16cid:durableId="1176073233">
     <w:abstractNumId w:val="3"/>
   </w:num>
 </w:numbering>
 </file>
 
 <file path=word/styles.xml><?xml version="1.0" encoding="utf-8"?>
-<w:styles xmlns:mc="http://schemas.openxmlformats.org/markup-compatibility/2006" xmlns:r="http://schemas.openxmlformats.org/officeDocument/2006/relationships" xmlns:w="http://schemas.openxmlformats.org/wordprocessingml/2006/main" xmlns:w14="http://schemas.microsoft.com/office/word/2010/wordml" xmlns:w15="http://schemas.microsoft.com/office/word/2012/wordml" xmlns:w16cex="http://schemas.microsoft.com/office/word/2018/wordml/cex" xmlns:w16cid="http://schemas.microsoft.com/office/word/2016/wordml/cid" xmlns:w16="http://schemas.microsoft.com/office/word/2018/wordml" xmlns:w16sdtdh="http://schemas.microsoft.com/office/word/2020/wordml/sdtdatahash" xmlns:w16se="http://schemas.microsoft.com/office/word/2015/wordml/symex" mc:Ignorable="w14 w15 w16se w16cid w16 w16cex w16sdtdh">
+<w:styles xmlns:mc="http://schemas.openxmlformats.org/markup-compatibility/2006" xmlns:r="http://schemas.openxmlformats.org/officeDocument/2006/relationships" xmlns:w="http://schemas.openxmlformats.org/wordprocessingml/2006/main" xmlns:w14="http://schemas.microsoft.com/office/word/2010/wordml" xmlns:w15="http://schemas.microsoft.com/office/word/2012/wordml" xmlns:w16cex="http://schemas.microsoft.com/office/word/2018/wordml/cex" xmlns:w16cid="http://schemas.microsoft.com/office/word/2016/wordml/cid" xmlns:w16="http://schemas.microsoft.com/office/word/2018/wordml" xmlns:w16du="http://schemas.microsoft.com/office/word/2023/wordml/word16du" xmlns:w16sdtdh="http://schemas.microsoft.com/office/word/2020/wordml/sdtdatahash" xmlns:w16sdtfl="http://schemas.microsoft.com/office/word/2024/wordml/sdtformatlock" xmlns:w16se="http://schemas.microsoft.com/office/word/2015/wordml/symex" mc:Ignorable="w14 w15 w16se w16cid w16 w16cex w16sdtdh w16sdtfl w16du">
   <w:docDefaults>
     <w:rPrDefault>
       <w:rPr>

--- a/templates/docxRPD/scientific_third.docx
+++ b/templates/docxRPD/scientific_third.docx
@@ -12373,7 +12373,7 @@
           <w:sz w:val="24"/>
           <w:szCs w:val="24"/>
         </w:rPr>
-        <w:t>Аспирантам, получившим на итоговой аттестации неудовлетворительные результаты (не зачтено), не позднее 30 календарных дней с даты проведения итоговой аттестации выдается справка об освоении программы аспирантуры, а также заключение, содержащее информацию о несоответствии диссертации критериям, установленным в соответствии с Федеральным законом «О науке и государственной научно-технической политике».</w:t>
+        <w:t>Аспирантам, получившим на итоговой аттестации неудовлетворительные результаты (не зачтено), выдается справка об освоении программы аспирантуры, а также заключение, содержащее информацию о несоответствии диссертации критериям, установленным в соответствии с Федеральным законом «О науке и государственной научно-технической политике».</w:t>
       </w:r>
     </w:p>
     <w:p>
